--- a/docker_cheetsheet.docx
+++ b/docker_cheetsheet.docx
@@ -217,7 +217,7 @@
     <w:p>
       <w:r>
         <w:pict w14:anchorId="7485710A">
-          <v:rect id="_x0000_i1453" style="width:0;height:1.5pt" o:hralign="center" o:hrstd="t" o:hr="t" fillcolor="#a0a0a0" stroked="f"/>
+          <v:rect id="_x0000_i1025" style="width:0;height:1.5pt" o:hralign="center" o:hrstd="t" o:hr="t" fillcolor="#a0a0a0" stroked="f"/>
         </w:pict>
       </w:r>
     </w:p>
@@ -447,7 +447,7 @@
     <w:p>
       <w:r>
         <w:pict w14:anchorId="06ED6FFA">
-          <v:rect id="_x0000_i1337" style="width:0;height:1.5pt" o:hralign="center" o:hrstd="t" o:hr="t" fillcolor="#a0a0a0" stroked="f"/>
+          <v:rect id="_x0000_i1026" style="width:0;height:1.5pt" o:hralign="center" o:hrstd="t" o:hr="t" fillcolor="#a0a0a0" stroked="f"/>
         </w:pict>
       </w:r>
     </w:p>
@@ -496,7 +496,7 @@
     <w:p>
       <w:r>
         <w:pict w14:anchorId="5DED78CD">
-          <v:rect id="_x0000_i1338" style="width:0;height:1.5pt" o:hralign="center" o:hrstd="t" o:hr="t" fillcolor="#a0a0a0" stroked="f"/>
+          <v:rect id="_x0000_i1027" style="width:0;height:1.5pt" o:hralign="center" o:hrstd="t" o:hr="t" fillcolor="#a0a0a0" stroked="f"/>
         </w:pict>
       </w:r>
     </w:p>
@@ -645,7 +645,7 @@
     <w:p>
       <w:r>
         <w:pict w14:anchorId="7A40260A">
-          <v:rect id="_x0000_i1339" style="width:0;height:1.5pt" o:hralign="center" o:hrstd="t" o:hr="t" fillcolor="#a0a0a0" stroked="f"/>
+          <v:rect id="_x0000_i1028" style="width:0;height:1.5pt" o:hralign="center" o:hrstd="t" o:hr="t" fillcolor="#a0a0a0" stroked="f"/>
         </w:pict>
       </w:r>
     </w:p>
@@ -676,7 +676,7 @@
     <w:p>
       <w:r>
         <w:pict w14:anchorId="0A00381C">
-          <v:rect id="_x0000_i1340" style="width:0;height:1.5pt" o:hralign="center" o:hrstd="t" o:hr="t" fillcolor="#a0a0a0" stroked="f"/>
+          <v:rect id="_x0000_i1029" style="width:0;height:1.5pt" o:hralign="center" o:hrstd="t" o:hr="t" fillcolor="#a0a0a0" stroked="f"/>
         </w:pict>
       </w:r>
     </w:p>
@@ -713,7 +713,7 @@
     <w:p>
       <w:r>
         <w:pict w14:anchorId="457541FE">
-          <v:rect id="_x0000_i1341" style="width:0;height:1.5pt" o:hralign="center" o:hrstd="t" o:hr="t" fillcolor="#a0a0a0" stroked="f"/>
+          <v:rect id="_x0000_i1030" style="width:0;height:1.5pt" o:hralign="center" o:hrstd="t" o:hr="t" fillcolor="#a0a0a0" stroked="f"/>
         </w:pict>
       </w:r>
     </w:p>
@@ -931,7 +931,7 @@
     <w:p>
       <w:r>
         <w:pict w14:anchorId="3E71937A">
-          <v:rect id="_x0000_i1342" style="width:0;height:1.5pt" o:hralign="center" o:hrstd="t" o:hr="t" fillcolor="#a0a0a0" stroked="f"/>
+          <v:rect id="_x0000_i1031" style="width:0;height:1.5pt" o:hralign="center" o:hrstd="t" o:hr="t" fillcolor="#a0a0a0" stroked="f"/>
         </w:pict>
       </w:r>
     </w:p>
@@ -980,7 +980,7 @@
     <w:p>
       <w:r>
         <w:pict w14:anchorId="26337FDF">
-          <v:rect id="_x0000_i1343" style="width:0;height:1.5pt" o:hralign="center" o:hrstd="t" o:hr="t" fillcolor="#a0a0a0" stroked="f"/>
+          <v:rect id="_x0000_i1032" style="width:0;height:1.5pt" o:hralign="center" o:hrstd="t" o:hr="t" fillcolor="#a0a0a0" stroked="f"/>
         </w:pict>
       </w:r>
     </w:p>
@@ -1069,7 +1069,7 @@
     <w:p>
       <w:r>
         <w:pict w14:anchorId="20BD4B9B">
-          <v:rect id="_x0000_i1344" style="width:0;height:1.5pt" o:hralign="center" o:hrstd="t" o:hr="t" fillcolor="#a0a0a0" stroked="f"/>
+          <v:rect id="_x0000_i1033" style="width:0;height:1.5pt" o:hralign="center" o:hrstd="t" o:hr="t" fillcolor="#a0a0a0" stroked="f"/>
         </w:pict>
       </w:r>
     </w:p>
@@ -1117,7 +1117,7 @@
     <w:p>
       <w:r>
         <w:pict w14:anchorId="190A38A0">
-          <v:rect id="_x0000_i1345" style="width:0;height:1.5pt" o:hralign="center" o:hrstd="t" o:hr="t" fillcolor="#a0a0a0" stroked="f"/>
+          <v:rect id="_x0000_i1034" style="width:0;height:1.5pt" o:hralign="center" o:hrstd="t" o:hr="t" fillcolor="#a0a0a0" stroked="f"/>
         </w:pict>
       </w:r>
     </w:p>
@@ -1149,7 +1149,7 @@
     <w:p>
       <w:r>
         <w:pict w14:anchorId="382B1842">
-          <v:rect id="_x0000_i1346" style="width:0;height:1.5pt" o:hralign="center" o:hrstd="t" o:hr="t" fillcolor="#a0a0a0" stroked="f"/>
+          <v:rect id="_x0000_i1035" style="width:0;height:1.5pt" o:hralign="center" o:hrstd="t" o:hr="t" fillcolor="#a0a0a0" stroked="f"/>
         </w:pict>
       </w:r>
     </w:p>
@@ -1236,7 +1236,7 @@
     <w:p>
       <w:r>
         <w:pict w14:anchorId="684E766A">
-          <v:rect id="_x0000_i1347" style="width:0;height:1.5pt" o:hralign="center" o:hrstd="t" o:hr="t" fillcolor="#a0a0a0" stroked="f"/>
+          <v:rect id="_x0000_i1036" style="width:0;height:1.5pt" o:hralign="center" o:hrstd="t" o:hr="t" fillcolor="#a0a0a0" stroked="f"/>
         </w:pict>
       </w:r>
     </w:p>
@@ -1293,7 +1293,7 @@
     <w:p>
       <w:r>
         <w:pict w14:anchorId="2521A391">
-          <v:rect id="_x0000_i1348" style="width:0;height:1.5pt" o:hralign="center" o:hrstd="t" o:hr="t" fillcolor="#a0a0a0" stroked="f"/>
+          <v:rect id="_x0000_i1037" style="width:0;height:1.5pt" o:hralign="center" o:hrstd="t" o:hr="t" fillcolor="#a0a0a0" stroked="f"/>
         </w:pict>
       </w:r>
     </w:p>
@@ -1459,7 +1459,7 @@
       <w:r>
         <w:lastRenderedPageBreak/>
         <w:pict w14:anchorId="168CAA1A">
-          <v:rect id="_x0000_i1349" style="width:0;height:1.5pt" o:hralign="center" o:hrstd="t" o:hr="t" fillcolor="#a0a0a0" stroked="f"/>
+          <v:rect id="_x0000_i1038" style="width:0;height:1.5pt" o:hralign="center" o:hrstd="t" o:hr="t" fillcolor="#a0a0a0" stroked="f"/>
         </w:pict>
       </w:r>
     </w:p>
@@ -1480,7 +1480,7 @@
     <w:p>
       <w:r>
         <w:pict w14:anchorId="2D66524E">
-          <v:rect id="_x0000_i1350" style="width:0;height:1.5pt" o:hralign="center" o:hrstd="t" o:hr="t" fillcolor="#a0a0a0" stroked="f"/>
+          <v:rect id="_x0000_i1039" style="width:0;height:1.5pt" o:hralign="center" o:hrstd="t" o:hr="t" fillcolor="#a0a0a0" stroked="f"/>
         </w:pict>
       </w:r>
     </w:p>
@@ -1560,7 +1560,7 @@
     <w:p>
       <w:r>
         <w:pict w14:anchorId="49705047">
-          <v:rect id="_x0000_i1351" style="width:0;height:1.5pt" o:hralign="center" o:hrstd="t" o:hr="t" fillcolor="#a0a0a0" stroked="f"/>
+          <v:rect id="_x0000_i1040" style="width:0;height:1.5pt" o:hralign="center" o:hrstd="t" o:hr="t" fillcolor="#a0a0a0" stroked="f"/>
         </w:pict>
       </w:r>
     </w:p>
@@ -1634,7 +1634,7 @@
     <w:p>
       <w:r>
         <w:pict w14:anchorId="74C49ABE">
-          <v:rect id="_x0000_i1352" style="width:0;height:1.5pt" o:hralign="center" o:hrstd="t" o:hr="t" fillcolor="#a0a0a0" stroked="f"/>
+          <v:rect id="_x0000_i1041" style="width:0;height:1.5pt" o:hralign="center" o:hrstd="t" o:hr="t" fillcolor="#a0a0a0" stroked="f"/>
         </w:pict>
       </w:r>
     </w:p>
@@ -1695,7 +1695,7 @@
     <w:p>
       <w:r>
         <w:pict w14:anchorId="35715AE4">
-          <v:rect id="_x0000_i1353" style="width:0;height:1.5pt" o:hralign="center" o:hrstd="t" o:hr="t" fillcolor="#a0a0a0" stroked="f"/>
+          <v:rect id="_x0000_i1042" style="width:0;height:1.5pt" o:hralign="center" o:hrstd="t" o:hr="t" fillcolor="#a0a0a0" stroked="f"/>
         </w:pict>
       </w:r>
     </w:p>
@@ -1739,7 +1739,7 @@
     <w:p>
       <w:r>
         <w:pict w14:anchorId="58B8BE02">
-          <v:rect id="_x0000_i1354" style="width:0;height:1.5pt" o:hralign="center" o:hrstd="t" o:hr="t" fillcolor="#a0a0a0" stroked="f"/>
+          <v:rect id="_x0000_i1043" style="width:0;height:1.5pt" o:hralign="center" o:hrstd="t" o:hr="t" fillcolor="#a0a0a0" stroked="f"/>
         </w:pict>
       </w:r>
     </w:p>
@@ -1783,7 +1783,7 @@
     <w:p>
       <w:r>
         <w:pict w14:anchorId="425E431F">
-          <v:rect id="_x0000_i1355" style="width:0;height:1.5pt" o:hralign="center" o:hrstd="t" o:hr="t" fillcolor="#a0a0a0" stroked="f"/>
+          <v:rect id="_x0000_i1044" style="width:0;height:1.5pt" o:hralign="center" o:hrstd="t" o:hr="t" fillcolor="#a0a0a0" stroked="f"/>
         </w:pict>
       </w:r>
     </w:p>
@@ -1843,7 +1843,7 @@
     <w:p>
       <w:r>
         <w:pict w14:anchorId="3541C16C">
-          <v:rect id="_x0000_i1356" style="width:0;height:1.5pt" o:hralign="center" o:hrstd="t" o:hr="t" fillcolor="#a0a0a0" stroked="f"/>
+          <v:rect id="_x0000_i1045" style="width:0;height:1.5pt" o:hralign="center" o:hrstd="t" o:hr="t" fillcolor="#a0a0a0" stroked="f"/>
         </w:pict>
       </w:r>
     </w:p>
@@ -1883,7 +1883,7 @@
     <w:p>
       <w:r>
         <w:pict w14:anchorId="36A618D0">
-          <v:rect id="_x0000_i1357" style="width:0;height:1.5pt" o:hralign="center" o:hrstd="t" o:hr="t" fillcolor="#a0a0a0" stroked="f"/>
+          <v:rect id="_x0000_i1046" style="width:0;height:1.5pt" o:hralign="center" o:hrstd="t" o:hr="t" fillcolor="#a0a0a0" stroked="f"/>
         </w:pict>
       </w:r>
     </w:p>
@@ -1968,7 +1968,7 @@
     <w:p>
       <w:r>
         <w:pict w14:anchorId="1D12AF78">
-          <v:rect id="_x0000_i1358" style="width:0;height:1.5pt" o:hralign="center" o:hrstd="t" o:hr="t" fillcolor="#a0a0a0" stroked="f"/>
+          <v:rect id="_x0000_i1047" style="width:0;height:1.5pt" o:hralign="center" o:hrstd="t" o:hr="t" fillcolor="#a0a0a0" stroked="f"/>
         </w:pict>
       </w:r>
     </w:p>
@@ -2000,7 +2000,7 @@
     <w:p>
       <w:r>
         <w:pict w14:anchorId="70E24224">
-          <v:rect id="_x0000_i1359" style="width:0;height:1.5pt" o:hralign="center" o:hrstd="t" o:hr="t" fillcolor="#a0a0a0" stroked="f"/>
+          <v:rect id="_x0000_i1048" style="width:0;height:1.5pt" o:hralign="center" o:hrstd="t" o:hr="t" fillcolor="#a0a0a0" stroked="f"/>
         </w:pict>
       </w:r>
     </w:p>
@@ -2065,7 +2065,7 @@
     <w:p>
       <w:r>
         <w:pict w14:anchorId="33105E15">
-          <v:rect id="_x0000_i1360" style="width:0;height:1.5pt" o:hralign="center" o:hrstd="t" o:hr="t" fillcolor="#a0a0a0" stroked="f"/>
+          <v:rect id="_x0000_i1049" style="width:0;height:1.5pt" o:hralign="center" o:hrstd="t" o:hr="t" fillcolor="#a0a0a0" stroked="f"/>
         </w:pict>
       </w:r>
     </w:p>
@@ -2240,7 +2240,7 @@
     <w:p>
       <w:r>
         <w:pict w14:anchorId="15F620FA">
-          <v:rect id="_x0000_i1361" style="width:0;height:1.5pt" o:hralign="center" o:hrstd="t" o:hr="t" fillcolor="#a0a0a0" stroked="f"/>
+          <v:rect id="_x0000_i1050" style="width:0;height:1.5pt" o:hralign="center" o:hrstd="t" o:hr="t" fillcolor="#a0a0a0" stroked="f"/>
         </w:pict>
       </w:r>
     </w:p>
@@ -2281,7 +2281,7 @@
     <w:p>
       <w:r>
         <w:pict w14:anchorId="1E5BC607">
-          <v:rect id="_x0000_i1362" style="width:0;height:1.5pt" o:hralign="center" o:hrstd="t" o:hr="t" fillcolor="#a0a0a0" stroked="f"/>
+          <v:rect id="_x0000_i1051" style="width:0;height:1.5pt" o:hralign="center" o:hrstd="t" o:hr="t" fillcolor="#a0a0a0" stroked="f"/>
         </w:pict>
       </w:r>
     </w:p>
@@ -2302,7 +2302,7 @@
     <w:p>
       <w:r>
         <w:pict w14:anchorId="41C8BEA7">
-          <v:rect id="_x0000_i1363" style="width:0;height:1.5pt" o:hralign="center" o:hrstd="t" o:hr="t" fillcolor="#a0a0a0" stroked="f"/>
+          <v:rect id="_x0000_i1052" style="width:0;height:1.5pt" o:hralign="center" o:hrstd="t" o:hr="t" fillcolor="#a0a0a0" stroked="f"/>
         </w:pict>
       </w:r>
     </w:p>
@@ -2335,7 +2335,7 @@
     <w:p>
       <w:r>
         <w:pict w14:anchorId="4D46EAC7">
-          <v:rect id="_x0000_i1364" style="width:0;height:1.5pt" o:hralign="center" o:hrstd="t" o:hr="t" fillcolor="#a0a0a0" stroked="f"/>
+          <v:rect id="_x0000_i1053" style="width:0;height:1.5pt" o:hralign="center" o:hrstd="t" o:hr="t" fillcolor="#a0a0a0" stroked="f"/>
         </w:pict>
       </w:r>
     </w:p>
@@ -2423,7 +2423,7 @@
     <w:p>
       <w:r>
         <w:pict w14:anchorId="34A9B387">
-          <v:rect id="_x0000_i1365" style="width:0;height:1.5pt" o:hralign="center" o:hrstd="t" o:hr="t" fillcolor="#a0a0a0" stroked="f"/>
+          <v:rect id="_x0000_i1054" style="width:0;height:1.5pt" o:hralign="center" o:hrstd="t" o:hr="t" fillcolor="#a0a0a0" stroked="f"/>
         </w:pict>
       </w:r>
     </w:p>
@@ -2468,7 +2468,7 @@
     <w:p>
       <w:r>
         <w:pict w14:anchorId="6D5916B6">
-          <v:rect id="_x0000_i1366" style="width:0;height:1.5pt" o:hralign="center" o:hrstd="t" o:hr="t" fillcolor="#a0a0a0" stroked="f"/>
+          <v:rect id="_x0000_i1055" style="width:0;height:1.5pt" o:hralign="center" o:hrstd="t" o:hr="t" fillcolor="#a0a0a0" stroked="f"/>
         </w:pict>
       </w:r>
     </w:p>
@@ -2517,7 +2517,7 @@
     <w:p>
       <w:r>
         <w:pict w14:anchorId="0DC927B3">
-          <v:rect id="_x0000_i1367" style="width:0;height:1.5pt" o:hralign="center" o:hrstd="t" o:hr="t" fillcolor="#a0a0a0" stroked="f"/>
+          <v:rect id="_x0000_i1056" style="width:0;height:1.5pt" o:hralign="center" o:hrstd="t" o:hr="t" fillcolor="#a0a0a0" stroked="f"/>
         </w:pict>
       </w:r>
     </w:p>
@@ -2550,7 +2550,7 @@
     <w:p>
       <w:r>
         <w:pict w14:anchorId="7904C0EF">
-          <v:rect id="_x0000_i1368" style="width:0;height:1.5pt" o:hralign="center" o:hrstd="t" o:hr="t" fillcolor="#a0a0a0" stroked="f"/>
+          <v:rect id="_x0000_i1057" style="width:0;height:1.5pt" o:hralign="center" o:hrstd="t" o:hr="t" fillcolor="#a0a0a0" stroked="f"/>
         </w:pict>
       </w:r>
     </w:p>
@@ -2583,7 +2583,7 @@
     <w:p>
       <w:r>
         <w:pict w14:anchorId="466A98E5">
-          <v:rect id="_x0000_i1369" style="width:0;height:1.5pt" o:hralign="center" o:hrstd="t" o:hr="t" fillcolor="#a0a0a0" stroked="f"/>
+          <v:rect id="_x0000_i1058" style="width:0;height:1.5pt" o:hralign="center" o:hrstd="t" o:hr="t" fillcolor="#a0a0a0" stroked="f"/>
         </w:pict>
       </w:r>
     </w:p>
@@ -2731,7 +2731,7 @@
     <w:p>
       <w:r>
         <w:pict w14:anchorId="02785DA4">
-          <v:rect id="_x0000_i1370" style="width:0;height:1.5pt" o:hralign="center" o:hrstd="t" o:hr="t" fillcolor="#a0a0a0" stroked="f"/>
+          <v:rect id="_x0000_i1059" style="width:0;height:1.5pt" o:hralign="center" o:hrstd="t" o:hr="t" fillcolor="#a0a0a0" stroked="f"/>
         </w:pict>
       </w:r>
     </w:p>
@@ -2763,7 +2763,7 @@
     <w:p>
       <w:r>
         <w:pict w14:anchorId="5EAD04E3">
-          <v:rect id="_x0000_i1371" style="width:0;height:1.5pt" o:hralign="center" o:hrstd="t" o:hr="t" fillcolor="#a0a0a0" stroked="f"/>
+          <v:rect id="_x0000_i1060" style="width:0;height:1.5pt" o:hralign="center" o:hrstd="t" o:hr="t" fillcolor="#a0a0a0" stroked="f"/>
         </w:pict>
       </w:r>
     </w:p>
@@ -2796,7 +2796,7 @@
     <w:p>
       <w:r>
         <w:pict w14:anchorId="2EA16E08">
-          <v:rect id="_x0000_i1372" style="width:0;height:1.5pt" o:hralign="center" o:hrstd="t" o:hr="t" fillcolor="#a0a0a0" stroked="f"/>
+          <v:rect id="_x0000_i1061" style="width:0;height:1.5pt" o:hralign="center" o:hrstd="t" o:hr="t" fillcolor="#a0a0a0" stroked="f"/>
         </w:pict>
       </w:r>
     </w:p>
@@ -2823,7 +2823,7 @@
     <w:p>
       <w:r>
         <w:pict w14:anchorId="0206F32A">
-          <v:rect id="_x0000_i1373" style="width:0;height:1.5pt" o:hralign="center" o:hrstd="t" o:hr="t" fillcolor="#a0a0a0" stroked="f"/>
+          <v:rect id="_x0000_i1062" style="width:0;height:1.5pt" o:hralign="center" o:hrstd="t" o:hr="t" fillcolor="#a0a0a0" stroked="f"/>
         </w:pict>
       </w:r>
     </w:p>
@@ -2856,7 +2856,7 @@
     <w:p>
       <w:r>
         <w:pict w14:anchorId="5FAB45F5">
-          <v:rect id="_x0000_i1374" style="width:0;height:1.5pt" o:hralign="center" o:hrstd="t" o:hr="t" fillcolor="#a0a0a0" stroked="f"/>
+          <v:rect id="_x0000_i1063" style="width:0;height:1.5pt" o:hralign="center" o:hrstd="t" o:hr="t" fillcolor="#a0a0a0" stroked="f"/>
         </w:pict>
       </w:r>
     </w:p>
@@ -2896,7 +2896,7 @@
     <w:p>
       <w:r>
         <w:pict w14:anchorId="48A7AE95">
-          <v:rect id="_x0000_i1375" style="width:0;height:1.5pt" o:hralign="center" o:hrstd="t" o:hr="t" fillcolor="#a0a0a0" stroked="f"/>
+          <v:rect id="_x0000_i1064" style="width:0;height:1.5pt" o:hralign="center" o:hrstd="t" o:hr="t" fillcolor="#a0a0a0" stroked="f"/>
         </w:pict>
       </w:r>
     </w:p>
@@ -2917,7 +2917,7 @@
     <w:p>
       <w:r>
         <w:pict w14:anchorId="63E16E28">
-          <v:rect id="_x0000_i1376" style="width:0;height:1.5pt" o:hralign="center" o:hrstd="t" o:hr="t" fillcolor="#a0a0a0" stroked="f"/>
+          <v:rect id="_x0000_i1065" style="width:0;height:1.5pt" o:hralign="center" o:hrstd="t" o:hr="t" fillcolor="#a0a0a0" stroked="f"/>
         </w:pict>
       </w:r>
     </w:p>
@@ -2994,7 +2994,7 @@
     <w:p>
       <w:r>
         <w:pict w14:anchorId="5A4BE12D">
-          <v:rect id="_x0000_i1377" style="width:0;height:1.5pt" o:hralign="center" o:hrstd="t" o:hr="t" fillcolor="#a0a0a0" stroked="f"/>
+          <v:rect id="_x0000_i1066" style="width:0;height:1.5pt" o:hralign="center" o:hrstd="t" o:hr="t" fillcolor="#a0a0a0" stroked="f"/>
         </w:pict>
       </w:r>
     </w:p>
@@ -3028,7 +3028,7 @@
     <w:p>
       <w:r>
         <w:pict w14:anchorId="2C0A63B9">
-          <v:rect id="_x0000_i1378" style="width:0;height:1.5pt" o:hralign="center" o:hrstd="t" o:hr="t" fillcolor="#a0a0a0" stroked="f"/>
+          <v:rect id="_x0000_i1067" style="width:0;height:1.5pt" o:hralign="center" o:hrstd="t" o:hr="t" fillcolor="#a0a0a0" stroked="f"/>
         </w:pict>
       </w:r>
     </w:p>
@@ -3061,7 +3061,7 @@
     <w:p>
       <w:r>
         <w:pict w14:anchorId="25A08B06">
-          <v:rect id="_x0000_i1379" style="width:0;height:1.5pt" o:hralign="center" o:hrstd="t" o:hr="t" fillcolor="#a0a0a0" stroked="f"/>
+          <v:rect id="_x0000_i1068" style="width:0;height:1.5pt" o:hralign="center" o:hrstd="t" o:hr="t" fillcolor="#a0a0a0" stroked="f"/>
         </w:pict>
       </w:r>
     </w:p>
@@ -3094,7 +3094,7 @@
     <w:p>
       <w:r>
         <w:pict w14:anchorId="1B021E5A">
-          <v:rect id="_x0000_i1380" style="width:0;height:1.5pt" o:hralign="center" o:hrstd="t" o:hr="t" fillcolor="#a0a0a0" stroked="f"/>
+          <v:rect id="_x0000_i1069" style="width:0;height:1.5pt" o:hralign="center" o:hrstd="t" o:hr="t" fillcolor="#a0a0a0" stroked="f"/>
         </w:pict>
       </w:r>
     </w:p>
@@ -3127,7 +3127,7 @@
     <w:p>
       <w:r>
         <w:pict w14:anchorId="3B532CE0">
-          <v:rect id="_x0000_i1381" style="width:0;height:1.5pt" o:hralign="center" o:hrstd="t" o:hr="t" fillcolor="#a0a0a0" stroked="f"/>
+          <v:rect id="_x0000_i1070" style="width:0;height:1.5pt" o:hralign="center" o:hrstd="t" o:hr="t" fillcolor="#a0a0a0" stroked="f"/>
         </w:pict>
       </w:r>
     </w:p>
@@ -3182,7 +3182,7 @@
     <w:p>
       <w:r>
         <w:pict w14:anchorId="00ED607A">
-          <v:rect id="_x0000_i1382" style="width:0;height:1.5pt" o:hralign="center" o:hrstd="t" o:hr="t" fillcolor="#a0a0a0" stroked="f"/>
+          <v:rect id="_x0000_i1071" style="width:0;height:1.5pt" o:hralign="center" o:hrstd="t" o:hr="t" fillcolor="#a0a0a0" stroked="f"/>
         </w:pict>
       </w:r>
     </w:p>
@@ -3215,7 +3215,7 @@
     <w:p>
       <w:r>
         <w:pict w14:anchorId="2D9AC64B">
-          <v:rect id="_x0000_i1383" style="width:0;height:1.5pt" o:hralign="center" o:hrstd="t" o:hr="t" fillcolor="#a0a0a0" stroked="f"/>
+          <v:rect id="_x0000_i1072" style="width:0;height:1.5pt" o:hralign="center" o:hrstd="t" o:hr="t" fillcolor="#a0a0a0" stroked="f"/>
         </w:pict>
       </w:r>
     </w:p>
@@ -3241,7 +3241,7 @@
     <w:p>
       <w:r>
         <w:pict w14:anchorId="25B5F7E7">
-          <v:rect id="_x0000_i1384" style="width:0;height:1.5pt" o:hralign="center" o:hrstd="t" o:hr="t" fillcolor="#a0a0a0" stroked="f"/>
+          <v:rect id="_x0000_i1073" style="width:0;height:1.5pt" o:hralign="center" o:hrstd="t" o:hr="t" fillcolor="#a0a0a0" stroked="f"/>
         </w:pict>
       </w:r>
     </w:p>
@@ -3262,7 +3262,7 @@
     <w:p>
       <w:r>
         <w:pict w14:anchorId="50F410ED">
-          <v:rect id="_x0000_i1385" style="width:0;height:1.5pt" o:hralign="center" o:hrstd="t" o:hr="t" fillcolor="#a0a0a0" stroked="f"/>
+          <v:rect id="_x0000_i1074" style="width:0;height:1.5pt" o:hralign="center" o:hrstd="t" o:hr="t" fillcolor="#a0a0a0" stroked="f"/>
         </w:pict>
       </w:r>
     </w:p>
@@ -3309,7 +3309,7 @@
     <w:p>
       <w:r>
         <w:pict w14:anchorId="3E3A388A">
-          <v:rect id="_x0000_i1386" style="width:0;height:1.5pt" o:hralign="center" o:hrstd="t" o:hr="t" fillcolor="#a0a0a0" stroked="f"/>
+          <v:rect id="_x0000_i1075" style="width:0;height:1.5pt" o:hralign="center" o:hrstd="t" o:hr="t" fillcolor="#a0a0a0" stroked="f"/>
         </w:pict>
       </w:r>
     </w:p>
@@ -3331,7 +3331,7 @@
     <w:p>
       <w:r>
         <w:pict w14:anchorId="5A97DF99">
-          <v:rect id="_x0000_i1387" style="width:0;height:1.5pt" o:hralign="center" o:hrstd="t" o:hr="t" fillcolor="#a0a0a0" stroked="f"/>
+          <v:rect id="_x0000_i1076" style="width:0;height:1.5pt" o:hralign="center" o:hrstd="t" o:hr="t" fillcolor="#a0a0a0" stroked="f"/>
         </w:pict>
       </w:r>
     </w:p>
@@ -3389,7 +3389,7 @@
     <w:p>
       <w:r>
         <w:pict w14:anchorId="0F69C5C7">
-          <v:rect id="_x0000_i1388" style="width:0;height:1.5pt" o:hralign="center" o:hrstd="t" o:hr="t" fillcolor="#a0a0a0" stroked="f"/>
+          <v:rect id="_x0000_i1077" style="width:0;height:1.5pt" o:hralign="center" o:hrstd="t" o:hr="t" fillcolor="#a0a0a0" stroked="f"/>
         </w:pict>
       </w:r>
     </w:p>
@@ -3480,6 +3480,12 @@
       </w:r>
     </w:p>
     <w:p>
+      <w:pPr>
+        <w:rPr>
+          <w:b/>
+          <w:bCs/>
+        </w:rPr>
+      </w:pPr>
       <w:r>
         <w:rPr>
           <w:rFonts w:ascii="Segoe UI Emoji" w:hAnsi="Segoe UI Emoji" w:cs="Segoe UI Emoji"/>
@@ -3497,6 +3503,3109 @@
         <w:t>industry-ready foundation</w:t>
       </w:r>
     </w:p>
+    <w:p>
+      <w:pPr>
+        <w:rPr>
+          <w:b/>
+          <w:bCs/>
+        </w:rPr>
+      </w:pPr>
+    </w:p>
+    <w:p>
+      <w:pPr>
+        <w:pStyle w:val="Heading1"/>
+      </w:pPr>
+      <w:r>
+        <w:rPr>
+          <w:rFonts w:ascii="Segoe UI Emoji" w:hAnsi="Segoe UI Emoji" w:cs="Segoe UI Emoji"/>
+        </w:rPr>
+        <w:t>🐳</w:t>
+      </w:r>
+      <w:r>
+        <w:t xml:space="preserve"> DOCKER &amp; DEPLOYMENT — INTERVIEW Q&amp;A (BEGINNER → ADVANCED)</w:t>
+      </w:r>
+    </w:p>
+    <w:p>
+      <w:r>
+        <w:pict w14:anchorId="6837DEDB">
+          <v:rect id="_x0000_i1426" style="width:0;height:1.5pt" o:hralign="center" o:hrstd="t" o:hr="t" fillcolor="#a0a0a0" stroked="f"/>
+        </w:pict>
+      </w:r>
+    </w:p>
+    <w:p>
+      <w:pPr>
+        <w:rPr>
+          <w:b/>
+          <w:bCs/>
+        </w:rPr>
+      </w:pPr>
+      <w:r>
+        <w:rPr>
+          <w:rFonts w:ascii="Segoe UI Emoji" w:hAnsi="Segoe UI Emoji" w:cs="Segoe UI Emoji"/>
+          <w:b/>
+          <w:bCs/>
+        </w:rPr>
+        <w:t>🧭</w:t>
+      </w:r>
+      <w:r>
+        <w:rPr>
+          <w:b/>
+          <w:bCs/>
+        </w:rPr>
+        <w:t xml:space="preserve"> PHASE 1 — FUNDAMENTALS</w:t>
+      </w:r>
+    </w:p>
+    <w:p>
+      <w:r>
+        <w:pict w14:anchorId="426D5DB0">
+          <v:rect id="_x0000_i1427" style="width:0;height:1.5pt" o:hralign="center" o:hrstd="t" o:hr="t" fillcolor="#a0a0a0" stroked="f"/>
+        </w:pict>
+      </w:r>
+    </w:p>
+    <w:p>
+      <w:pPr>
+        <w:rPr>
+          <w:b/>
+          <w:bCs/>
+        </w:rPr>
+      </w:pPr>
+      <w:r>
+        <w:rPr>
+          <w:rFonts w:ascii="Segoe UI Emoji" w:hAnsi="Segoe UI Emoji" w:cs="Segoe UI Emoji"/>
+          <w:b/>
+          <w:bCs/>
+        </w:rPr>
+        <w:t>❓</w:t>
+      </w:r>
+      <w:r>
+        <w:rPr>
+          <w:b/>
+          <w:bCs/>
+        </w:rPr>
+        <w:t xml:space="preserve"> What problem does Docker solve?</w:t>
+      </w:r>
+    </w:p>
+    <w:p>
+      <w:r>
+        <w:t>Docker ensures that applications run consistently across environments by packaging:</w:t>
+      </w:r>
+    </w:p>
+    <w:p>
+      <w:pPr>
+        <w:numPr>
+          <w:ilvl w:val="0"/>
+          <w:numId w:val="40"/>
+        </w:numPr>
+      </w:pPr>
+      <w:r>
+        <w:t>OS</w:t>
+      </w:r>
+    </w:p>
+    <w:p>
+      <w:pPr>
+        <w:numPr>
+          <w:ilvl w:val="0"/>
+          <w:numId w:val="40"/>
+        </w:numPr>
+      </w:pPr>
+      <w:r>
+        <w:t>Dependencies</w:t>
+      </w:r>
+    </w:p>
+    <w:p>
+      <w:pPr>
+        <w:numPr>
+          <w:ilvl w:val="0"/>
+          <w:numId w:val="40"/>
+        </w:numPr>
+      </w:pPr>
+      <w:r>
+        <w:t>Code</w:t>
+      </w:r>
+    </w:p>
+    <w:p>
+      <w:r>
+        <w:rPr>
+          <w:rFonts w:ascii="Segoe UI Emoji" w:hAnsi="Segoe UI Emoji" w:cs="Segoe UI Emoji"/>
+        </w:rPr>
+        <w:t>👉</w:t>
+      </w:r>
+      <w:r>
+        <w:t xml:space="preserve"> Eliminates “works on my machine” issues</w:t>
+      </w:r>
+    </w:p>
+    <w:p>
+      <w:r>
+        <w:pict w14:anchorId="78AFF284">
+          <v:rect id="_x0000_i1428" style="width:0;height:1.5pt" o:hralign="center" o:hrstd="t" o:hr="t" fillcolor="#a0a0a0" stroked="f"/>
+        </w:pict>
+      </w:r>
+    </w:p>
+    <w:p>
+      <w:pPr>
+        <w:rPr>
+          <w:b/>
+          <w:bCs/>
+        </w:rPr>
+      </w:pPr>
+      <w:r>
+        <w:rPr>
+          <w:rFonts w:ascii="Segoe UI Emoji" w:hAnsi="Segoe UI Emoji" w:cs="Segoe UI Emoji"/>
+          <w:b/>
+          <w:bCs/>
+        </w:rPr>
+        <w:t>❓</w:t>
+      </w:r>
+      <w:r>
+        <w:rPr>
+          <w:b/>
+          <w:bCs/>
+        </w:rPr>
+        <w:t xml:space="preserve"> What is Docker?</w:t>
+      </w:r>
+    </w:p>
+    <w:p>
+      <w:r>
+        <w:lastRenderedPageBreak/>
+        <w:t>Docker is a containerization platform used to package and run applications in isolated environments.</w:t>
+      </w:r>
+    </w:p>
+    <w:p>
+      <w:r>
+        <w:pict w14:anchorId="10F79A08">
+          <v:rect id="_x0000_i1429" style="width:0;height:1.5pt" o:hralign="center" o:hrstd="t" o:hr="t" fillcolor="#a0a0a0" stroked="f"/>
+        </w:pict>
+      </w:r>
+    </w:p>
+    <w:p>
+      <w:pPr>
+        <w:rPr>
+          <w:b/>
+          <w:bCs/>
+        </w:rPr>
+      </w:pPr>
+      <w:r>
+        <w:rPr>
+          <w:rFonts w:ascii="Segoe UI Emoji" w:hAnsi="Segoe UI Emoji" w:cs="Segoe UI Emoji"/>
+          <w:b/>
+          <w:bCs/>
+        </w:rPr>
+        <w:t>❓</w:t>
+      </w:r>
+      <w:r>
+        <w:rPr>
+          <w:b/>
+          <w:bCs/>
+        </w:rPr>
+        <w:t xml:space="preserve"> What is a </w:t>
+      </w:r>
+      <w:proofErr w:type="spellStart"/>
+      <w:r>
+        <w:rPr>
+          <w:b/>
+          <w:bCs/>
+        </w:rPr>
+        <w:t>Dockerfile</w:t>
+      </w:r>
+      <w:proofErr w:type="spellEnd"/>
+      <w:r>
+        <w:rPr>
+          <w:b/>
+          <w:bCs/>
+        </w:rPr>
+        <w:t>?</w:t>
+      </w:r>
+    </w:p>
+    <w:p>
+      <w:r>
+        <w:t xml:space="preserve">A </w:t>
+      </w:r>
+      <w:proofErr w:type="spellStart"/>
+      <w:r>
+        <w:t>Dockerfile</w:t>
+      </w:r>
+      <w:proofErr w:type="spellEnd"/>
+      <w:r>
+        <w:t xml:space="preserve"> is a script containing instructions to build a Docker image.</w:t>
+      </w:r>
+    </w:p>
+    <w:p>
+      <w:r>
+        <w:pict w14:anchorId="05DCE3ED">
+          <v:rect id="_x0000_i1430" style="width:0;height:1.5pt" o:hralign="center" o:hrstd="t" o:hr="t" fillcolor="#a0a0a0" stroked="f"/>
+        </w:pict>
+      </w:r>
+    </w:p>
+    <w:p>
+      <w:pPr>
+        <w:rPr>
+          <w:b/>
+          <w:bCs/>
+        </w:rPr>
+      </w:pPr>
+      <w:r>
+        <w:rPr>
+          <w:rFonts w:ascii="Segoe UI Emoji" w:hAnsi="Segoe UI Emoji" w:cs="Segoe UI Emoji"/>
+          <w:b/>
+          <w:bCs/>
+        </w:rPr>
+        <w:t>❓</w:t>
+      </w:r>
+      <w:r>
+        <w:rPr>
+          <w:b/>
+          <w:bCs/>
+        </w:rPr>
+        <w:t xml:space="preserve"> What is an Image?</w:t>
+      </w:r>
+    </w:p>
+    <w:p>
+      <w:r>
+        <w:t>An image is a pre-built package that contains everything needed to run an application.</w:t>
+      </w:r>
+    </w:p>
+    <w:p>
+      <w:r>
+        <w:pict w14:anchorId="0620A55C">
+          <v:rect id="_x0000_i1431" style="width:0;height:1.5pt" o:hralign="center" o:hrstd="t" o:hr="t" fillcolor="#a0a0a0" stroked="f"/>
+        </w:pict>
+      </w:r>
+    </w:p>
+    <w:p>
+      <w:pPr>
+        <w:rPr>
+          <w:b/>
+          <w:bCs/>
+        </w:rPr>
+      </w:pPr>
+      <w:r>
+        <w:rPr>
+          <w:rFonts w:ascii="Segoe UI Emoji" w:hAnsi="Segoe UI Emoji" w:cs="Segoe UI Emoji"/>
+          <w:b/>
+          <w:bCs/>
+        </w:rPr>
+        <w:t>❓</w:t>
+      </w:r>
+      <w:r>
+        <w:rPr>
+          <w:b/>
+          <w:bCs/>
+        </w:rPr>
+        <w:t xml:space="preserve"> What is a Container?</w:t>
+      </w:r>
+    </w:p>
+    <w:p>
+      <w:r>
+        <w:t>A container is a running instance of an image.</w:t>
+      </w:r>
+    </w:p>
+    <w:p>
+      <w:r>
+        <w:pict w14:anchorId="2D747EFC">
+          <v:rect id="_x0000_i1432" style="width:0;height:1.5pt" o:hralign="center" o:hrstd="t" o:hr="t" fillcolor="#a0a0a0" stroked="f"/>
+        </w:pict>
+      </w:r>
+    </w:p>
+    <w:p>
+      <w:pPr>
+        <w:rPr>
+          <w:b/>
+          <w:bCs/>
+        </w:rPr>
+      </w:pPr>
+      <w:r>
+        <w:rPr>
+          <w:rFonts w:ascii="Segoe UI Emoji" w:hAnsi="Segoe UI Emoji" w:cs="Segoe UI Emoji"/>
+          <w:b/>
+          <w:bCs/>
+        </w:rPr>
+        <w:t>❓</w:t>
+      </w:r>
+      <w:r>
+        <w:rPr>
+          <w:b/>
+          <w:bCs/>
+        </w:rPr>
+        <w:t xml:space="preserve"> Difference between Image and Container?</w:t>
+      </w:r>
+    </w:p>
+    <w:tbl>
+      <w:tblPr>
+        <w:tblW w:w="0" w:type="auto"/>
+        <w:tblCellSpacing w:w="15" w:type="dxa"/>
+        <w:tblCellMar>
+          <w:top w:w="15" w:type="dxa"/>
+          <w:left w:w="15" w:type="dxa"/>
+          <w:bottom w:w="15" w:type="dxa"/>
+          <w:right w:w="15" w:type="dxa"/>
+        </w:tblCellMar>
+        <w:tblLook w:val="04A0" w:firstRow="1" w:lastRow="0" w:firstColumn="1" w:lastColumn="0" w:noHBand="0" w:noVBand="1"/>
+      </w:tblPr>
+      <w:tblGrid>
+        <w:gridCol w:w="901"/>
+        <w:gridCol w:w="970"/>
+      </w:tblGrid>
+      <w:tr>
+        <w:trPr>
+          <w:tblHeader/>
+          <w:tblCellSpacing w:w="15" w:type="dxa"/>
+        </w:trPr>
+        <w:tc>
+          <w:tcPr>
+            <w:tcW w:w="0" w:type="auto"/>
+            <w:vAlign w:val="center"/>
+            <w:hideMark/>
+          </w:tcPr>
+          <w:p>
+            <w:pPr>
+              <w:rPr>
+                <w:b/>
+                <w:bCs/>
+              </w:rPr>
+            </w:pPr>
+            <w:r>
+              <w:rPr>
+                <w:b/>
+                <w:bCs/>
+              </w:rPr>
+              <w:t>Image</w:t>
+            </w:r>
+          </w:p>
+        </w:tc>
+        <w:tc>
+          <w:tcPr>
+            <w:tcW w:w="0" w:type="auto"/>
+            <w:vAlign w:val="center"/>
+            <w:hideMark/>
+          </w:tcPr>
+          <w:p>
+            <w:pPr>
+              <w:rPr>
+                <w:b/>
+                <w:bCs/>
+              </w:rPr>
+            </w:pPr>
+            <w:r>
+              <w:rPr>
+                <w:b/>
+                <w:bCs/>
+              </w:rPr>
+              <w:t>Container</w:t>
+            </w:r>
+          </w:p>
+        </w:tc>
+      </w:tr>
+      <w:tr>
+        <w:trPr>
+          <w:tblCellSpacing w:w="15" w:type="dxa"/>
+        </w:trPr>
+        <w:tc>
+          <w:tcPr>
+            <w:tcW w:w="0" w:type="auto"/>
+            <w:vAlign w:val="center"/>
+            <w:hideMark/>
+          </w:tcPr>
+          <w:p>
+            <w:r>
+              <w:t>Static</w:t>
+            </w:r>
+          </w:p>
+        </w:tc>
+        <w:tc>
+          <w:tcPr>
+            <w:tcW w:w="0" w:type="auto"/>
+            <w:vAlign w:val="center"/>
+            <w:hideMark/>
+          </w:tcPr>
+          <w:p>
+            <w:r>
+              <w:t>Running</w:t>
+            </w:r>
+          </w:p>
+        </w:tc>
+      </w:tr>
+      <w:tr>
+        <w:trPr>
+          <w:tblCellSpacing w:w="15" w:type="dxa"/>
+        </w:trPr>
+        <w:tc>
+          <w:tcPr>
+            <w:tcW w:w="0" w:type="auto"/>
+            <w:vAlign w:val="center"/>
+            <w:hideMark/>
+          </w:tcPr>
+          <w:p>
+            <w:r>
+              <w:t>Blueprint</w:t>
+            </w:r>
+          </w:p>
+        </w:tc>
+        <w:tc>
+          <w:tcPr>
+            <w:tcW w:w="0" w:type="auto"/>
+            <w:vAlign w:val="center"/>
+            <w:hideMark/>
+          </w:tcPr>
+          <w:p>
+            <w:r>
+              <w:t>Instance</w:t>
+            </w:r>
+          </w:p>
+        </w:tc>
+      </w:tr>
+    </w:tbl>
+    <w:p>
+      <w:r>
+        <w:pict w14:anchorId="693844BD">
+          <v:rect id="_x0000_i1433" style="width:0;height:1.5pt" o:hralign="center" o:hrstd="t" o:hr="t" fillcolor="#a0a0a0" stroked="f"/>
+        </w:pict>
+      </w:r>
+    </w:p>
+    <w:p>
+      <w:pPr>
+        <w:rPr>
+          <w:b/>
+          <w:bCs/>
+        </w:rPr>
+      </w:pPr>
+      <w:r>
+        <w:rPr>
+          <w:rFonts w:ascii="Segoe UI Emoji" w:hAnsi="Segoe UI Emoji" w:cs="Segoe UI Emoji"/>
+          <w:b/>
+          <w:bCs/>
+        </w:rPr>
+        <w:t>❓</w:t>
+      </w:r>
+      <w:r>
+        <w:rPr>
+          <w:b/>
+          <w:bCs/>
+        </w:rPr>
+        <w:t xml:space="preserve"> What is port mapping?</w:t>
+      </w:r>
+    </w:p>
+    <w:p>
+      <w:r>
+        <w:t>-p 8000:8000</w:t>
+      </w:r>
+    </w:p>
+    <w:p>
+      <w:r>
+        <w:t>Maps:</w:t>
+      </w:r>
+    </w:p>
+    <w:p>
+      <w:pPr>
+        <w:numPr>
+          <w:ilvl w:val="0"/>
+          <w:numId w:val="41"/>
+        </w:numPr>
+      </w:pPr>
+      <w:r>
+        <w:t>Local machine port → Container port</w:t>
+      </w:r>
+    </w:p>
+    <w:p>
+      <w:r>
+        <w:pict w14:anchorId="2EB1F388">
+          <v:rect id="_x0000_i1434" style="width:0;height:1.5pt" o:hralign="center" o:hrstd="t" o:hr="t" fillcolor="#a0a0a0" stroked="f"/>
+        </w:pict>
+      </w:r>
+    </w:p>
+    <w:p>
+      <w:pPr>
+        <w:rPr>
+          <w:b/>
+          <w:bCs/>
+        </w:rPr>
+      </w:pPr>
+      <w:r>
+        <w:rPr>
+          <w:rFonts w:ascii="Segoe UI Emoji" w:hAnsi="Segoe UI Emoji" w:cs="Segoe UI Emoji"/>
+          <w:b/>
+          <w:bCs/>
+        </w:rPr>
+        <w:t>❓</w:t>
+      </w:r>
+      <w:r>
+        <w:rPr>
+          <w:b/>
+          <w:bCs/>
+        </w:rPr>
+        <w:t xml:space="preserve"> What are Docker layers?</w:t>
+      </w:r>
+    </w:p>
+    <w:p>
+      <w:r>
+        <w:t xml:space="preserve">Each instruction in a </w:t>
+      </w:r>
+      <w:proofErr w:type="spellStart"/>
+      <w:r>
+        <w:t>Dockerfile</w:t>
+      </w:r>
+      <w:proofErr w:type="spellEnd"/>
+      <w:r>
+        <w:t xml:space="preserve"> creates a cached layer.</w:t>
+      </w:r>
+    </w:p>
+    <w:p>
+      <w:r>
+        <w:rPr>
+          <w:rFonts w:ascii="Segoe UI Emoji" w:hAnsi="Segoe UI Emoji" w:cs="Segoe UI Emoji"/>
+        </w:rPr>
+        <w:t>👉</w:t>
+      </w:r>
+      <w:r>
+        <w:t xml:space="preserve"> Helps in faster builds by reusing unchanged steps</w:t>
+      </w:r>
+    </w:p>
+    <w:p>
+      <w:r>
+        <w:pict w14:anchorId="7BD87F52">
+          <v:rect id="_x0000_i1435" style="width:0;height:1.5pt" o:hralign="center" o:hrstd="t" o:hr="t" fillcolor="#a0a0a0" stroked="f"/>
+        </w:pict>
+      </w:r>
+    </w:p>
+    <w:p>
+      <w:pPr>
+        <w:rPr>
+          <w:b/>
+          <w:bCs/>
+        </w:rPr>
+      </w:pPr>
+      <w:r>
+        <w:rPr>
+          <w:rFonts w:ascii="Segoe UI Emoji" w:hAnsi="Segoe UI Emoji" w:cs="Segoe UI Emoji"/>
+          <w:b/>
+          <w:bCs/>
+        </w:rPr>
+        <w:t>❓</w:t>
+      </w:r>
+      <w:r>
+        <w:rPr>
+          <w:b/>
+          <w:bCs/>
+        </w:rPr>
+        <w:t xml:space="preserve"> Why is layer caching important?</w:t>
+      </w:r>
+    </w:p>
+    <w:p>
+      <w:pPr>
+        <w:numPr>
+          <w:ilvl w:val="0"/>
+          <w:numId w:val="42"/>
+        </w:numPr>
+      </w:pPr>
+      <w:r>
+        <w:t>Speeds up builds</w:t>
+      </w:r>
+    </w:p>
+    <w:p>
+      <w:pPr>
+        <w:numPr>
+          <w:ilvl w:val="0"/>
+          <w:numId w:val="42"/>
+        </w:numPr>
+      </w:pPr>
+      <w:r>
+        <w:t>Avoids reinstalling dependencies</w:t>
+      </w:r>
+    </w:p>
+    <w:p>
+      <w:r>
+        <w:pict w14:anchorId="3B99619A">
+          <v:rect id="_x0000_i1436" style="width:0;height:1.5pt" o:hralign="center" o:hrstd="t" o:hr="t" fillcolor="#a0a0a0" stroked="f"/>
+        </w:pict>
+      </w:r>
+    </w:p>
+    <w:p>
+      <w:pPr>
+        <w:rPr>
+          <w:b/>
+          <w:bCs/>
+        </w:rPr>
+      </w:pPr>
+      <w:r>
+        <w:rPr>
+          <w:rFonts w:ascii="Segoe UI Emoji" w:hAnsi="Segoe UI Emoji" w:cs="Segoe UI Emoji"/>
+          <w:b/>
+          <w:bCs/>
+        </w:rPr>
+        <w:t>❓</w:t>
+      </w:r>
+      <w:r>
+        <w:rPr>
+          <w:b/>
+          <w:bCs/>
+        </w:rPr>
+        <w:t xml:space="preserve"> Best practice for </w:t>
+      </w:r>
+      <w:proofErr w:type="spellStart"/>
+      <w:r>
+        <w:rPr>
+          <w:b/>
+          <w:bCs/>
+        </w:rPr>
+        <w:t>Dockerfile</w:t>
+      </w:r>
+      <w:proofErr w:type="spellEnd"/>
+      <w:r>
+        <w:rPr>
+          <w:b/>
+          <w:bCs/>
+        </w:rPr>
+        <w:t xml:space="preserve"> layering?</w:t>
+      </w:r>
+    </w:p>
+    <w:p>
+      <w:r>
+        <w:lastRenderedPageBreak/>
+        <w:t xml:space="preserve">COPY </w:t>
+      </w:r>
+      <w:proofErr w:type="gramStart"/>
+      <w:r>
+        <w:t>requirements.txt .</w:t>
+      </w:r>
+      <w:proofErr w:type="gramEnd"/>
+    </w:p>
+    <w:p>
+      <w:r>
+        <w:t>RUN pip install -r requirements.txt</w:t>
+      </w:r>
+    </w:p>
+    <w:p>
+      <w:proofErr w:type="gramStart"/>
+      <w:r>
+        <w:t>COPY .</w:t>
+      </w:r>
+      <w:proofErr w:type="gramEnd"/>
+      <w:r>
+        <w:t xml:space="preserve"> .</w:t>
+      </w:r>
+    </w:p>
+    <w:p>
+      <w:r>
+        <w:rPr>
+          <w:rFonts w:ascii="Segoe UI Emoji" w:hAnsi="Segoe UI Emoji" w:cs="Segoe UI Emoji"/>
+        </w:rPr>
+        <w:t>👉</w:t>
+      </w:r>
+      <w:r>
+        <w:t xml:space="preserve"> Prevents reinstalling dependencies on every change</w:t>
+      </w:r>
+    </w:p>
+    <w:p>
+      <w:r>
+        <w:pict w14:anchorId="064231AE">
+          <v:rect id="_x0000_i1437" style="width:0;height:1.5pt" o:hralign="center" o:hrstd="t" o:hr="t" fillcolor="#a0a0a0" stroked="f"/>
+        </w:pict>
+      </w:r>
+    </w:p>
+    <w:p>
+      <w:pPr>
+        <w:rPr>
+          <w:b/>
+          <w:bCs/>
+        </w:rPr>
+      </w:pPr>
+      <w:r>
+        <w:rPr>
+          <w:rFonts w:ascii="Segoe UI Emoji" w:hAnsi="Segoe UI Emoji" w:cs="Segoe UI Emoji"/>
+          <w:b/>
+          <w:bCs/>
+        </w:rPr>
+        <w:t>🧭</w:t>
+      </w:r>
+      <w:r>
+        <w:rPr>
+          <w:b/>
+          <w:bCs/>
+        </w:rPr>
+        <w:t xml:space="preserve"> PHASE 2 — DOCKER COMPOSE</w:t>
+      </w:r>
+    </w:p>
+    <w:p>
+      <w:r>
+        <w:pict w14:anchorId="3478A6CB">
+          <v:rect id="_x0000_i1438" style="width:0;height:1.5pt" o:hralign="center" o:hrstd="t" o:hr="t" fillcolor="#a0a0a0" stroked="f"/>
+        </w:pict>
+      </w:r>
+    </w:p>
+    <w:p>
+      <w:pPr>
+        <w:rPr>
+          <w:b/>
+          <w:bCs/>
+        </w:rPr>
+      </w:pPr>
+      <w:r>
+        <w:rPr>
+          <w:rFonts w:ascii="Segoe UI Emoji" w:hAnsi="Segoe UI Emoji" w:cs="Segoe UI Emoji"/>
+          <w:b/>
+          <w:bCs/>
+        </w:rPr>
+        <w:t>❓</w:t>
+      </w:r>
+      <w:r>
+        <w:rPr>
+          <w:b/>
+          <w:bCs/>
+        </w:rPr>
+        <w:t xml:space="preserve"> What is Docker Compose?</w:t>
+      </w:r>
+    </w:p>
+    <w:p>
+      <w:r>
+        <w:t>A tool to define and run multi-container applications using a YAML file.</w:t>
+      </w:r>
+    </w:p>
+    <w:p>
+      <w:r>
+        <w:pict w14:anchorId="13A397A2">
+          <v:rect id="_x0000_i1439" style="width:0;height:1.5pt" o:hralign="center" o:hrstd="t" o:hr="t" fillcolor="#a0a0a0" stroked="f"/>
+        </w:pict>
+      </w:r>
+    </w:p>
+    <w:p>
+      <w:pPr>
+        <w:rPr>
+          <w:b/>
+          <w:bCs/>
+        </w:rPr>
+      </w:pPr>
+      <w:r>
+        <w:rPr>
+          <w:rFonts w:ascii="Segoe UI Emoji" w:hAnsi="Segoe UI Emoji" w:cs="Segoe UI Emoji"/>
+          <w:b/>
+          <w:bCs/>
+        </w:rPr>
+        <w:t>❓</w:t>
+      </w:r>
+      <w:r>
+        <w:rPr>
+          <w:b/>
+          <w:bCs/>
+        </w:rPr>
+        <w:t xml:space="preserve"> What is a service in Compose?</w:t>
+      </w:r>
+    </w:p>
+    <w:p>
+      <w:r>
+        <w:t>A service represents a container.</w:t>
+      </w:r>
+    </w:p>
+    <w:p>
+      <w:r>
+        <w:pict w14:anchorId="05FCEC2F">
+          <v:rect id="_x0000_i1440" style="width:0;height:1.5pt" o:hralign="center" o:hrstd="t" o:hr="t" fillcolor="#a0a0a0" stroked="f"/>
+        </w:pict>
+      </w:r>
+    </w:p>
+    <w:p>
+      <w:pPr>
+        <w:rPr>
+          <w:b/>
+          <w:bCs/>
+        </w:rPr>
+      </w:pPr>
+      <w:r>
+        <w:rPr>
+          <w:rFonts w:ascii="Segoe UI Emoji" w:hAnsi="Segoe UI Emoji" w:cs="Segoe UI Emoji"/>
+          <w:b/>
+          <w:bCs/>
+        </w:rPr>
+        <w:t>❓</w:t>
+      </w:r>
+      <w:r>
+        <w:rPr>
+          <w:b/>
+          <w:bCs/>
+        </w:rPr>
+        <w:t xml:space="preserve"> Difference between build and image?</w:t>
+      </w:r>
+    </w:p>
+    <w:tbl>
+      <w:tblPr>
+        <w:tblW w:w="0" w:type="auto"/>
+        <w:tblCellSpacing w:w="15" w:type="dxa"/>
+        <w:tblCellMar>
+          <w:top w:w="15" w:type="dxa"/>
+          <w:left w:w="15" w:type="dxa"/>
+          <w:bottom w:w="15" w:type="dxa"/>
+          <w:right w:w="15" w:type="dxa"/>
+        </w:tblCellMar>
+        <w:tblLook w:val="04A0" w:firstRow="1" w:lastRow="0" w:firstColumn="1" w:lastColumn="0" w:noHBand="0" w:noVBand="1"/>
+      </w:tblPr>
+      <w:tblGrid>
+        <w:gridCol w:w="2770"/>
+        <w:gridCol w:w="1818"/>
+      </w:tblGrid>
+      <w:tr>
+        <w:trPr>
+          <w:tblHeader/>
+          <w:tblCellSpacing w:w="15" w:type="dxa"/>
+        </w:trPr>
+        <w:tc>
+          <w:tcPr>
+            <w:tcW w:w="0" w:type="auto"/>
+            <w:vAlign w:val="center"/>
+            <w:hideMark/>
+          </w:tcPr>
+          <w:p>
+            <w:pPr>
+              <w:rPr>
+                <w:b/>
+                <w:bCs/>
+              </w:rPr>
+            </w:pPr>
+            <w:r>
+              <w:rPr>
+                <w:b/>
+                <w:bCs/>
+              </w:rPr>
+              <w:t>build</w:t>
+            </w:r>
+          </w:p>
+        </w:tc>
+        <w:tc>
+          <w:tcPr>
+            <w:tcW w:w="0" w:type="auto"/>
+            <w:vAlign w:val="center"/>
+            <w:hideMark/>
+          </w:tcPr>
+          <w:p>
+            <w:pPr>
+              <w:rPr>
+                <w:b/>
+                <w:bCs/>
+              </w:rPr>
+            </w:pPr>
+            <w:r>
+              <w:rPr>
+                <w:b/>
+                <w:bCs/>
+              </w:rPr>
+              <w:t>image</w:t>
+            </w:r>
+          </w:p>
+        </w:tc>
+      </w:tr>
+      <w:tr>
+        <w:trPr>
+          <w:tblCellSpacing w:w="15" w:type="dxa"/>
+        </w:trPr>
+        <w:tc>
+          <w:tcPr>
+            <w:tcW w:w="0" w:type="auto"/>
+            <w:vAlign w:val="center"/>
+            <w:hideMark/>
+          </w:tcPr>
+          <w:p>
+            <w:r>
+              <w:t xml:space="preserve">Creates image from </w:t>
+            </w:r>
+            <w:proofErr w:type="spellStart"/>
+            <w:r>
+              <w:t>Dockerfile</w:t>
+            </w:r>
+            <w:proofErr w:type="spellEnd"/>
+          </w:p>
+        </w:tc>
+        <w:tc>
+          <w:tcPr>
+            <w:tcW w:w="0" w:type="auto"/>
+            <w:vAlign w:val="center"/>
+            <w:hideMark/>
+          </w:tcPr>
+          <w:p>
+            <w:r>
+              <w:t>Uses existing image</w:t>
+            </w:r>
+          </w:p>
+        </w:tc>
+      </w:tr>
+    </w:tbl>
+    <w:p>
+      <w:r>
+        <w:pict w14:anchorId="52FD81BE">
+          <v:rect id="_x0000_i1441" style="width:0;height:1.5pt" o:hralign="center" o:hrstd="t" o:hr="t" fillcolor="#a0a0a0" stroked="f"/>
+        </w:pict>
+      </w:r>
+    </w:p>
+    <w:p>
+      <w:pPr>
+        <w:rPr>
+          <w:b/>
+          <w:bCs/>
+        </w:rPr>
+      </w:pPr>
+      <w:r>
+        <w:rPr>
+          <w:rFonts w:ascii="Segoe UI Emoji" w:hAnsi="Segoe UI Emoji" w:cs="Segoe UI Emoji"/>
+          <w:b/>
+          <w:bCs/>
+        </w:rPr>
+        <w:t>❓</w:t>
+      </w:r>
+      <w:r>
+        <w:rPr>
+          <w:b/>
+          <w:bCs/>
+        </w:rPr>
+        <w:t xml:space="preserve"> How do containers communicate in Docker Compose?</w:t>
+      </w:r>
+    </w:p>
+    <w:p>
+      <w:r>
+        <w:t>Using service names via internal DNS.</w:t>
+      </w:r>
+    </w:p>
+    <w:p>
+      <w:r>
+        <w:t>Example:</w:t>
+      </w:r>
+    </w:p>
+    <w:p>
+      <w:r>
+        <w:t>mongodb://db:27017</w:t>
+      </w:r>
+    </w:p>
+    <w:p>
+      <w:r>
+        <w:pict w14:anchorId="6267387A">
+          <v:rect id="_x0000_i1442" style="width:0;height:1.5pt" o:hralign="center" o:hrstd="t" o:hr="t" fillcolor="#a0a0a0" stroked="f"/>
+        </w:pict>
+      </w:r>
+    </w:p>
+    <w:p>
+      <w:pPr>
+        <w:rPr>
+          <w:b/>
+          <w:bCs/>
+        </w:rPr>
+      </w:pPr>
+      <w:r>
+        <w:rPr>
+          <w:rFonts w:ascii="Segoe UI Emoji" w:hAnsi="Segoe UI Emoji" w:cs="Segoe UI Emoji"/>
+          <w:b/>
+          <w:bCs/>
+        </w:rPr>
+        <w:t>❓</w:t>
+      </w:r>
+      <w:r>
+        <w:rPr>
+          <w:b/>
+          <w:bCs/>
+        </w:rPr>
+        <w:t xml:space="preserve"> Why not use localhost inside containers?</w:t>
+      </w:r>
+    </w:p>
+    <w:p>
+      <w:r>
+        <w:t>localhost refers to the container itself, not other services.</w:t>
+      </w:r>
+    </w:p>
+    <w:p>
+      <w:r>
+        <w:pict w14:anchorId="2CEE9416">
+          <v:rect id="_x0000_i1443" style="width:0;height:1.5pt" o:hralign="center" o:hrstd="t" o:hr="t" fillcolor="#a0a0a0" stroked="f"/>
+        </w:pict>
+      </w:r>
+    </w:p>
+    <w:p>
+      <w:pPr>
+        <w:rPr>
+          <w:b/>
+          <w:bCs/>
+        </w:rPr>
+      </w:pPr>
+      <w:r>
+        <w:rPr>
+          <w:rFonts w:ascii="Segoe UI Emoji" w:hAnsi="Segoe UI Emoji" w:cs="Segoe UI Emoji"/>
+          <w:b/>
+          <w:bCs/>
+        </w:rPr>
+        <w:t>❓</w:t>
+      </w:r>
+      <w:r>
+        <w:rPr>
+          <w:b/>
+          <w:bCs/>
+        </w:rPr>
+        <w:t xml:space="preserve"> What are volumes?</w:t>
+      </w:r>
+    </w:p>
+    <w:p>
+      <w:r>
+        <w:t>Volumes provide persistent storage outside the container.</w:t>
+      </w:r>
+    </w:p>
+    <w:p>
+      <w:r>
+        <w:pict w14:anchorId="57B3DBD2">
+          <v:rect id="_x0000_i1444" style="width:0;height:1.5pt" o:hralign="center" o:hrstd="t" o:hr="t" fillcolor="#a0a0a0" stroked="f"/>
+        </w:pict>
+      </w:r>
+    </w:p>
+    <w:p>
+      <w:pPr>
+        <w:rPr>
+          <w:b/>
+          <w:bCs/>
+        </w:rPr>
+      </w:pPr>
+      <w:r>
+        <w:rPr>
+          <w:rFonts w:ascii="Segoe UI Emoji" w:hAnsi="Segoe UI Emoji" w:cs="Segoe UI Emoji"/>
+          <w:b/>
+          <w:bCs/>
+        </w:rPr>
+        <w:t>❓</w:t>
+      </w:r>
+      <w:r>
+        <w:rPr>
+          <w:b/>
+          <w:bCs/>
+        </w:rPr>
+        <w:t xml:space="preserve"> Why are volumes needed?</w:t>
+      </w:r>
+    </w:p>
+    <w:p>
+      <w:r>
+        <w:t>To prevent data loss when containers stop or restart.</w:t>
+      </w:r>
+    </w:p>
+    <w:p>
+      <w:r>
+        <w:lastRenderedPageBreak/>
+        <w:pict w14:anchorId="2A04DA3D">
+          <v:rect id="_x0000_i1445" style="width:0;height:1.5pt" o:hralign="center" o:hrstd="t" o:hr="t" fillcolor="#a0a0a0" stroked="f"/>
+        </w:pict>
+      </w:r>
+    </w:p>
+    <w:p>
+      <w:pPr>
+        <w:rPr>
+          <w:b/>
+          <w:bCs/>
+        </w:rPr>
+      </w:pPr>
+      <w:r>
+        <w:rPr>
+          <w:rFonts w:ascii="Segoe UI Emoji" w:hAnsi="Segoe UI Emoji" w:cs="Segoe UI Emoji"/>
+          <w:b/>
+          <w:bCs/>
+        </w:rPr>
+        <w:t>❓</w:t>
+      </w:r>
+      <w:r>
+        <w:rPr>
+          <w:b/>
+          <w:bCs/>
+        </w:rPr>
+        <w:t xml:space="preserve"> What is </w:t>
+      </w:r>
+      <w:proofErr w:type="spellStart"/>
+      <w:r>
+        <w:rPr>
+          <w:b/>
+          <w:bCs/>
+        </w:rPr>
+        <w:t>depends_on</w:t>
+      </w:r>
+      <w:proofErr w:type="spellEnd"/>
+      <w:r>
+        <w:rPr>
+          <w:b/>
+          <w:bCs/>
+        </w:rPr>
+        <w:t>?</w:t>
+      </w:r>
+    </w:p>
+    <w:p>
+      <w:r>
+        <w:t>Defines service startup order (but not readiness).</w:t>
+      </w:r>
+    </w:p>
+    <w:p>
+      <w:r>
+        <w:pict w14:anchorId="17350C90">
+          <v:rect id="_x0000_i1446" style="width:0;height:1.5pt" o:hralign="center" o:hrstd="t" o:hr="t" fillcolor="#a0a0a0" stroked="f"/>
+        </w:pict>
+      </w:r>
+    </w:p>
+    <w:p>
+      <w:pPr>
+        <w:rPr>
+          <w:b/>
+          <w:bCs/>
+        </w:rPr>
+      </w:pPr>
+      <w:r>
+        <w:rPr>
+          <w:rFonts w:ascii="Segoe UI Emoji" w:hAnsi="Segoe UI Emoji" w:cs="Segoe UI Emoji"/>
+          <w:b/>
+          <w:bCs/>
+        </w:rPr>
+        <w:t>🧭</w:t>
+      </w:r>
+      <w:r>
+        <w:rPr>
+          <w:b/>
+          <w:bCs/>
+        </w:rPr>
+        <w:t xml:space="preserve"> PHASE 3 — PRODUCTION-LEVEL COMPOSE</w:t>
+      </w:r>
+    </w:p>
+    <w:p>
+      <w:r>
+        <w:pict w14:anchorId="692F9ED7">
+          <v:rect id="_x0000_i1447" style="width:0;height:1.5pt" o:hralign="center" o:hrstd="t" o:hr="t" fillcolor="#a0a0a0" stroked="f"/>
+        </w:pict>
+      </w:r>
+    </w:p>
+    <w:p>
+      <w:pPr>
+        <w:rPr>
+          <w:b/>
+          <w:bCs/>
+        </w:rPr>
+      </w:pPr>
+      <w:r>
+        <w:rPr>
+          <w:rFonts w:ascii="Segoe UI Emoji" w:hAnsi="Segoe UI Emoji" w:cs="Segoe UI Emoji"/>
+          <w:b/>
+          <w:bCs/>
+        </w:rPr>
+        <w:t>❓</w:t>
+      </w:r>
+      <w:r>
+        <w:rPr>
+          <w:b/>
+          <w:bCs/>
+        </w:rPr>
+        <w:t xml:space="preserve"> What is a </w:t>
+      </w:r>
+      <w:proofErr w:type="spellStart"/>
+      <w:r>
+        <w:rPr>
+          <w:b/>
+          <w:bCs/>
+        </w:rPr>
+        <w:t>healthcheck</w:t>
+      </w:r>
+      <w:proofErr w:type="spellEnd"/>
+      <w:r>
+        <w:rPr>
+          <w:b/>
+          <w:bCs/>
+        </w:rPr>
+        <w:t>?</w:t>
+      </w:r>
+    </w:p>
+    <w:p>
+      <w:r>
+        <w:t>A mechanism to check if a container is actually ready to serve requests.</w:t>
+      </w:r>
+    </w:p>
+    <w:p>
+      <w:r>
+        <w:pict w14:anchorId="62ED9697">
+          <v:rect id="_x0000_i1448" style="width:0;height:1.5pt" o:hralign="center" o:hrstd="t" o:hr="t" fillcolor="#a0a0a0" stroked="f"/>
+        </w:pict>
+      </w:r>
+    </w:p>
+    <w:p>
+      <w:pPr>
+        <w:rPr>
+          <w:b/>
+          <w:bCs/>
+        </w:rPr>
+      </w:pPr>
+      <w:r>
+        <w:rPr>
+          <w:rFonts w:ascii="Segoe UI Emoji" w:hAnsi="Segoe UI Emoji" w:cs="Segoe UI Emoji"/>
+          <w:b/>
+          <w:bCs/>
+        </w:rPr>
+        <w:t>❓</w:t>
+      </w:r>
+      <w:r>
+        <w:rPr>
+          <w:b/>
+          <w:bCs/>
+        </w:rPr>
+        <w:t xml:space="preserve"> Why is </w:t>
+      </w:r>
+      <w:proofErr w:type="spellStart"/>
+      <w:r>
+        <w:rPr>
+          <w:b/>
+          <w:bCs/>
+        </w:rPr>
+        <w:t>healthcheck</w:t>
+      </w:r>
+      <w:proofErr w:type="spellEnd"/>
+      <w:r>
+        <w:rPr>
+          <w:b/>
+          <w:bCs/>
+        </w:rPr>
+        <w:t xml:space="preserve"> important?</w:t>
+      </w:r>
+    </w:p>
+    <w:p>
+      <w:r>
+        <w:t>Ensures services are usable before dependent services start.</w:t>
+      </w:r>
+    </w:p>
+    <w:p>
+      <w:r>
+        <w:pict w14:anchorId="4FB6FBB1">
+          <v:rect id="_x0000_i1449" style="width:0;height:1.5pt" o:hralign="center" o:hrstd="t" o:hr="t" fillcolor="#a0a0a0" stroked="f"/>
+        </w:pict>
+      </w:r>
+    </w:p>
+    <w:p>
+      <w:pPr>
+        <w:rPr>
+          <w:b/>
+          <w:bCs/>
+        </w:rPr>
+      </w:pPr>
+      <w:r>
+        <w:rPr>
+          <w:rFonts w:ascii="Segoe UI Emoji" w:hAnsi="Segoe UI Emoji" w:cs="Segoe UI Emoji"/>
+          <w:b/>
+          <w:bCs/>
+        </w:rPr>
+        <w:t>❓</w:t>
+      </w:r>
+      <w:r>
+        <w:rPr>
+          <w:b/>
+          <w:bCs/>
+        </w:rPr>
+        <w:t xml:space="preserve"> Difference between “container running” vs “healthy”?</w:t>
+      </w:r>
+    </w:p>
+    <w:p>
+      <w:pPr>
+        <w:numPr>
+          <w:ilvl w:val="0"/>
+          <w:numId w:val="43"/>
+        </w:numPr>
+      </w:pPr>
+      <w:r>
+        <w:t>Running → process started</w:t>
+      </w:r>
+    </w:p>
+    <w:p>
+      <w:pPr>
+        <w:numPr>
+          <w:ilvl w:val="0"/>
+          <w:numId w:val="43"/>
+        </w:numPr>
+      </w:pPr>
+      <w:r>
+        <w:t>Healthy → application is ready</w:t>
+      </w:r>
+    </w:p>
+    <w:p>
+      <w:r>
+        <w:pict w14:anchorId="39E2912A">
+          <v:rect id="_x0000_i1450" style="width:0;height:1.5pt" o:hralign="center" o:hrstd="t" o:hr="t" fillcolor="#a0a0a0" stroked="f"/>
+        </w:pict>
+      </w:r>
+    </w:p>
+    <w:p>
+      <w:pPr>
+        <w:rPr>
+          <w:b/>
+          <w:bCs/>
+        </w:rPr>
+      </w:pPr>
+      <w:r>
+        <w:rPr>
+          <w:rFonts w:ascii="Segoe UI Emoji" w:hAnsi="Segoe UI Emoji" w:cs="Segoe UI Emoji"/>
+          <w:b/>
+          <w:bCs/>
+        </w:rPr>
+        <w:t>❓</w:t>
+      </w:r>
+      <w:r>
+        <w:rPr>
+          <w:b/>
+          <w:bCs/>
+        </w:rPr>
+        <w:t xml:space="preserve"> What is restart policy?</w:t>
+      </w:r>
+    </w:p>
+    <w:p>
+      <w:r>
+        <w:t>restart: unless-stopped</w:t>
+      </w:r>
+    </w:p>
+    <w:p>
+      <w:r>
+        <w:t>Automatically restarts containers on failure.</w:t>
+      </w:r>
+    </w:p>
+    <w:p>
+      <w:r>
+        <w:pict w14:anchorId="43E7C642">
+          <v:rect id="_x0000_i1451" style="width:0;height:1.5pt" o:hralign="center" o:hrstd="t" o:hr="t" fillcolor="#a0a0a0" stroked="f"/>
+        </w:pict>
+      </w:r>
+    </w:p>
+    <w:p>
+      <w:pPr>
+        <w:rPr>
+          <w:b/>
+          <w:bCs/>
+        </w:rPr>
+      </w:pPr>
+      <w:r>
+        <w:rPr>
+          <w:rFonts w:ascii="Segoe UI Emoji" w:hAnsi="Segoe UI Emoji" w:cs="Segoe UI Emoji"/>
+          <w:b/>
+          <w:bCs/>
+        </w:rPr>
+        <w:t>❓</w:t>
+      </w:r>
+      <w:r>
+        <w:rPr>
+          <w:b/>
+          <w:bCs/>
+        </w:rPr>
+        <w:t xml:space="preserve"> Why use restart policies?</w:t>
+      </w:r>
+    </w:p>
+    <w:p>
+      <w:r>
+        <w:t>To ensure system availability and recovery from crashes.</w:t>
+      </w:r>
+    </w:p>
+    <w:p>
+      <w:r>
+        <w:pict w14:anchorId="2DADAF30">
+          <v:rect id="_x0000_i1452" style="width:0;height:1.5pt" o:hralign="center" o:hrstd="t" o:hr="t" fillcolor="#a0a0a0" stroked="f"/>
+        </w:pict>
+      </w:r>
+    </w:p>
+    <w:p>
+      <w:pPr>
+        <w:rPr>
+          <w:b/>
+          <w:bCs/>
+        </w:rPr>
+      </w:pPr>
+      <w:r>
+        <w:rPr>
+          <w:rFonts w:ascii="Segoe UI Emoji" w:hAnsi="Segoe UI Emoji" w:cs="Segoe UI Emoji"/>
+          <w:b/>
+          <w:bCs/>
+        </w:rPr>
+        <w:t>❓</w:t>
+      </w:r>
+      <w:r>
+        <w:rPr>
+          <w:b/>
+          <w:bCs/>
+        </w:rPr>
+        <w:t xml:space="preserve"> What is a test-runner container?</w:t>
+      </w:r>
+    </w:p>
+    <w:p>
+      <w:r>
+        <w:t>A separate container used to run automated tests.</w:t>
+      </w:r>
+    </w:p>
+    <w:p>
+      <w:r>
+        <w:pict w14:anchorId="7B269CC6">
+          <v:rect id="_x0000_i1453" style="width:0;height:1.5pt" o:hralign="center" o:hrstd="t" o:hr="t" fillcolor="#a0a0a0" stroked="f"/>
+        </w:pict>
+      </w:r>
+    </w:p>
+    <w:p>
+      <w:pPr>
+        <w:rPr>
+          <w:b/>
+          <w:bCs/>
+        </w:rPr>
+      </w:pPr>
+      <w:r>
+        <w:rPr>
+          <w:rFonts w:ascii="Segoe UI Emoji" w:hAnsi="Segoe UI Emoji" w:cs="Segoe UI Emoji"/>
+          <w:b/>
+          <w:bCs/>
+        </w:rPr>
+        <w:t>❓</w:t>
+      </w:r>
+      <w:r>
+        <w:rPr>
+          <w:b/>
+          <w:bCs/>
+        </w:rPr>
+        <w:t xml:space="preserve"> Why separate test containers?</w:t>
+      </w:r>
+    </w:p>
+    <w:p>
+      <w:pPr>
+        <w:numPr>
+          <w:ilvl w:val="0"/>
+          <w:numId w:val="44"/>
+        </w:numPr>
+      </w:pPr>
+      <w:r>
+        <w:t>Isolation</w:t>
+      </w:r>
+    </w:p>
+    <w:p>
+      <w:pPr>
+        <w:numPr>
+          <w:ilvl w:val="0"/>
+          <w:numId w:val="44"/>
+        </w:numPr>
+      </w:pPr>
+      <w:r>
+        <w:t>Automation</w:t>
+      </w:r>
+    </w:p>
+    <w:p>
+      <w:pPr>
+        <w:numPr>
+          <w:ilvl w:val="0"/>
+          <w:numId w:val="44"/>
+        </w:numPr>
+      </w:pPr>
+      <w:r>
+        <w:t>CI/CD integration</w:t>
+      </w:r>
+    </w:p>
+    <w:p>
+      <w:r>
+        <w:lastRenderedPageBreak/>
+        <w:pict w14:anchorId="13595E0E">
+          <v:rect id="_x0000_i1454" style="width:0;height:1.5pt" o:hralign="center" o:hrstd="t" o:hr="t" fillcolor="#a0a0a0" stroked="f"/>
+        </w:pict>
+      </w:r>
+    </w:p>
+    <w:p>
+      <w:pPr>
+        <w:rPr>
+          <w:b/>
+          <w:bCs/>
+        </w:rPr>
+      </w:pPr>
+      <w:r>
+        <w:rPr>
+          <w:rFonts w:ascii="Segoe UI Emoji" w:hAnsi="Segoe UI Emoji" w:cs="Segoe UI Emoji"/>
+          <w:b/>
+          <w:bCs/>
+        </w:rPr>
+        <w:t>🧭</w:t>
+      </w:r>
+      <w:r>
+        <w:rPr>
+          <w:b/>
+          <w:bCs/>
+        </w:rPr>
+        <w:t xml:space="preserve"> PHASE 4 — CLOUD DEPLOYMENT</w:t>
+      </w:r>
+    </w:p>
+    <w:p>
+      <w:r>
+        <w:pict w14:anchorId="6679F7F4">
+          <v:rect id="_x0000_i1455" style="width:0;height:1.5pt" o:hralign="center" o:hrstd="t" o:hr="t" fillcolor="#a0a0a0" stroked="f"/>
+        </w:pict>
+      </w:r>
+    </w:p>
+    <w:p>
+      <w:pPr>
+        <w:rPr>
+          <w:b/>
+          <w:bCs/>
+        </w:rPr>
+      </w:pPr>
+      <w:r>
+        <w:rPr>
+          <w:rFonts w:ascii="Segoe UI Emoji" w:hAnsi="Segoe UI Emoji" w:cs="Segoe UI Emoji"/>
+          <w:b/>
+          <w:bCs/>
+        </w:rPr>
+        <w:t>❓</w:t>
+      </w:r>
+      <w:r>
+        <w:rPr>
+          <w:b/>
+          <w:bCs/>
+        </w:rPr>
+        <w:t xml:space="preserve"> How is Docker used in production?</w:t>
+      </w:r>
+    </w:p>
+    <w:p>
+      <w:r>
+        <w:t>Docker containers are deployed on cloud infrastructure such as:</w:t>
+      </w:r>
+    </w:p>
+    <w:p>
+      <w:pPr>
+        <w:numPr>
+          <w:ilvl w:val="0"/>
+          <w:numId w:val="45"/>
+        </w:numPr>
+      </w:pPr>
+      <w:r>
+        <w:t>Microsoft Azure</w:t>
+      </w:r>
+    </w:p>
+    <w:p>
+      <w:pPr>
+        <w:numPr>
+          <w:ilvl w:val="0"/>
+          <w:numId w:val="45"/>
+        </w:numPr>
+      </w:pPr>
+      <w:r>
+        <w:t>Amazon Web Services</w:t>
+      </w:r>
+    </w:p>
+    <w:p>
+      <w:r>
+        <w:pict w14:anchorId="702A46AC">
+          <v:rect id="_x0000_i1456" style="width:0;height:1.5pt" o:hralign="center" o:hrstd="t" o:hr="t" fillcolor="#a0a0a0" stroked="f"/>
+        </w:pict>
+      </w:r>
+    </w:p>
+    <w:p>
+      <w:pPr>
+        <w:rPr>
+          <w:b/>
+          <w:bCs/>
+        </w:rPr>
+      </w:pPr>
+      <w:r>
+        <w:rPr>
+          <w:rFonts w:ascii="Segoe UI Emoji" w:hAnsi="Segoe UI Emoji" w:cs="Segoe UI Emoji"/>
+          <w:b/>
+          <w:bCs/>
+        </w:rPr>
+        <w:t>❓</w:t>
+      </w:r>
+      <w:r>
+        <w:rPr>
+          <w:b/>
+          <w:bCs/>
+        </w:rPr>
+        <w:t xml:space="preserve"> What is a Virtual Machine (VM)?</w:t>
+      </w:r>
+    </w:p>
+    <w:p>
+      <w:r>
+        <w:t>A virtual server that runs applications in the cloud.</w:t>
+      </w:r>
+    </w:p>
+    <w:p>
+      <w:r>
+        <w:t>Example:</w:t>
+      </w:r>
+    </w:p>
+    <w:p>
+      <w:pPr>
+        <w:numPr>
+          <w:ilvl w:val="0"/>
+          <w:numId w:val="46"/>
+        </w:numPr>
+      </w:pPr>
+      <w:r>
+        <w:t>Azure Virtual Machines</w:t>
+      </w:r>
+    </w:p>
+    <w:p>
+      <w:r>
+        <w:pict w14:anchorId="20E61811">
+          <v:rect id="_x0000_i1457" style="width:0;height:1.5pt" o:hralign="center" o:hrstd="t" o:hr="t" fillcolor="#a0a0a0" stroked="f"/>
+        </w:pict>
+      </w:r>
+    </w:p>
+    <w:p>
+      <w:pPr>
+        <w:rPr>
+          <w:b/>
+          <w:bCs/>
+        </w:rPr>
+      </w:pPr>
+      <w:r>
+        <w:rPr>
+          <w:rFonts w:ascii="Segoe UI Emoji" w:hAnsi="Segoe UI Emoji" w:cs="Segoe UI Emoji"/>
+          <w:b/>
+          <w:bCs/>
+        </w:rPr>
+        <w:t>❓</w:t>
+      </w:r>
+      <w:r>
+        <w:rPr>
+          <w:b/>
+          <w:bCs/>
+        </w:rPr>
+        <w:t xml:space="preserve"> How do you deploy Docker on a VM?</w:t>
+      </w:r>
+    </w:p>
+    <w:p>
+      <w:r>
+        <w:t>Steps:</w:t>
+      </w:r>
+    </w:p>
+    <w:p>
+      <w:pPr>
+        <w:numPr>
+          <w:ilvl w:val="0"/>
+          <w:numId w:val="47"/>
+        </w:numPr>
+      </w:pPr>
+      <w:r>
+        <w:t>Create VM</w:t>
+      </w:r>
+    </w:p>
+    <w:p>
+      <w:pPr>
+        <w:numPr>
+          <w:ilvl w:val="0"/>
+          <w:numId w:val="47"/>
+        </w:numPr>
+      </w:pPr>
+      <w:r>
+        <w:t>Install Docker</w:t>
+      </w:r>
+    </w:p>
+    <w:p>
+      <w:pPr>
+        <w:numPr>
+          <w:ilvl w:val="0"/>
+          <w:numId w:val="47"/>
+        </w:numPr>
+      </w:pPr>
+      <w:r>
+        <w:t>Clone repo</w:t>
+      </w:r>
+    </w:p>
+    <w:p>
+      <w:pPr>
+        <w:numPr>
+          <w:ilvl w:val="0"/>
+          <w:numId w:val="47"/>
+        </w:numPr>
+      </w:pPr>
+      <w:r>
+        <w:t>Run docker-compose</w:t>
+      </w:r>
+    </w:p>
+    <w:p>
+      <w:r>
+        <w:pict w14:anchorId="36360716">
+          <v:rect id="_x0000_i1458" style="width:0;height:1.5pt" o:hralign="center" o:hrstd="t" o:hr="t" fillcolor="#a0a0a0" stroked="f"/>
+        </w:pict>
+      </w:r>
+    </w:p>
+    <w:p>
+      <w:pPr>
+        <w:rPr>
+          <w:b/>
+          <w:bCs/>
+        </w:rPr>
+      </w:pPr>
+      <w:r>
+        <w:rPr>
+          <w:rFonts w:ascii="Segoe UI Emoji" w:hAnsi="Segoe UI Emoji" w:cs="Segoe UI Emoji"/>
+          <w:b/>
+          <w:bCs/>
+        </w:rPr>
+        <w:t>❓</w:t>
+      </w:r>
+      <w:r>
+        <w:rPr>
+          <w:b/>
+          <w:bCs/>
+        </w:rPr>
+        <w:t xml:space="preserve"> What are container services?</w:t>
+      </w:r>
+    </w:p>
+    <w:p>
+      <w:r>
+        <w:t>Cloud services that run containers without managing servers.</w:t>
+      </w:r>
+    </w:p>
+    <w:p>
+      <w:r>
+        <w:pict w14:anchorId="51BAB8B3">
+          <v:rect id="_x0000_i1459" style="width:0;height:1.5pt" o:hralign="center" o:hrstd="t" o:hr="t" fillcolor="#a0a0a0" stroked="f"/>
+        </w:pict>
+      </w:r>
+    </w:p>
+    <w:p>
+      <w:pPr>
+        <w:rPr>
+          <w:b/>
+          <w:bCs/>
+        </w:rPr>
+      </w:pPr>
+      <w:r>
+        <w:rPr>
+          <w:rFonts w:ascii="Segoe UI Emoji" w:hAnsi="Segoe UI Emoji" w:cs="Segoe UI Emoji"/>
+          <w:b/>
+          <w:bCs/>
+        </w:rPr>
+        <w:t>❓</w:t>
+      </w:r>
+      <w:r>
+        <w:rPr>
+          <w:b/>
+          <w:bCs/>
+        </w:rPr>
+        <w:t xml:space="preserve"> Difference between VM and container services?</w:t>
+      </w:r>
+    </w:p>
+    <w:tbl>
+      <w:tblPr>
+        <w:tblW w:w="0" w:type="auto"/>
+        <w:tblCellSpacing w:w="15" w:type="dxa"/>
+        <w:tblCellMar>
+          <w:top w:w="15" w:type="dxa"/>
+          <w:left w:w="15" w:type="dxa"/>
+          <w:bottom w:w="15" w:type="dxa"/>
+          <w:right w:w="15" w:type="dxa"/>
+        </w:tblCellMar>
+        <w:tblLook w:val="04A0" w:firstRow="1" w:lastRow="0" w:firstColumn="1" w:lastColumn="0" w:noHBand="0" w:noVBand="1"/>
+      </w:tblPr>
+      <w:tblGrid>
+        <w:gridCol w:w="1991"/>
+        <w:gridCol w:w="1676"/>
+      </w:tblGrid>
+      <w:tr>
+        <w:trPr>
+          <w:tblHeader/>
+          <w:tblCellSpacing w:w="15" w:type="dxa"/>
+        </w:trPr>
+        <w:tc>
+          <w:tcPr>
+            <w:tcW w:w="0" w:type="auto"/>
+            <w:vAlign w:val="center"/>
+            <w:hideMark/>
+          </w:tcPr>
+          <w:p>
+            <w:pPr>
+              <w:rPr>
+                <w:b/>
+                <w:bCs/>
+              </w:rPr>
+            </w:pPr>
+            <w:r>
+              <w:rPr>
+                <w:b/>
+                <w:bCs/>
+              </w:rPr>
+              <w:t>VM</w:t>
+            </w:r>
+          </w:p>
+        </w:tc>
+        <w:tc>
+          <w:tcPr>
+            <w:tcW w:w="0" w:type="auto"/>
+            <w:vAlign w:val="center"/>
+            <w:hideMark/>
+          </w:tcPr>
+          <w:p>
+            <w:pPr>
+              <w:rPr>
+                <w:b/>
+                <w:bCs/>
+              </w:rPr>
+            </w:pPr>
+            <w:r>
+              <w:rPr>
+                <w:b/>
+                <w:bCs/>
+              </w:rPr>
+              <w:t>Container Service</w:t>
+            </w:r>
+          </w:p>
+        </w:tc>
+      </w:tr>
+      <w:tr>
+        <w:trPr>
+          <w:tblCellSpacing w:w="15" w:type="dxa"/>
+        </w:trPr>
+        <w:tc>
+          <w:tcPr>
+            <w:tcW w:w="0" w:type="auto"/>
+            <w:vAlign w:val="center"/>
+            <w:hideMark/>
+          </w:tcPr>
+          <w:p>
+            <w:r>
+              <w:t>Manual management</w:t>
+            </w:r>
+          </w:p>
+        </w:tc>
+        <w:tc>
+          <w:tcPr>
+            <w:tcW w:w="0" w:type="auto"/>
+            <w:vAlign w:val="center"/>
+            <w:hideMark/>
+          </w:tcPr>
+          <w:p>
+            <w:r>
+              <w:t>Managed</w:t>
+            </w:r>
+          </w:p>
+        </w:tc>
+      </w:tr>
+      <w:tr>
+        <w:trPr>
+          <w:tblCellSpacing w:w="15" w:type="dxa"/>
+        </w:trPr>
+        <w:tc>
+          <w:tcPr>
+            <w:tcW w:w="0" w:type="auto"/>
+            <w:vAlign w:val="center"/>
+            <w:hideMark/>
+          </w:tcPr>
+          <w:p>
+            <w:r>
+              <w:t>Less scalable</w:t>
+            </w:r>
+          </w:p>
+        </w:tc>
+        <w:tc>
+          <w:tcPr>
+            <w:tcW w:w="0" w:type="auto"/>
+            <w:vAlign w:val="center"/>
+            <w:hideMark/>
+          </w:tcPr>
+          <w:p>
+            <w:r>
+              <w:t>More scalable</w:t>
+            </w:r>
+          </w:p>
+        </w:tc>
+      </w:tr>
+    </w:tbl>
+    <w:p>
+      <w:r>
+        <w:pict w14:anchorId="034C7F7A">
+          <v:rect id="_x0000_i1460" style="width:0;height:1.5pt" o:hralign="center" o:hrstd="t" o:hr="t" fillcolor="#a0a0a0" stroked="f"/>
+        </w:pict>
+      </w:r>
+    </w:p>
+    <w:p>
+      <w:pPr>
+        <w:rPr>
+          <w:b/>
+          <w:bCs/>
+        </w:rPr>
+      </w:pPr>
+      <w:r>
+        <w:rPr>
+          <w:rFonts w:ascii="Segoe UI Emoji" w:hAnsi="Segoe UI Emoji" w:cs="Segoe UI Emoji"/>
+          <w:b/>
+          <w:bCs/>
+        </w:rPr>
+        <w:t>🧭</w:t>
+      </w:r>
+      <w:r>
+        <w:rPr>
+          <w:b/>
+          <w:bCs/>
+        </w:rPr>
+        <w:t xml:space="preserve"> PHASE 5 — BEST PRACTICES</w:t>
+      </w:r>
+    </w:p>
+    <w:p>
+      <w:r>
+        <w:pict w14:anchorId="28C313A2">
+          <v:rect id="_x0000_i1461" style="width:0;height:1.5pt" o:hralign="center" o:hrstd="t" o:hr="t" fillcolor="#a0a0a0" stroked="f"/>
+        </w:pict>
+      </w:r>
+    </w:p>
+    <w:p>
+      <w:pPr>
+        <w:rPr>
+          <w:b/>
+          <w:bCs/>
+        </w:rPr>
+      </w:pPr>
+      <w:r>
+        <w:rPr>
+          <w:rFonts w:ascii="Segoe UI Emoji" w:hAnsi="Segoe UI Emoji" w:cs="Segoe UI Emoji"/>
+          <w:b/>
+          <w:bCs/>
+        </w:rPr>
+        <w:lastRenderedPageBreak/>
+        <w:t>❓</w:t>
+      </w:r>
+      <w:r>
+        <w:rPr>
+          <w:b/>
+          <w:bCs/>
+        </w:rPr>
+        <w:t xml:space="preserve"> Why use slim images?</w:t>
+      </w:r>
+    </w:p>
+    <w:p>
+      <w:r>
+        <w:t>Smaller size → faster deployment and lower resource usage.</w:t>
+      </w:r>
+    </w:p>
+    <w:p>
+      <w:r>
+        <w:pict w14:anchorId="5ED4FD0D">
+          <v:rect id="_x0000_i1462" style="width:0;height:1.5pt" o:hralign="center" o:hrstd="t" o:hr="t" fillcolor="#a0a0a0" stroked="f"/>
+        </w:pict>
+      </w:r>
+    </w:p>
+    <w:p>
+      <w:pPr>
+        <w:rPr>
+          <w:b/>
+          <w:bCs/>
+        </w:rPr>
+      </w:pPr>
+      <w:r>
+        <w:rPr>
+          <w:rFonts w:ascii="Segoe UI Emoji" w:hAnsi="Segoe UI Emoji" w:cs="Segoe UI Emoji"/>
+          <w:b/>
+          <w:bCs/>
+        </w:rPr>
+        <w:t>❓</w:t>
+      </w:r>
+      <w:r>
+        <w:rPr>
+          <w:b/>
+          <w:bCs/>
+        </w:rPr>
+        <w:t xml:space="preserve"> What </w:t>
+      </w:r>
+      <w:proofErr w:type="gramStart"/>
+      <w:r>
+        <w:rPr>
+          <w:b/>
+          <w:bCs/>
+        </w:rPr>
+        <w:t>is .</w:t>
+      </w:r>
+      <w:proofErr w:type="spellStart"/>
+      <w:r>
+        <w:rPr>
+          <w:b/>
+          <w:bCs/>
+        </w:rPr>
+        <w:t>dockerignore</w:t>
+      </w:r>
+      <w:proofErr w:type="spellEnd"/>
+      <w:proofErr w:type="gramEnd"/>
+      <w:r>
+        <w:rPr>
+          <w:b/>
+          <w:bCs/>
+        </w:rPr>
+        <w:t>?</w:t>
+      </w:r>
+    </w:p>
+    <w:p>
+      <w:r>
+        <w:t>File to exclude unnecessary files from Docker image.</w:t>
+      </w:r>
+    </w:p>
+    <w:p>
+      <w:r>
+        <w:pict w14:anchorId="2BFCCC57">
+          <v:rect id="_x0000_i1463" style="width:0;height:1.5pt" o:hralign="center" o:hrstd="t" o:hr="t" fillcolor="#a0a0a0" stroked="f"/>
+        </w:pict>
+      </w:r>
+    </w:p>
+    <w:p>
+      <w:pPr>
+        <w:rPr>
+          <w:b/>
+          <w:bCs/>
+        </w:rPr>
+      </w:pPr>
+      <w:r>
+        <w:rPr>
+          <w:rFonts w:ascii="Segoe UI Emoji" w:hAnsi="Segoe UI Emoji" w:cs="Segoe UI Emoji"/>
+          <w:b/>
+          <w:bCs/>
+        </w:rPr>
+        <w:t>❓</w:t>
+      </w:r>
+      <w:r>
+        <w:rPr>
+          <w:b/>
+          <w:bCs/>
+        </w:rPr>
+        <w:t xml:space="preserve"> Why avoid copying everything into Docker image?</w:t>
+      </w:r>
+    </w:p>
+    <w:p>
+      <w:pPr>
+        <w:numPr>
+          <w:ilvl w:val="0"/>
+          <w:numId w:val="48"/>
+        </w:numPr>
+      </w:pPr>
+      <w:r>
+        <w:t>Larger size</w:t>
+      </w:r>
+    </w:p>
+    <w:p>
+      <w:pPr>
+        <w:numPr>
+          <w:ilvl w:val="0"/>
+          <w:numId w:val="48"/>
+        </w:numPr>
+      </w:pPr>
+      <w:r>
+        <w:t>Security risks</w:t>
+      </w:r>
+    </w:p>
+    <w:p>
+      <w:pPr>
+        <w:numPr>
+          <w:ilvl w:val="0"/>
+          <w:numId w:val="48"/>
+        </w:numPr>
+      </w:pPr>
+      <w:r>
+        <w:t>Slower builds</w:t>
+      </w:r>
+    </w:p>
+    <w:p>
+      <w:r>
+        <w:pict w14:anchorId="1C37FFAC">
+          <v:rect id="_x0000_i1464" style="width:0;height:1.5pt" o:hralign="center" o:hrstd="t" o:hr="t" fillcolor="#a0a0a0" stroked="f"/>
+        </w:pict>
+      </w:r>
+    </w:p>
+    <w:p>
+      <w:pPr>
+        <w:rPr>
+          <w:b/>
+          <w:bCs/>
+        </w:rPr>
+      </w:pPr>
+      <w:r>
+        <w:rPr>
+          <w:rFonts w:ascii="Segoe UI Emoji" w:hAnsi="Segoe UI Emoji" w:cs="Segoe UI Emoji"/>
+          <w:b/>
+          <w:bCs/>
+        </w:rPr>
+        <w:t>❓</w:t>
+      </w:r>
+      <w:r>
+        <w:rPr>
+          <w:b/>
+          <w:bCs/>
+        </w:rPr>
+        <w:t xml:space="preserve"> Why use environment variables?</w:t>
+      </w:r>
+    </w:p>
+    <w:p>
+      <w:r>
+        <w:t>To separate configuration from code and support multiple environments.</w:t>
+      </w:r>
+    </w:p>
+    <w:p>
+      <w:r>
+        <w:pict w14:anchorId="2B5829B3">
+          <v:rect id="_x0000_i1465" style="width:0;height:1.5pt" o:hralign="center" o:hrstd="t" o:hr="t" fillcolor="#a0a0a0" stroked="f"/>
+        </w:pict>
+      </w:r>
+    </w:p>
+    <w:p>
+      <w:pPr>
+        <w:rPr>
+          <w:b/>
+          <w:bCs/>
+        </w:rPr>
+      </w:pPr>
+      <w:r>
+        <w:rPr>
+          <w:rFonts w:ascii="Segoe UI Emoji" w:hAnsi="Segoe UI Emoji" w:cs="Segoe UI Emoji"/>
+          <w:b/>
+          <w:bCs/>
+        </w:rPr>
+        <w:t>❓</w:t>
+      </w:r>
+      <w:r>
+        <w:rPr>
+          <w:b/>
+          <w:bCs/>
+        </w:rPr>
+        <w:t xml:space="preserve"> Why is logging important?</w:t>
+      </w:r>
+    </w:p>
+    <w:p>
+      <w:r>
+        <w:t>Helps debug issues in production systems.</w:t>
+      </w:r>
+    </w:p>
+    <w:p>
+      <w:r>
+        <w:pict w14:anchorId="7044850D">
+          <v:rect id="_x0000_i1466" style="width:0;height:1.5pt" o:hralign="center" o:hrstd="t" o:hr="t" fillcolor="#a0a0a0" stroked="f"/>
+        </w:pict>
+      </w:r>
+    </w:p>
+    <w:p>
+      <w:pPr>
+        <w:rPr>
+          <w:b/>
+          <w:bCs/>
+        </w:rPr>
+      </w:pPr>
+      <w:r>
+        <w:rPr>
+          <w:rFonts w:ascii="Segoe UI Emoji" w:hAnsi="Segoe UI Emoji" w:cs="Segoe UI Emoji"/>
+          <w:b/>
+          <w:bCs/>
+        </w:rPr>
+        <w:t>❓</w:t>
+      </w:r>
+      <w:r>
+        <w:rPr>
+          <w:b/>
+          <w:bCs/>
+        </w:rPr>
+        <w:t xml:space="preserve"> What is stateless vs stateful?</w:t>
+      </w:r>
+    </w:p>
+    <w:tbl>
+      <w:tblPr>
+        <w:tblW w:w="0" w:type="auto"/>
+        <w:tblCellSpacing w:w="15" w:type="dxa"/>
+        <w:tblCellMar>
+          <w:top w:w="15" w:type="dxa"/>
+          <w:left w:w="15" w:type="dxa"/>
+          <w:bottom w:w="15" w:type="dxa"/>
+          <w:right w:w="15" w:type="dxa"/>
+        </w:tblCellMar>
+        <w:tblLook w:val="04A0" w:firstRow="1" w:lastRow="0" w:firstColumn="1" w:lastColumn="0" w:noHBand="0" w:noVBand="1"/>
+      </w:tblPr>
+      <w:tblGrid>
+        <w:gridCol w:w="1398"/>
+        <w:gridCol w:w="1705"/>
+      </w:tblGrid>
+      <w:tr>
+        <w:trPr>
+          <w:tblHeader/>
+          <w:tblCellSpacing w:w="15" w:type="dxa"/>
+        </w:trPr>
+        <w:tc>
+          <w:tcPr>
+            <w:tcW w:w="0" w:type="auto"/>
+            <w:vAlign w:val="center"/>
+            <w:hideMark/>
+          </w:tcPr>
+          <w:p>
+            <w:pPr>
+              <w:rPr>
+                <w:b/>
+                <w:bCs/>
+              </w:rPr>
+            </w:pPr>
+            <w:r>
+              <w:rPr>
+                <w:b/>
+                <w:bCs/>
+              </w:rPr>
+              <w:t>Stateless</w:t>
+            </w:r>
+          </w:p>
+        </w:tc>
+        <w:tc>
+          <w:tcPr>
+            <w:tcW w:w="0" w:type="auto"/>
+            <w:vAlign w:val="center"/>
+            <w:hideMark/>
+          </w:tcPr>
+          <w:p>
+            <w:pPr>
+              <w:rPr>
+                <w:b/>
+                <w:bCs/>
+              </w:rPr>
+            </w:pPr>
+            <w:r>
+              <w:rPr>
+                <w:b/>
+                <w:bCs/>
+              </w:rPr>
+              <w:t>Stateful</w:t>
+            </w:r>
+          </w:p>
+        </w:tc>
+      </w:tr>
+      <w:tr>
+        <w:trPr>
+          <w:tblCellSpacing w:w="15" w:type="dxa"/>
+        </w:trPr>
+        <w:tc>
+          <w:tcPr>
+            <w:tcW w:w="0" w:type="auto"/>
+            <w:vAlign w:val="center"/>
+            <w:hideMark/>
+          </w:tcPr>
+          <w:p>
+            <w:r>
+              <w:t>No data stored</w:t>
+            </w:r>
+          </w:p>
+        </w:tc>
+        <w:tc>
+          <w:tcPr>
+            <w:tcW w:w="0" w:type="auto"/>
+            <w:vAlign w:val="center"/>
+            <w:hideMark/>
+          </w:tcPr>
+          <w:p>
+            <w:r>
+              <w:t>Data stored</w:t>
+            </w:r>
+          </w:p>
+        </w:tc>
+      </w:tr>
+      <w:tr>
+        <w:trPr>
+          <w:tblCellSpacing w:w="15" w:type="dxa"/>
+        </w:trPr>
+        <w:tc>
+          <w:tcPr>
+            <w:tcW w:w="0" w:type="auto"/>
+            <w:vAlign w:val="center"/>
+            <w:hideMark/>
+          </w:tcPr>
+          <w:p>
+            <w:r>
+              <w:t>Easy to scale</w:t>
+            </w:r>
+          </w:p>
+        </w:tc>
+        <w:tc>
+          <w:tcPr>
+            <w:tcW w:w="0" w:type="auto"/>
+            <w:vAlign w:val="center"/>
+            <w:hideMark/>
+          </w:tcPr>
+          <w:p>
+            <w:r>
+              <w:t>Needs persistence</w:t>
+            </w:r>
+          </w:p>
+        </w:tc>
+      </w:tr>
+    </w:tbl>
+    <w:p>
+      <w:r>
+        <w:pict w14:anchorId="0FB13970">
+          <v:rect id="_x0000_i1467" style="width:0;height:1.5pt" o:hralign="center" o:hrstd="t" o:hr="t" fillcolor="#a0a0a0" stroked="f"/>
+        </w:pict>
+      </w:r>
+    </w:p>
+    <w:p>
+      <w:pPr>
+        <w:rPr>
+          <w:b/>
+          <w:bCs/>
+        </w:rPr>
+      </w:pPr>
+      <w:r>
+        <w:rPr>
+          <w:rFonts w:ascii="Segoe UI Emoji" w:hAnsi="Segoe UI Emoji" w:cs="Segoe UI Emoji"/>
+          <w:b/>
+          <w:bCs/>
+        </w:rPr>
+        <w:t>❓</w:t>
+      </w:r>
+      <w:r>
+        <w:rPr>
+          <w:b/>
+          <w:bCs/>
+        </w:rPr>
+        <w:t xml:space="preserve"> Why set resource limits?</w:t>
+      </w:r>
+    </w:p>
+    <w:p>
+      <w:r>
+        <w:t>To prevent one container from consuming all system resources.</w:t>
+      </w:r>
+    </w:p>
+    <w:p>
+      <w:r>
+        <w:pict w14:anchorId="1CF53EF4">
+          <v:rect id="_x0000_i1468" style="width:0;height:1.5pt" o:hralign="center" o:hrstd="t" o:hr="t" fillcolor="#a0a0a0" stroked="f"/>
+        </w:pict>
+      </w:r>
+    </w:p>
+    <w:p>
+      <w:pPr>
+        <w:rPr>
+          <w:b/>
+          <w:bCs/>
+        </w:rPr>
+      </w:pPr>
+      <w:r>
+        <w:rPr>
+          <w:rFonts w:ascii="Segoe UI Emoji" w:hAnsi="Segoe UI Emoji" w:cs="Segoe UI Emoji"/>
+          <w:b/>
+          <w:bCs/>
+        </w:rPr>
+        <w:t>❓</w:t>
+      </w:r>
+      <w:r>
+        <w:rPr>
+          <w:b/>
+          <w:bCs/>
+        </w:rPr>
+        <w:t xml:space="preserve"> Why separate environments (dev/staging/prod)?</w:t>
+      </w:r>
+    </w:p>
+    <w:p>
+      <w:r>
+        <w:t>To test safely before deploying to users.</w:t>
+      </w:r>
+    </w:p>
+    <w:p>
+      <w:r>
+        <w:pict w14:anchorId="077CD223">
+          <v:rect id="_x0000_i1469" style="width:0;height:1.5pt" o:hralign="center" o:hrstd="t" o:hr="t" fillcolor="#a0a0a0" stroked="f"/>
+        </w:pict>
+      </w:r>
+    </w:p>
+    <w:p>
+      <w:pPr>
+        <w:rPr>
+          <w:b/>
+          <w:bCs/>
+        </w:rPr>
+      </w:pPr>
+      <w:r>
+        <w:rPr>
+          <w:rFonts w:ascii="Segoe UI Emoji" w:hAnsi="Segoe UI Emoji" w:cs="Segoe UI Emoji"/>
+          <w:b/>
+          <w:bCs/>
+        </w:rPr>
+        <w:t>❓</w:t>
+      </w:r>
+      <w:r>
+        <w:rPr>
+          <w:b/>
+          <w:bCs/>
+        </w:rPr>
+        <w:t xml:space="preserve"> What is CI/CD?</w:t>
+      </w:r>
+    </w:p>
+    <w:p>
+      <w:r>
+        <w:t>Automated pipeline for building, testing, and deploying applications.</w:t>
+      </w:r>
+    </w:p>
+    <w:p>
+      <w:r>
+        <w:lastRenderedPageBreak/>
+        <w:pict w14:anchorId="5A9644BB">
+          <v:rect id="_x0000_i1470" style="width:0;height:1.5pt" o:hralign="center" o:hrstd="t" o:hr="t" fillcolor="#a0a0a0" stroked="f"/>
+        </w:pict>
+      </w:r>
+    </w:p>
+    <w:p>
+      <w:pPr>
+        <w:rPr>
+          <w:b/>
+          <w:bCs/>
+        </w:rPr>
+      </w:pPr>
+      <w:r>
+        <w:rPr>
+          <w:rFonts w:ascii="Segoe UI Emoji" w:hAnsi="Segoe UI Emoji" w:cs="Segoe UI Emoji"/>
+          <w:b/>
+          <w:bCs/>
+        </w:rPr>
+        <w:t>❓</w:t>
+      </w:r>
+      <w:r>
+        <w:rPr>
+          <w:b/>
+          <w:bCs/>
+        </w:rPr>
+        <w:t xml:space="preserve"> Why avoid storing secrets in code?</w:t>
+      </w:r>
+    </w:p>
+    <w:p>
+      <w:r>
+        <w:t>To prevent security vulnerabilities.</w:t>
+      </w:r>
+    </w:p>
+    <w:p>
+      <w:r>
+        <w:pict w14:anchorId="51D7A6BB">
+          <v:rect id="_x0000_i1471" style="width:0;height:1.5pt" o:hralign="center" o:hrstd="t" o:hr="t" fillcolor="#a0a0a0" stroked="f"/>
+        </w:pict>
+      </w:r>
+    </w:p>
+    <w:p>
+      <w:pPr>
+        <w:rPr>
+          <w:b/>
+          <w:bCs/>
+        </w:rPr>
+      </w:pPr>
+      <w:r>
+        <w:rPr>
+          <w:rFonts w:ascii="Segoe UI Emoji" w:hAnsi="Segoe UI Emoji" w:cs="Segoe UI Emoji"/>
+          <w:b/>
+          <w:bCs/>
+        </w:rPr>
+        <w:t>🧭</w:t>
+      </w:r>
+      <w:r>
+        <w:rPr>
+          <w:b/>
+          <w:bCs/>
+        </w:rPr>
+        <w:t xml:space="preserve"> PHASE 6 — SCALING &amp; ORCHESTRATION</w:t>
+      </w:r>
+    </w:p>
+    <w:p>
+      <w:r>
+        <w:pict w14:anchorId="592423E2">
+          <v:rect id="_x0000_i1472" style="width:0;height:1.5pt" o:hralign="center" o:hrstd="t" o:hr="t" fillcolor="#a0a0a0" stroked="f"/>
+        </w:pict>
+      </w:r>
+    </w:p>
+    <w:p>
+      <w:pPr>
+        <w:rPr>
+          <w:b/>
+          <w:bCs/>
+        </w:rPr>
+      </w:pPr>
+      <w:r>
+        <w:rPr>
+          <w:rFonts w:ascii="Segoe UI Emoji" w:hAnsi="Segoe UI Emoji" w:cs="Segoe UI Emoji"/>
+          <w:b/>
+          <w:bCs/>
+        </w:rPr>
+        <w:t>❓</w:t>
+      </w:r>
+      <w:r>
+        <w:rPr>
+          <w:b/>
+          <w:bCs/>
+        </w:rPr>
+        <w:t xml:space="preserve"> What is container orchestration?</w:t>
+      </w:r>
+    </w:p>
+    <w:p>
+      <w:r>
+        <w:t>Managing multiple containers automatically.</w:t>
+      </w:r>
+    </w:p>
+    <w:p>
+      <w:r>
+        <w:pict w14:anchorId="5A8167AC">
+          <v:rect id="_x0000_i1473" style="width:0;height:1.5pt" o:hralign="center" o:hrstd="t" o:hr="t" fillcolor="#a0a0a0" stroked="f"/>
+        </w:pict>
+      </w:r>
+    </w:p>
+    <w:p>
+      <w:pPr>
+        <w:rPr>
+          <w:b/>
+          <w:bCs/>
+        </w:rPr>
+      </w:pPr>
+      <w:r>
+        <w:rPr>
+          <w:rFonts w:ascii="Segoe UI Emoji" w:hAnsi="Segoe UI Emoji" w:cs="Segoe UI Emoji"/>
+          <w:b/>
+          <w:bCs/>
+        </w:rPr>
+        <w:t>❓</w:t>
+      </w:r>
+      <w:r>
+        <w:rPr>
+          <w:b/>
+          <w:bCs/>
+        </w:rPr>
+        <w:t xml:space="preserve"> What is Kubernetes?</w:t>
+      </w:r>
+    </w:p>
+    <w:p>
+      <w:r>
+        <w:t>A platform for automating deployment, scaling, and management of containers.</w:t>
+      </w:r>
+    </w:p>
+    <w:p>
+      <w:r>
+        <w:pict w14:anchorId="317311C5">
+          <v:rect id="_x0000_i1474" style="width:0;height:1.5pt" o:hralign="center" o:hrstd="t" o:hr="t" fillcolor="#a0a0a0" stroked="f"/>
+        </w:pict>
+      </w:r>
+    </w:p>
+    <w:p>
+      <w:pPr>
+        <w:rPr>
+          <w:b/>
+          <w:bCs/>
+        </w:rPr>
+      </w:pPr>
+      <w:r>
+        <w:rPr>
+          <w:rFonts w:ascii="Segoe UI Emoji" w:hAnsi="Segoe UI Emoji" w:cs="Segoe UI Emoji"/>
+          <w:b/>
+          <w:bCs/>
+        </w:rPr>
+        <w:t>❓</w:t>
+      </w:r>
+      <w:r>
+        <w:rPr>
+          <w:b/>
+          <w:bCs/>
+        </w:rPr>
+        <w:t xml:space="preserve"> Why is Kubernetes needed?</w:t>
+      </w:r>
+    </w:p>
+    <w:p>
+      <w:r>
+        <w:t>To handle:</w:t>
+      </w:r>
+    </w:p>
+    <w:p>
+      <w:pPr>
+        <w:numPr>
+          <w:ilvl w:val="0"/>
+          <w:numId w:val="49"/>
+        </w:numPr>
+      </w:pPr>
+      <w:r>
+        <w:t>scaling</w:t>
+      </w:r>
+    </w:p>
+    <w:p>
+      <w:pPr>
+        <w:numPr>
+          <w:ilvl w:val="0"/>
+          <w:numId w:val="49"/>
+        </w:numPr>
+      </w:pPr>
+      <w:r>
+        <w:t>failures</w:t>
+      </w:r>
+    </w:p>
+    <w:p>
+      <w:pPr>
+        <w:numPr>
+          <w:ilvl w:val="0"/>
+          <w:numId w:val="49"/>
+        </w:numPr>
+      </w:pPr>
+      <w:r>
+        <w:t>load balancing</w:t>
+      </w:r>
+    </w:p>
+    <w:p>
+      <w:r>
+        <w:pict w14:anchorId="267D75B4">
+          <v:rect id="_x0000_i1475" style="width:0;height:1.5pt" o:hralign="center" o:hrstd="t" o:hr="t" fillcolor="#a0a0a0" stroked="f"/>
+        </w:pict>
+      </w:r>
+    </w:p>
+    <w:p>
+      <w:pPr>
+        <w:rPr>
+          <w:b/>
+          <w:bCs/>
+        </w:rPr>
+      </w:pPr>
+      <w:r>
+        <w:rPr>
+          <w:rFonts w:ascii="Segoe UI Emoji" w:hAnsi="Segoe UI Emoji" w:cs="Segoe UI Emoji"/>
+          <w:b/>
+          <w:bCs/>
+        </w:rPr>
+        <w:t>❓</w:t>
+      </w:r>
+      <w:r>
+        <w:rPr>
+          <w:b/>
+          <w:bCs/>
+        </w:rPr>
+        <w:t xml:space="preserve"> What is auto-scaling?</w:t>
+      </w:r>
+    </w:p>
+    <w:p>
+      <w:r>
+        <w:t>Automatically increasing/decreasing containers based on traffic.</w:t>
+      </w:r>
+    </w:p>
+    <w:p>
+      <w:r>
+        <w:pict w14:anchorId="36194AA4">
+          <v:rect id="_x0000_i1476" style="width:0;height:1.5pt" o:hralign="center" o:hrstd="t" o:hr="t" fillcolor="#a0a0a0" stroked="f"/>
+        </w:pict>
+      </w:r>
+    </w:p>
+    <w:p>
+      <w:pPr>
+        <w:rPr>
+          <w:b/>
+          <w:bCs/>
+        </w:rPr>
+      </w:pPr>
+      <w:r>
+        <w:rPr>
+          <w:rFonts w:ascii="Segoe UI Emoji" w:hAnsi="Segoe UI Emoji" w:cs="Segoe UI Emoji"/>
+          <w:b/>
+          <w:bCs/>
+        </w:rPr>
+        <w:t>❓</w:t>
+      </w:r>
+      <w:r>
+        <w:rPr>
+          <w:b/>
+          <w:bCs/>
+        </w:rPr>
+        <w:t xml:space="preserve"> What is load balancing?</w:t>
+      </w:r>
+    </w:p>
+    <w:p>
+      <w:r>
+        <w:t>Distributing user requests across multiple containers.</w:t>
+      </w:r>
+    </w:p>
+    <w:p>
+      <w:r>
+        <w:pict w14:anchorId="03513DAA">
+          <v:rect id="_x0000_i1477" style="width:0;height:1.5pt" o:hralign="center" o:hrstd="t" o:hr="t" fillcolor="#a0a0a0" stroked="f"/>
+        </w:pict>
+      </w:r>
+    </w:p>
+    <w:p>
+      <w:pPr>
+        <w:rPr>
+          <w:b/>
+          <w:bCs/>
+        </w:rPr>
+      </w:pPr>
+      <w:r>
+        <w:rPr>
+          <w:rFonts w:ascii="Segoe UI Emoji" w:hAnsi="Segoe UI Emoji" w:cs="Segoe UI Emoji"/>
+          <w:b/>
+          <w:bCs/>
+        </w:rPr>
+        <w:t>❓</w:t>
+      </w:r>
+      <w:r>
+        <w:rPr>
+          <w:b/>
+          <w:bCs/>
+        </w:rPr>
+        <w:t xml:space="preserve"> What is service discovery?</w:t>
+      </w:r>
+    </w:p>
+    <w:p>
+      <w:r>
+        <w:t>Automatic communication between services across containers.</w:t>
+      </w:r>
+    </w:p>
+    <w:p>
+      <w:r>
+        <w:pict w14:anchorId="5EB74C31">
+          <v:rect id="_x0000_i1478" style="width:0;height:1.5pt" o:hralign="center" o:hrstd="t" o:hr="t" fillcolor="#a0a0a0" stroked="f"/>
+        </w:pict>
+      </w:r>
+    </w:p>
+    <w:p>
+      <w:pPr>
+        <w:rPr>
+          <w:b/>
+          <w:bCs/>
+        </w:rPr>
+      </w:pPr>
+      <w:r>
+        <w:rPr>
+          <w:rFonts w:ascii="Segoe UI Emoji" w:hAnsi="Segoe UI Emoji" w:cs="Segoe UI Emoji"/>
+          <w:b/>
+          <w:bCs/>
+        </w:rPr>
+        <w:t>❓</w:t>
+      </w:r>
+      <w:r>
+        <w:rPr>
+          <w:b/>
+          <w:bCs/>
+        </w:rPr>
+        <w:t xml:space="preserve"> What is observability?</w:t>
+      </w:r>
+    </w:p>
+    <w:p>
+      <w:r>
+        <w:t>Monitoring system using:</w:t>
+      </w:r>
+    </w:p>
+    <w:p>
+      <w:pPr>
+        <w:numPr>
+          <w:ilvl w:val="0"/>
+          <w:numId w:val="50"/>
+        </w:numPr>
+      </w:pPr>
+      <w:r>
+        <w:t>logs</w:t>
+      </w:r>
+    </w:p>
+    <w:p>
+      <w:pPr>
+        <w:numPr>
+          <w:ilvl w:val="0"/>
+          <w:numId w:val="50"/>
+        </w:numPr>
+      </w:pPr>
+      <w:r>
+        <w:lastRenderedPageBreak/>
+        <w:t>metrics</w:t>
+      </w:r>
+    </w:p>
+    <w:p>
+      <w:pPr>
+        <w:numPr>
+          <w:ilvl w:val="0"/>
+          <w:numId w:val="50"/>
+        </w:numPr>
+      </w:pPr>
+      <w:r>
+        <w:t>alerts</w:t>
+      </w:r>
+    </w:p>
+    <w:p>
+      <w:r>
+        <w:pict w14:anchorId="38F2DECD">
+          <v:rect id="_x0000_i1479" style="width:0;height:1.5pt" o:hralign="center" o:hrstd="t" o:hr="t" fillcolor="#a0a0a0" stroked="f"/>
+        </w:pict>
+      </w:r>
+    </w:p>
+    <w:p>
+      <w:pPr>
+        <w:rPr>
+          <w:b/>
+          <w:bCs/>
+        </w:rPr>
+      </w:pPr>
+      <w:r>
+        <w:rPr>
+          <w:rFonts w:ascii="Segoe UI Emoji" w:hAnsi="Segoe UI Emoji" w:cs="Segoe UI Emoji"/>
+          <w:b/>
+          <w:bCs/>
+        </w:rPr>
+        <w:t>🎯</w:t>
+      </w:r>
+      <w:r>
+        <w:rPr>
+          <w:b/>
+          <w:bCs/>
+        </w:rPr>
+        <w:t xml:space="preserve"> FINAL INTERVIEW SUMMARY</w:t>
+      </w:r>
+    </w:p>
+    <w:p>
+      <w:r>
+        <w:pict w14:anchorId="585A37A3">
+          <v:rect id="_x0000_i1480" style="width:0;height:1.5pt" o:hralign="center" o:hrstd="t" o:hr="t" fillcolor="#a0a0a0" stroked="f"/>
+        </w:pict>
+      </w:r>
+    </w:p>
+    <w:p>
+      <w:pPr>
+        <w:rPr>
+          <w:b/>
+          <w:bCs/>
+        </w:rPr>
+      </w:pPr>
+      <w:r>
+        <w:rPr>
+          <w:rFonts w:ascii="Segoe UI Emoji" w:hAnsi="Segoe UI Emoji" w:cs="Segoe UI Emoji"/>
+          <w:b/>
+          <w:bCs/>
+        </w:rPr>
+        <w:t>🔥</w:t>
+      </w:r>
+      <w:r>
+        <w:rPr>
+          <w:b/>
+          <w:bCs/>
+        </w:rPr>
+        <w:t xml:space="preserve"> Most Important Points Interviewers Expect</w:t>
+      </w:r>
+    </w:p>
+    <w:p>
+      <w:pPr>
+        <w:numPr>
+          <w:ilvl w:val="0"/>
+          <w:numId w:val="51"/>
+        </w:numPr>
+      </w:pPr>
+      <w:r>
+        <w:t xml:space="preserve">Docker basics (image, container, </w:t>
+      </w:r>
+      <w:proofErr w:type="spellStart"/>
+      <w:r>
+        <w:t>Dockerfile</w:t>
+      </w:r>
+      <w:proofErr w:type="spellEnd"/>
+      <w:r>
+        <w:t>)</w:t>
+      </w:r>
+    </w:p>
+    <w:p>
+      <w:pPr>
+        <w:numPr>
+          <w:ilvl w:val="0"/>
+          <w:numId w:val="51"/>
+        </w:numPr>
+      </w:pPr>
+      <w:r>
+        <w:t>Docker Compose (multi-container setup)</w:t>
+      </w:r>
+    </w:p>
+    <w:p>
+      <w:pPr>
+        <w:numPr>
+          <w:ilvl w:val="0"/>
+          <w:numId w:val="51"/>
+        </w:numPr>
+      </w:pPr>
+      <w:r>
+        <w:t>Volumes (persistence)</w:t>
+      </w:r>
+    </w:p>
+    <w:p>
+      <w:pPr>
+        <w:numPr>
+          <w:ilvl w:val="0"/>
+          <w:numId w:val="51"/>
+        </w:numPr>
+      </w:pPr>
+      <w:r>
+        <w:t>Service communication (DNS)</w:t>
+      </w:r>
+    </w:p>
+    <w:p>
+      <w:pPr>
+        <w:numPr>
+          <w:ilvl w:val="0"/>
+          <w:numId w:val="51"/>
+        </w:numPr>
+      </w:pPr>
+      <w:r>
+        <w:t>Health checks &amp; restart policies</w:t>
+      </w:r>
+    </w:p>
+    <w:p>
+      <w:pPr>
+        <w:numPr>
+          <w:ilvl w:val="0"/>
+          <w:numId w:val="51"/>
+        </w:numPr>
+      </w:pPr>
+      <w:r>
+        <w:t>Deployment basics (VM/cloud)</w:t>
+      </w:r>
+    </w:p>
+    <w:p>
+      <w:pPr>
+        <w:numPr>
+          <w:ilvl w:val="0"/>
+          <w:numId w:val="51"/>
+        </w:numPr>
+      </w:pPr>
+      <w:r>
+        <w:t>Scaling basics (Kubernetes)</w:t>
+      </w:r>
+    </w:p>
+    <w:p>
+      <w:r>
+        <w:pict w14:anchorId="181547E7">
+          <v:rect id="_x0000_i1481" style="width:0;height:1.5pt" o:hralign="center" o:hrstd="t" o:hr="t" fillcolor="#a0a0a0" stroked="f"/>
+        </w:pict>
+      </w:r>
+    </w:p>
+    <w:p>
+      <w:pPr>
+        <w:rPr>
+          <w:b/>
+          <w:bCs/>
+        </w:rPr>
+      </w:pPr>
+      <w:r>
+        <w:rPr>
+          <w:rFonts w:ascii="Segoe UI Emoji" w:hAnsi="Segoe UI Emoji" w:cs="Segoe UI Emoji"/>
+          <w:b/>
+          <w:bCs/>
+        </w:rPr>
+        <w:t>🧠</w:t>
+      </w:r>
+      <w:r>
+        <w:rPr>
+          <w:b/>
+          <w:bCs/>
+        </w:rPr>
+        <w:t xml:space="preserve"> GOLDEN ANSWER STRUCTURE (Use in interviews)</w:t>
+      </w:r>
+    </w:p>
+    <w:p>
+      <w:r>
+        <w:t>When asked any question:</w:t>
+      </w:r>
+    </w:p>
+    <w:p>
+      <w:r>
+        <w:rPr>
+          <w:rFonts w:ascii="Segoe UI Emoji" w:hAnsi="Segoe UI Emoji" w:cs="Segoe UI Emoji"/>
+        </w:rPr>
+        <w:t>👉</w:t>
+      </w:r>
+      <w:r>
+        <w:t xml:space="preserve"> Start with definition</w:t>
+      </w:r>
+      <w:r>
+        <w:br/>
+      </w:r>
+      <w:r>
+        <w:rPr>
+          <w:rFonts w:ascii="Segoe UI Emoji" w:hAnsi="Segoe UI Emoji" w:cs="Segoe UI Emoji"/>
+        </w:rPr>
+        <w:t>👉</w:t>
+      </w:r>
+      <w:r>
+        <w:t xml:space="preserve"> Explain why it is used</w:t>
+      </w:r>
+      <w:r>
+        <w:br/>
+      </w:r>
+      <w:r>
+        <w:rPr>
+          <w:rFonts w:ascii="Segoe UI Emoji" w:hAnsi="Segoe UI Emoji" w:cs="Segoe UI Emoji"/>
+        </w:rPr>
+        <w:t>👉</w:t>
+      </w:r>
+      <w:r>
+        <w:t xml:space="preserve"> Give example</w:t>
+      </w:r>
+    </w:p>
+    <w:p>
+      <w:r>
+        <w:pict w14:anchorId="03741AAD">
+          <v:rect id="_x0000_i1482" style="width:0;height:1.5pt" o:hralign="center" o:hrstd="t" o:hr="t" fillcolor="#a0a0a0" stroked="f"/>
+        </w:pict>
+      </w:r>
+    </w:p>
+    <w:p>
+      <w:pPr>
+        <w:rPr>
+          <w:b/>
+          <w:bCs/>
+        </w:rPr>
+      </w:pPr>
+      <w:r>
+        <w:rPr>
+          <w:rFonts w:ascii="Segoe UI Emoji" w:hAnsi="Segoe UI Emoji" w:cs="Segoe UI Emoji"/>
+          <w:b/>
+          <w:bCs/>
+        </w:rPr>
+        <w:t>🚀</w:t>
+      </w:r>
+      <w:r>
+        <w:rPr>
+          <w:b/>
+          <w:bCs/>
+        </w:rPr>
+        <w:t xml:space="preserve"> YOUR LEVEL</w:t>
+      </w:r>
+    </w:p>
+    <w:p>
+      <w:r>
+        <w:t>You can now confidently answer:</w:t>
+      </w:r>
+    </w:p>
+    <w:p>
+      <w:pPr>
+        <w:numPr>
+          <w:ilvl w:val="0"/>
+          <w:numId w:val="52"/>
+        </w:numPr>
+      </w:pPr>
+      <w:r>
+        <w:t xml:space="preserve">Beginner Docker questions </w:t>
+      </w:r>
+      <w:r>
+        <w:rPr>
+          <w:rFonts w:ascii="Segoe UI Emoji" w:hAnsi="Segoe UI Emoji" w:cs="Segoe UI Emoji"/>
+        </w:rPr>
+        <w:t>✅</w:t>
+      </w:r>
+    </w:p>
+    <w:p>
+      <w:pPr>
+        <w:numPr>
+          <w:ilvl w:val="0"/>
+          <w:numId w:val="52"/>
+        </w:numPr>
+      </w:pPr>
+      <w:r>
+        <w:t xml:space="preserve">Intermediate system design questions </w:t>
+      </w:r>
+      <w:r>
+        <w:rPr>
+          <w:rFonts w:ascii="Segoe UI Emoji" w:hAnsi="Segoe UI Emoji" w:cs="Segoe UI Emoji"/>
+        </w:rPr>
+        <w:t>✅</w:t>
+      </w:r>
+    </w:p>
+    <w:p>
+      <w:pPr>
+        <w:numPr>
+          <w:ilvl w:val="0"/>
+          <w:numId w:val="52"/>
+        </w:numPr>
+      </w:pPr>
+      <w:r>
+        <w:t>Entry-level DevOps/</w:t>
+      </w:r>
+      <w:proofErr w:type="spellStart"/>
+      <w:r>
+        <w:t>MLOps</w:t>
+      </w:r>
+      <w:proofErr w:type="spellEnd"/>
+      <w:r>
+        <w:t xml:space="preserve"> questions </w:t>
+      </w:r>
+      <w:r>
+        <w:rPr>
+          <w:rFonts w:ascii="Segoe UI Emoji" w:hAnsi="Segoe UI Emoji" w:cs="Segoe UI Emoji"/>
+        </w:rPr>
+        <w:t>✅</w:t>
+      </w:r>
+    </w:p>
+    <w:p>
+      <w:r>
+        <w:pict w14:anchorId="18300357">
+          <v:rect id="_x0000_i1483" style="width:0;height:1.5pt" o:hralign="center" o:hrstd="t" o:hr="t" fillcolor="#a0a0a0" stroked="f"/>
+        </w:pict>
+      </w:r>
+    </w:p>
+    <w:p/>
     <w:p/>
     <w:sectPr>
       <w:pgSz w:w="11906" w:h="16838"/>
@@ -3511,6 +6620,155 @@
 <file path=word/numbering.xml><?xml version="1.0" encoding="utf-8"?>
 <w:numbering xmlns:wpc="http://schemas.microsoft.com/office/word/2010/wordprocessingCanvas" xmlns:cx="http://schemas.microsoft.com/office/drawing/2014/chartex" xmlns:cx1="http://schemas.microsoft.com/office/drawing/2015/9/8/chartex" xmlns:cx2="http://schemas.microsoft.com/office/drawing/2015/10/21/chartex" xmlns:cx3="http://schemas.microsoft.com/office/drawing/2016/5/9/chartex" xmlns:cx4="http://schemas.microsoft.com/office/drawing/2016/5/10/chartex" xmlns:cx5="http://schemas.microsoft.com/office/drawing/2016/5/11/chartex" xmlns:cx6="http://schemas.microsoft.com/office/drawing/2016/5/12/chartex" xmlns:cx7="http://schemas.microsoft.com/office/drawing/2016/5/13/chartex" xmlns:cx8="http://schemas.microsoft.com/office/drawing/2016/5/14/chartex" xmlns:mc="http://schemas.openxmlformats.org/markup-compatibility/2006" xmlns:aink="http://schemas.microsoft.com/office/drawing/2016/ink" xmlns:am3d="http://schemas.microsoft.com/office/drawing/2017/model3d" xmlns:o="urn:schemas-microsoft-com:office:office" xmlns:oel="http://schemas.microsoft.com/office/2019/extlst" xmlns:r="http://schemas.openxmlformats.org/officeDocument/2006/relationships" xmlns:m="http://schemas.openxmlformats.org/officeDocument/2006/math" xmlns:v="urn:schemas-microsoft-com:vml" xmlns:wp14="http://schemas.microsoft.com/office/word/2010/wordprocessingDrawing" xmlns:wp="http://schemas.openxmlformats.org/drawingml/2006/wordprocessingDrawing" xmlns:w10="urn:schemas-microsoft-com:office:word" xmlns:w="http://schemas.openxmlformats.org/wordprocessingml/2006/main" xmlns:w14="http://schemas.microsoft.com/office/word/2010/wordml" xmlns:w15="http://schemas.microsoft.com/office/word/2012/wordml" xmlns:w16cex="http://schemas.microsoft.com/office/word/2018/wordml/cex" xmlns:w16cid="http://schemas.microsoft.com/office/word/2016/wordml/cid" xmlns:w16="http://schemas.microsoft.com/office/word/2018/wordml" xmlns:w16du="http://schemas.microsoft.com/office/word/2023/wordml/word16du" xmlns:w16sdtdh="http://schemas.microsoft.com/office/word/2020/wordml/sdtdatahash" xmlns:w16sdtfl="http://schemas.microsoft.com/office/word/2024/wordml/sdtformatlock" xmlns:w16se="http://schemas.microsoft.com/office/word/2015/wordml/symex" xmlns:wpg="http://schemas.microsoft.com/office/word/2010/wordprocessingGroup" xmlns:wpi="http://schemas.microsoft.com/office/word/2010/wordprocessingInk" xmlns:wne="http://schemas.microsoft.com/office/word/2006/wordml" xmlns:wps="http://schemas.microsoft.com/office/word/2010/wordprocessingShape" mc:Ignorable="w14 w15 w16se w16cid w16 w16cex w16sdtdh w16sdtfl w16du wp14">
   <w:abstractNum w:abstractNumId="0" w15:restartNumberingAfterBreak="0">
+    <w:nsid w:val="02192B78"/>
+    <w:multiLevelType w:val="multilevel"/>
+    <w:tmpl w:val="957C2148"/>
+    <w:lvl w:ilvl="0">
+      <w:start w:val="1"/>
+      <w:numFmt w:val="bullet"/>
+      <w:lvlText w:val=""/>
+      <w:lvlJc w:val="left"/>
+      <w:pPr>
+        <w:tabs>
+          <w:tab w:val="num" w:pos="720"/>
+        </w:tabs>
+        <w:ind w:left="720" w:hanging="360"/>
+      </w:pPr>
+      <w:rPr>
+        <w:rFonts w:ascii="Symbol" w:hAnsi="Symbol" w:hint="default"/>
+        <w:sz w:val="20"/>
+      </w:rPr>
+    </w:lvl>
+    <w:lvl w:ilvl="1" w:tentative="1">
+      <w:start w:val="1"/>
+      <w:numFmt w:val="bullet"/>
+      <w:lvlText w:val="o"/>
+      <w:lvlJc w:val="left"/>
+      <w:pPr>
+        <w:tabs>
+          <w:tab w:val="num" w:pos="1440"/>
+        </w:tabs>
+        <w:ind w:left="1440" w:hanging="360"/>
+      </w:pPr>
+      <w:rPr>
+        <w:rFonts w:ascii="Courier New" w:hAnsi="Courier New" w:hint="default"/>
+        <w:sz w:val="20"/>
+      </w:rPr>
+    </w:lvl>
+    <w:lvl w:ilvl="2" w:tentative="1">
+      <w:start w:val="1"/>
+      <w:numFmt w:val="bullet"/>
+      <w:lvlText w:val=""/>
+      <w:lvlJc w:val="left"/>
+      <w:pPr>
+        <w:tabs>
+          <w:tab w:val="num" w:pos="2160"/>
+        </w:tabs>
+        <w:ind w:left="2160" w:hanging="360"/>
+      </w:pPr>
+      <w:rPr>
+        <w:rFonts w:ascii="Wingdings" w:hAnsi="Wingdings" w:hint="default"/>
+        <w:sz w:val="20"/>
+      </w:rPr>
+    </w:lvl>
+    <w:lvl w:ilvl="3" w:tentative="1">
+      <w:start w:val="1"/>
+      <w:numFmt w:val="bullet"/>
+      <w:lvlText w:val=""/>
+      <w:lvlJc w:val="left"/>
+      <w:pPr>
+        <w:tabs>
+          <w:tab w:val="num" w:pos="2880"/>
+        </w:tabs>
+        <w:ind w:left="2880" w:hanging="360"/>
+      </w:pPr>
+      <w:rPr>
+        <w:rFonts w:ascii="Wingdings" w:hAnsi="Wingdings" w:hint="default"/>
+        <w:sz w:val="20"/>
+      </w:rPr>
+    </w:lvl>
+    <w:lvl w:ilvl="4" w:tentative="1">
+      <w:start w:val="1"/>
+      <w:numFmt w:val="bullet"/>
+      <w:lvlText w:val=""/>
+      <w:lvlJc w:val="left"/>
+      <w:pPr>
+        <w:tabs>
+          <w:tab w:val="num" w:pos="3600"/>
+        </w:tabs>
+        <w:ind w:left="3600" w:hanging="360"/>
+      </w:pPr>
+      <w:rPr>
+        <w:rFonts w:ascii="Wingdings" w:hAnsi="Wingdings" w:hint="default"/>
+        <w:sz w:val="20"/>
+      </w:rPr>
+    </w:lvl>
+    <w:lvl w:ilvl="5" w:tentative="1">
+      <w:start w:val="1"/>
+      <w:numFmt w:val="bullet"/>
+      <w:lvlText w:val=""/>
+      <w:lvlJc w:val="left"/>
+      <w:pPr>
+        <w:tabs>
+          <w:tab w:val="num" w:pos="4320"/>
+        </w:tabs>
+        <w:ind w:left="4320" w:hanging="360"/>
+      </w:pPr>
+      <w:rPr>
+        <w:rFonts w:ascii="Wingdings" w:hAnsi="Wingdings" w:hint="default"/>
+        <w:sz w:val="20"/>
+      </w:rPr>
+    </w:lvl>
+    <w:lvl w:ilvl="6" w:tentative="1">
+      <w:start w:val="1"/>
+      <w:numFmt w:val="bullet"/>
+      <w:lvlText w:val=""/>
+      <w:lvlJc w:val="left"/>
+      <w:pPr>
+        <w:tabs>
+          <w:tab w:val="num" w:pos="5040"/>
+        </w:tabs>
+        <w:ind w:left="5040" w:hanging="360"/>
+      </w:pPr>
+      <w:rPr>
+        <w:rFonts w:ascii="Wingdings" w:hAnsi="Wingdings" w:hint="default"/>
+        <w:sz w:val="20"/>
+      </w:rPr>
+    </w:lvl>
+    <w:lvl w:ilvl="7" w:tentative="1">
+      <w:start w:val="1"/>
+      <w:numFmt w:val="bullet"/>
+      <w:lvlText w:val=""/>
+      <w:lvlJc w:val="left"/>
+      <w:pPr>
+        <w:tabs>
+          <w:tab w:val="num" w:pos="5760"/>
+        </w:tabs>
+        <w:ind w:left="5760" w:hanging="360"/>
+      </w:pPr>
+      <w:rPr>
+        <w:rFonts w:ascii="Wingdings" w:hAnsi="Wingdings" w:hint="default"/>
+        <w:sz w:val="20"/>
+      </w:rPr>
+    </w:lvl>
+    <w:lvl w:ilvl="8" w:tentative="1">
+      <w:start w:val="1"/>
+      <w:numFmt w:val="bullet"/>
+      <w:lvlText w:val=""/>
+      <w:lvlJc w:val="left"/>
+      <w:pPr>
+        <w:tabs>
+          <w:tab w:val="num" w:pos="6480"/>
+        </w:tabs>
+        <w:ind w:left="6480" w:hanging="360"/>
+      </w:pPr>
+      <w:rPr>
+        <w:rFonts w:ascii="Wingdings" w:hAnsi="Wingdings" w:hint="default"/>
+        <w:sz w:val="20"/>
+      </w:rPr>
+    </w:lvl>
+  </w:abstractNum>
+  <w:abstractNum w:abstractNumId="1" w15:restartNumberingAfterBreak="0">
     <w:nsid w:val="07B018B4"/>
     <w:multiLevelType w:val="multilevel"/>
     <w:tmpl w:val="EF7AAB46"/>
@@ -3659,7 +6917,156 @@
       </w:rPr>
     </w:lvl>
   </w:abstractNum>
-  <w:abstractNum w:abstractNumId="1" w15:restartNumberingAfterBreak="0">
+  <w:abstractNum w:abstractNumId="2" w15:restartNumberingAfterBreak="0">
+    <w:nsid w:val="0AE77845"/>
+    <w:multiLevelType w:val="multilevel"/>
+    <w:tmpl w:val="9E9E9126"/>
+    <w:lvl w:ilvl="0">
+      <w:start w:val="1"/>
+      <w:numFmt w:val="bullet"/>
+      <w:lvlText w:val=""/>
+      <w:lvlJc w:val="left"/>
+      <w:pPr>
+        <w:tabs>
+          <w:tab w:val="num" w:pos="720"/>
+        </w:tabs>
+        <w:ind w:left="720" w:hanging="360"/>
+      </w:pPr>
+      <w:rPr>
+        <w:rFonts w:ascii="Symbol" w:hAnsi="Symbol" w:hint="default"/>
+        <w:sz w:val="20"/>
+      </w:rPr>
+    </w:lvl>
+    <w:lvl w:ilvl="1" w:tentative="1">
+      <w:start w:val="1"/>
+      <w:numFmt w:val="bullet"/>
+      <w:lvlText w:val="o"/>
+      <w:lvlJc w:val="left"/>
+      <w:pPr>
+        <w:tabs>
+          <w:tab w:val="num" w:pos="1440"/>
+        </w:tabs>
+        <w:ind w:left="1440" w:hanging="360"/>
+      </w:pPr>
+      <w:rPr>
+        <w:rFonts w:ascii="Courier New" w:hAnsi="Courier New" w:hint="default"/>
+        <w:sz w:val="20"/>
+      </w:rPr>
+    </w:lvl>
+    <w:lvl w:ilvl="2" w:tentative="1">
+      <w:start w:val="1"/>
+      <w:numFmt w:val="bullet"/>
+      <w:lvlText w:val=""/>
+      <w:lvlJc w:val="left"/>
+      <w:pPr>
+        <w:tabs>
+          <w:tab w:val="num" w:pos="2160"/>
+        </w:tabs>
+        <w:ind w:left="2160" w:hanging="360"/>
+      </w:pPr>
+      <w:rPr>
+        <w:rFonts w:ascii="Wingdings" w:hAnsi="Wingdings" w:hint="default"/>
+        <w:sz w:val="20"/>
+      </w:rPr>
+    </w:lvl>
+    <w:lvl w:ilvl="3" w:tentative="1">
+      <w:start w:val="1"/>
+      <w:numFmt w:val="bullet"/>
+      <w:lvlText w:val=""/>
+      <w:lvlJc w:val="left"/>
+      <w:pPr>
+        <w:tabs>
+          <w:tab w:val="num" w:pos="2880"/>
+        </w:tabs>
+        <w:ind w:left="2880" w:hanging="360"/>
+      </w:pPr>
+      <w:rPr>
+        <w:rFonts w:ascii="Wingdings" w:hAnsi="Wingdings" w:hint="default"/>
+        <w:sz w:val="20"/>
+      </w:rPr>
+    </w:lvl>
+    <w:lvl w:ilvl="4" w:tentative="1">
+      <w:start w:val="1"/>
+      <w:numFmt w:val="bullet"/>
+      <w:lvlText w:val=""/>
+      <w:lvlJc w:val="left"/>
+      <w:pPr>
+        <w:tabs>
+          <w:tab w:val="num" w:pos="3600"/>
+        </w:tabs>
+        <w:ind w:left="3600" w:hanging="360"/>
+      </w:pPr>
+      <w:rPr>
+        <w:rFonts w:ascii="Wingdings" w:hAnsi="Wingdings" w:hint="default"/>
+        <w:sz w:val="20"/>
+      </w:rPr>
+    </w:lvl>
+    <w:lvl w:ilvl="5" w:tentative="1">
+      <w:start w:val="1"/>
+      <w:numFmt w:val="bullet"/>
+      <w:lvlText w:val=""/>
+      <w:lvlJc w:val="left"/>
+      <w:pPr>
+        <w:tabs>
+          <w:tab w:val="num" w:pos="4320"/>
+        </w:tabs>
+        <w:ind w:left="4320" w:hanging="360"/>
+      </w:pPr>
+      <w:rPr>
+        <w:rFonts w:ascii="Wingdings" w:hAnsi="Wingdings" w:hint="default"/>
+        <w:sz w:val="20"/>
+      </w:rPr>
+    </w:lvl>
+    <w:lvl w:ilvl="6" w:tentative="1">
+      <w:start w:val="1"/>
+      <w:numFmt w:val="bullet"/>
+      <w:lvlText w:val=""/>
+      <w:lvlJc w:val="left"/>
+      <w:pPr>
+        <w:tabs>
+          <w:tab w:val="num" w:pos="5040"/>
+        </w:tabs>
+        <w:ind w:left="5040" w:hanging="360"/>
+      </w:pPr>
+      <w:rPr>
+        <w:rFonts w:ascii="Wingdings" w:hAnsi="Wingdings" w:hint="default"/>
+        <w:sz w:val="20"/>
+      </w:rPr>
+    </w:lvl>
+    <w:lvl w:ilvl="7" w:tentative="1">
+      <w:start w:val="1"/>
+      <w:numFmt w:val="bullet"/>
+      <w:lvlText w:val=""/>
+      <w:lvlJc w:val="left"/>
+      <w:pPr>
+        <w:tabs>
+          <w:tab w:val="num" w:pos="5760"/>
+        </w:tabs>
+        <w:ind w:left="5760" w:hanging="360"/>
+      </w:pPr>
+      <w:rPr>
+        <w:rFonts w:ascii="Wingdings" w:hAnsi="Wingdings" w:hint="default"/>
+        <w:sz w:val="20"/>
+      </w:rPr>
+    </w:lvl>
+    <w:lvl w:ilvl="8" w:tentative="1">
+      <w:start w:val="1"/>
+      <w:numFmt w:val="bullet"/>
+      <w:lvlText w:val=""/>
+      <w:lvlJc w:val="left"/>
+      <w:pPr>
+        <w:tabs>
+          <w:tab w:val="num" w:pos="6480"/>
+        </w:tabs>
+        <w:ind w:left="6480" w:hanging="360"/>
+      </w:pPr>
+      <w:rPr>
+        <w:rFonts w:ascii="Wingdings" w:hAnsi="Wingdings" w:hint="default"/>
+        <w:sz w:val="20"/>
+      </w:rPr>
+    </w:lvl>
+  </w:abstractNum>
+  <w:abstractNum w:abstractNumId="3" w15:restartNumberingAfterBreak="0">
     <w:nsid w:val="0EF45275"/>
     <w:multiLevelType w:val="multilevel"/>
     <w:tmpl w:val="517EE310"/>
@@ -3808,7 +7215,7 @@
       </w:rPr>
     </w:lvl>
   </w:abstractNum>
-  <w:abstractNum w:abstractNumId="2" w15:restartNumberingAfterBreak="0">
+  <w:abstractNum w:abstractNumId="4" w15:restartNumberingAfterBreak="0">
     <w:nsid w:val="15092A51"/>
     <w:multiLevelType w:val="multilevel"/>
     <w:tmpl w:val="4198EB8C"/>
@@ -3957,7 +7364,7 @@
       </w:rPr>
     </w:lvl>
   </w:abstractNum>
-  <w:abstractNum w:abstractNumId="3" w15:restartNumberingAfterBreak="0">
+  <w:abstractNum w:abstractNumId="5" w15:restartNumberingAfterBreak="0">
     <w:nsid w:val="17961ACA"/>
     <w:multiLevelType w:val="multilevel"/>
     <w:tmpl w:val="FBE63DC0"/>
@@ -4106,7 +7513,7 @@
       </w:rPr>
     </w:lvl>
   </w:abstractNum>
-  <w:abstractNum w:abstractNumId="4" w15:restartNumberingAfterBreak="0">
+  <w:abstractNum w:abstractNumId="6" w15:restartNumberingAfterBreak="0">
     <w:nsid w:val="188E2B70"/>
     <w:multiLevelType w:val="multilevel"/>
     <w:tmpl w:val="2A5C69F8"/>
@@ -4255,7 +7662,7 @@
       </w:rPr>
     </w:lvl>
   </w:abstractNum>
-  <w:abstractNum w:abstractNumId="5" w15:restartNumberingAfterBreak="0">
+  <w:abstractNum w:abstractNumId="7" w15:restartNumberingAfterBreak="0">
     <w:nsid w:val="1D504516"/>
     <w:multiLevelType w:val="multilevel"/>
     <w:tmpl w:val="5BAC4ED8"/>
@@ -4404,7 +7811,7 @@
       </w:rPr>
     </w:lvl>
   </w:abstractNum>
-  <w:abstractNum w:abstractNumId="6" w15:restartNumberingAfterBreak="0">
+  <w:abstractNum w:abstractNumId="8" w15:restartNumberingAfterBreak="0">
     <w:nsid w:val="1F385DA6"/>
     <w:multiLevelType w:val="multilevel"/>
     <w:tmpl w:val="CBACFBCE"/>
@@ -4553,7 +7960,7 @@
       </w:rPr>
     </w:lvl>
   </w:abstractNum>
-  <w:abstractNum w:abstractNumId="7" w15:restartNumberingAfterBreak="0">
+  <w:abstractNum w:abstractNumId="9" w15:restartNumberingAfterBreak="0">
     <w:nsid w:val="1F8F6E60"/>
     <w:multiLevelType w:val="multilevel"/>
     <w:tmpl w:val="62409F04"/>
@@ -4702,7 +8109,7 @@
       </w:rPr>
     </w:lvl>
   </w:abstractNum>
-  <w:abstractNum w:abstractNumId="8" w15:restartNumberingAfterBreak="0">
+  <w:abstractNum w:abstractNumId="10" w15:restartNumberingAfterBreak="0">
     <w:nsid w:val="263E4E0F"/>
     <w:multiLevelType w:val="multilevel"/>
     <w:tmpl w:val="C9BCDB1E"/>
@@ -4851,7 +8258,7 @@
       </w:rPr>
     </w:lvl>
   </w:abstractNum>
-  <w:abstractNum w:abstractNumId="9" w15:restartNumberingAfterBreak="0">
+  <w:abstractNum w:abstractNumId="11" w15:restartNumberingAfterBreak="0">
     <w:nsid w:val="288E1034"/>
     <w:multiLevelType w:val="multilevel"/>
     <w:tmpl w:val="8A94C158"/>
@@ -5000,7 +8407,7 @@
       </w:rPr>
     </w:lvl>
   </w:abstractNum>
-  <w:abstractNum w:abstractNumId="10" w15:restartNumberingAfterBreak="0">
+  <w:abstractNum w:abstractNumId="12" w15:restartNumberingAfterBreak="0">
     <w:nsid w:val="2C1E40CC"/>
     <w:multiLevelType w:val="multilevel"/>
     <w:tmpl w:val="4C1E6CA4"/>
@@ -5149,7 +8556,7 @@
       </w:rPr>
     </w:lvl>
   </w:abstractNum>
-  <w:abstractNum w:abstractNumId="11" w15:restartNumberingAfterBreak="0">
+  <w:abstractNum w:abstractNumId="13" w15:restartNumberingAfterBreak="0">
     <w:nsid w:val="3647721C"/>
     <w:multiLevelType w:val="multilevel"/>
     <w:tmpl w:val="C868D55A"/>
@@ -5298,7 +8705,156 @@
       </w:rPr>
     </w:lvl>
   </w:abstractNum>
-  <w:abstractNum w:abstractNumId="12" w15:restartNumberingAfterBreak="0">
+  <w:abstractNum w:abstractNumId="14" w15:restartNumberingAfterBreak="0">
+    <w:nsid w:val="37C707CB"/>
+    <w:multiLevelType w:val="multilevel"/>
+    <w:tmpl w:val="2EA4CC78"/>
+    <w:lvl w:ilvl="0">
+      <w:start w:val="1"/>
+      <w:numFmt w:val="bullet"/>
+      <w:lvlText w:val=""/>
+      <w:lvlJc w:val="left"/>
+      <w:pPr>
+        <w:tabs>
+          <w:tab w:val="num" w:pos="720"/>
+        </w:tabs>
+        <w:ind w:left="720" w:hanging="360"/>
+      </w:pPr>
+      <w:rPr>
+        <w:rFonts w:ascii="Symbol" w:hAnsi="Symbol" w:hint="default"/>
+        <w:sz w:val="20"/>
+      </w:rPr>
+    </w:lvl>
+    <w:lvl w:ilvl="1" w:tentative="1">
+      <w:start w:val="1"/>
+      <w:numFmt w:val="bullet"/>
+      <w:lvlText w:val="o"/>
+      <w:lvlJc w:val="left"/>
+      <w:pPr>
+        <w:tabs>
+          <w:tab w:val="num" w:pos="1440"/>
+        </w:tabs>
+        <w:ind w:left="1440" w:hanging="360"/>
+      </w:pPr>
+      <w:rPr>
+        <w:rFonts w:ascii="Courier New" w:hAnsi="Courier New" w:hint="default"/>
+        <w:sz w:val="20"/>
+      </w:rPr>
+    </w:lvl>
+    <w:lvl w:ilvl="2" w:tentative="1">
+      <w:start w:val="1"/>
+      <w:numFmt w:val="bullet"/>
+      <w:lvlText w:val=""/>
+      <w:lvlJc w:val="left"/>
+      <w:pPr>
+        <w:tabs>
+          <w:tab w:val="num" w:pos="2160"/>
+        </w:tabs>
+        <w:ind w:left="2160" w:hanging="360"/>
+      </w:pPr>
+      <w:rPr>
+        <w:rFonts w:ascii="Wingdings" w:hAnsi="Wingdings" w:hint="default"/>
+        <w:sz w:val="20"/>
+      </w:rPr>
+    </w:lvl>
+    <w:lvl w:ilvl="3" w:tentative="1">
+      <w:start w:val="1"/>
+      <w:numFmt w:val="bullet"/>
+      <w:lvlText w:val=""/>
+      <w:lvlJc w:val="left"/>
+      <w:pPr>
+        <w:tabs>
+          <w:tab w:val="num" w:pos="2880"/>
+        </w:tabs>
+        <w:ind w:left="2880" w:hanging="360"/>
+      </w:pPr>
+      <w:rPr>
+        <w:rFonts w:ascii="Wingdings" w:hAnsi="Wingdings" w:hint="default"/>
+        <w:sz w:val="20"/>
+      </w:rPr>
+    </w:lvl>
+    <w:lvl w:ilvl="4" w:tentative="1">
+      <w:start w:val="1"/>
+      <w:numFmt w:val="bullet"/>
+      <w:lvlText w:val=""/>
+      <w:lvlJc w:val="left"/>
+      <w:pPr>
+        <w:tabs>
+          <w:tab w:val="num" w:pos="3600"/>
+        </w:tabs>
+        <w:ind w:left="3600" w:hanging="360"/>
+      </w:pPr>
+      <w:rPr>
+        <w:rFonts w:ascii="Wingdings" w:hAnsi="Wingdings" w:hint="default"/>
+        <w:sz w:val="20"/>
+      </w:rPr>
+    </w:lvl>
+    <w:lvl w:ilvl="5" w:tentative="1">
+      <w:start w:val="1"/>
+      <w:numFmt w:val="bullet"/>
+      <w:lvlText w:val=""/>
+      <w:lvlJc w:val="left"/>
+      <w:pPr>
+        <w:tabs>
+          <w:tab w:val="num" w:pos="4320"/>
+        </w:tabs>
+        <w:ind w:left="4320" w:hanging="360"/>
+      </w:pPr>
+      <w:rPr>
+        <w:rFonts w:ascii="Wingdings" w:hAnsi="Wingdings" w:hint="default"/>
+        <w:sz w:val="20"/>
+      </w:rPr>
+    </w:lvl>
+    <w:lvl w:ilvl="6" w:tentative="1">
+      <w:start w:val="1"/>
+      <w:numFmt w:val="bullet"/>
+      <w:lvlText w:val=""/>
+      <w:lvlJc w:val="left"/>
+      <w:pPr>
+        <w:tabs>
+          <w:tab w:val="num" w:pos="5040"/>
+        </w:tabs>
+        <w:ind w:left="5040" w:hanging="360"/>
+      </w:pPr>
+      <w:rPr>
+        <w:rFonts w:ascii="Wingdings" w:hAnsi="Wingdings" w:hint="default"/>
+        <w:sz w:val="20"/>
+      </w:rPr>
+    </w:lvl>
+    <w:lvl w:ilvl="7" w:tentative="1">
+      <w:start w:val="1"/>
+      <w:numFmt w:val="bullet"/>
+      <w:lvlText w:val=""/>
+      <w:lvlJc w:val="left"/>
+      <w:pPr>
+        <w:tabs>
+          <w:tab w:val="num" w:pos="5760"/>
+        </w:tabs>
+        <w:ind w:left="5760" w:hanging="360"/>
+      </w:pPr>
+      <w:rPr>
+        <w:rFonts w:ascii="Wingdings" w:hAnsi="Wingdings" w:hint="default"/>
+        <w:sz w:val="20"/>
+      </w:rPr>
+    </w:lvl>
+    <w:lvl w:ilvl="8" w:tentative="1">
+      <w:start w:val="1"/>
+      <w:numFmt w:val="bullet"/>
+      <w:lvlText w:val=""/>
+      <w:lvlJc w:val="left"/>
+      <w:pPr>
+        <w:tabs>
+          <w:tab w:val="num" w:pos="6480"/>
+        </w:tabs>
+        <w:ind w:left="6480" w:hanging="360"/>
+      </w:pPr>
+      <w:rPr>
+        <w:rFonts w:ascii="Wingdings" w:hAnsi="Wingdings" w:hint="default"/>
+        <w:sz w:val="20"/>
+      </w:rPr>
+    </w:lvl>
+  </w:abstractNum>
+  <w:abstractNum w:abstractNumId="15" w15:restartNumberingAfterBreak="0">
     <w:nsid w:val="394428C4"/>
     <w:multiLevelType w:val="multilevel"/>
     <w:tmpl w:val="54F83EEE"/>
@@ -5447,7 +9003,7 @@
       </w:rPr>
     </w:lvl>
   </w:abstractNum>
-  <w:abstractNum w:abstractNumId="13" w15:restartNumberingAfterBreak="0">
+  <w:abstractNum w:abstractNumId="16" w15:restartNumberingAfterBreak="0">
     <w:nsid w:val="3A564747"/>
     <w:multiLevelType w:val="multilevel"/>
     <w:tmpl w:val="51102F0C"/>
@@ -5596,7 +9152,7 @@
       </w:rPr>
     </w:lvl>
   </w:abstractNum>
-  <w:abstractNum w:abstractNumId="14" w15:restartNumberingAfterBreak="0">
+  <w:abstractNum w:abstractNumId="17" w15:restartNumberingAfterBreak="0">
     <w:nsid w:val="3CB819EE"/>
     <w:multiLevelType w:val="multilevel"/>
     <w:tmpl w:val="CF6855B4"/>
@@ -5745,7 +9301,7 @@
       </w:rPr>
     </w:lvl>
   </w:abstractNum>
-  <w:abstractNum w:abstractNumId="15" w15:restartNumberingAfterBreak="0">
+  <w:abstractNum w:abstractNumId="18" w15:restartNumberingAfterBreak="0">
     <w:nsid w:val="3D79048A"/>
     <w:multiLevelType w:val="multilevel"/>
     <w:tmpl w:val="9288E99A"/>
@@ -5894,7 +9450,156 @@
       </w:rPr>
     </w:lvl>
   </w:abstractNum>
-  <w:abstractNum w:abstractNumId="16" w15:restartNumberingAfterBreak="0">
+  <w:abstractNum w:abstractNumId="19" w15:restartNumberingAfterBreak="0">
+    <w:nsid w:val="3DC87217"/>
+    <w:multiLevelType w:val="multilevel"/>
+    <w:tmpl w:val="5EF690C4"/>
+    <w:lvl w:ilvl="0">
+      <w:start w:val="1"/>
+      <w:numFmt w:val="bullet"/>
+      <w:lvlText w:val=""/>
+      <w:lvlJc w:val="left"/>
+      <w:pPr>
+        <w:tabs>
+          <w:tab w:val="num" w:pos="720"/>
+        </w:tabs>
+        <w:ind w:left="720" w:hanging="360"/>
+      </w:pPr>
+      <w:rPr>
+        <w:rFonts w:ascii="Symbol" w:hAnsi="Symbol" w:hint="default"/>
+        <w:sz w:val="20"/>
+      </w:rPr>
+    </w:lvl>
+    <w:lvl w:ilvl="1" w:tentative="1">
+      <w:start w:val="1"/>
+      <w:numFmt w:val="bullet"/>
+      <w:lvlText w:val="o"/>
+      <w:lvlJc w:val="left"/>
+      <w:pPr>
+        <w:tabs>
+          <w:tab w:val="num" w:pos="1440"/>
+        </w:tabs>
+        <w:ind w:left="1440" w:hanging="360"/>
+      </w:pPr>
+      <w:rPr>
+        <w:rFonts w:ascii="Courier New" w:hAnsi="Courier New" w:hint="default"/>
+        <w:sz w:val="20"/>
+      </w:rPr>
+    </w:lvl>
+    <w:lvl w:ilvl="2" w:tentative="1">
+      <w:start w:val="1"/>
+      <w:numFmt w:val="bullet"/>
+      <w:lvlText w:val=""/>
+      <w:lvlJc w:val="left"/>
+      <w:pPr>
+        <w:tabs>
+          <w:tab w:val="num" w:pos="2160"/>
+        </w:tabs>
+        <w:ind w:left="2160" w:hanging="360"/>
+      </w:pPr>
+      <w:rPr>
+        <w:rFonts w:ascii="Wingdings" w:hAnsi="Wingdings" w:hint="default"/>
+        <w:sz w:val="20"/>
+      </w:rPr>
+    </w:lvl>
+    <w:lvl w:ilvl="3" w:tentative="1">
+      <w:start w:val="1"/>
+      <w:numFmt w:val="bullet"/>
+      <w:lvlText w:val=""/>
+      <w:lvlJc w:val="left"/>
+      <w:pPr>
+        <w:tabs>
+          <w:tab w:val="num" w:pos="2880"/>
+        </w:tabs>
+        <w:ind w:left="2880" w:hanging="360"/>
+      </w:pPr>
+      <w:rPr>
+        <w:rFonts w:ascii="Wingdings" w:hAnsi="Wingdings" w:hint="default"/>
+        <w:sz w:val="20"/>
+      </w:rPr>
+    </w:lvl>
+    <w:lvl w:ilvl="4" w:tentative="1">
+      <w:start w:val="1"/>
+      <w:numFmt w:val="bullet"/>
+      <w:lvlText w:val=""/>
+      <w:lvlJc w:val="left"/>
+      <w:pPr>
+        <w:tabs>
+          <w:tab w:val="num" w:pos="3600"/>
+        </w:tabs>
+        <w:ind w:left="3600" w:hanging="360"/>
+      </w:pPr>
+      <w:rPr>
+        <w:rFonts w:ascii="Wingdings" w:hAnsi="Wingdings" w:hint="default"/>
+        <w:sz w:val="20"/>
+      </w:rPr>
+    </w:lvl>
+    <w:lvl w:ilvl="5" w:tentative="1">
+      <w:start w:val="1"/>
+      <w:numFmt w:val="bullet"/>
+      <w:lvlText w:val=""/>
+      <w:lvlJc w:val="left"/>
+      <w:pPr>
+        <w:tabs>
+          <w:tab w:val="num" w:pos="4320"/>
+        </w:tabs>
+        <w:ind w:left="4320" w:hanging="360"/>
+      </w:pPr>
+      <w:rPr>
+        <w:rFonts w:ascii="Wingdings" w:hAnsi="Wingdings" w:hint="default"/>
+        <w:sz w:val="20"/>
+      </w:rPr>
+    </w:lvl>
+    <w:lvl w:ilvl="6" w:tentative="1">
+      <w:start w:val="1"/>
+      <w:numFmt w:val="bullet"/>
+      <w:lvlText w:val=""/>
+      <w:lvlJc w:val="left"/>
+      <w:pPr>
+        <w:tabs>
+          <w:tab w:val="num" w:pos="5040"/>
+        </w:tabs>
+        <w:ind w:left="5040" w:hanging="360"/>
+      </w:pPr>
+      <w:rPr>
+        <w:rFonts w:ascii="Wingdings" w:hAnsi="Wingdings" w:hint="default"/>
+        <w:sz w:val="20"/>
+      </w:rPr>
+    </w:lvl>
+    <w:lvl w:ilvl="7" w:tentative="1">
+      <w:start w:val="1"/>
+      <w:numFmt w:val="bullet"/>
+      <w:lvlText w:val=""/>
+      <w:lvlJc w:val="left"/>
+      <w:pPr>
+        <w:tabs>
+          <w:tab w:val="num" w:pos="5760"/>
+        </w:tabs>
+        <w:ind w:left="5760" w:hanging="360"/>
+      </w:pPr>
+      <w:rPr>
+        <w:rFonts w:ascii="Wingdings" w:hAnsi="Wingdings" w:hint="default"/>
+        <w:sz w:val="20"/>
+      </w:rPr>
+    </w:lvl>
+    <w:lvl w:ilvl="8" w:tentative="1">
+      <w:start w:val="1"/>
+      <w:numFmt w:val="bullet"/>
+      <w:lvlText w:val=""/>
+      <w:lvlJc w:val="left"/>
+      <w:pPr>
+        <w:tabs>
+          <w:tab w:val="num" w:pos="6480"/>
+        </w:tabs>
+        <w:ind w:left="6480" w:hanging="360"/>
+      </w:pPr>
+      <w:rPr>
+        <w:rFonts w:ascii="Wingdings" w:hAnsi="Wingdings" w:hint="default"/>
+        <w:sz w:val="20"/>
+      </w:rPr>
+    </w:lvl>
+  </w:abstractNum>
+  <w:abstractNum w:abstractNumId="20" w15:restartNumberingAfterBreak="0">
     <w:nsid w:val="4046059D"/>
     <w:multiLevelType w:val="multilevel"/>
     <w:tmpl w:val="2B18970E"/>
@@ -6043,7 +9748,156 @@
       </w:rPr>
     </w:lvl>
   </w:abstractNum>
-  <w:abstractNum w:abstractNumId="17" w15:restartNumberingAfterBreak="0">
+  <w:abstractNum w:abstractNumId="21" w15:restartNumberingAfterBreak="0">
+    <w:nsid w:val="42DA66E0"/>
+    <w:multiLevelType w:val="multilevel"/>
+    <w:tmpl w:val="E6782E1C"/>
+    <w:lvl w:ilvl="0">
+      <w:start w:val="1"/>
+      <w:numFmt w:val="bullet"/>
+      <w:lvlText w:val=""/>
+      <w:lvlJc w:val="left"/>
+      <w:pPr>
+        <w:tabs>
+          <w:tab w:val="num" w:pos="720"/>
+        </w:tabs>
+        <w:ind w:left="720" w:hanging="360"/>
+      </w:pPr>
+      <w:rPr>
+        <w:rFonts w:ascii="Symbol" w:hAnsi="Symbol" w:hint="default"/>
+        <w:sz w:val="20"/>
+      </w:rPr>
+    </w:lvl>
+    <w:lvl w:ilvl="1" w:tentative="1">
+      <w:start w:val="1"/>
+      <w:numFmt w:val="bullet"/>
+      <w:lvlText w:val="o"/>
+      <w:lvlJc w:val="left"/>
+      <w:pPr>
+        <w:tabs>
+          <w:tab w:val="num" w:pos="1440"/>
+        </w:tabs>
+        <w:ind w:left="1440" w:hanging="360"/>
+      </w:pPr>
+      <w:rPr>
+        <w:rFonts w:ascii="Courier New" w:hAnsi="Courier New" w:hint="default"/>
+        <w:sz w:val="20"/>
+      </w:rPr>
+    </w:lvl>
+    <w:lvl w:ilvl="2" w:tentative="1">
+      <w:start w:val="1"/>
+      <w:numFmt w:val="bullet"/>
+      <w:lvlText w:val=""/>
+      <w:lvlJc w:val="left"/>
+      <w:pPr>
+        <w:tabs>
+          <w:tab w:val="num" w:pos="2160"/>
+        </w:tabs>
+        <w:ind w:left="2160" w:hanging="360"/>
+      </w:pPr>
+      <w:rPr>
+        <w:rFonts w:ascii="Wingdings" w:hAnsi="Wingdings" w:hint="default"/>
+        <w:sz w:val="20"/>
+      </w:rPr>
+    </w:lvl>
+    <w:lvl w:ilvl="3" w:tentative="1">
+      <w:start w:val="1"/>
+      <w:numFmt w:val="bullet"/>
+      <w:lvlText w:val=""/>
+      <w:lvlJc w:val="left"/>
+      <w:pPr>
+        <w:tabs>
+          <w:tab w:val="num" w:pos="2880"/>
+        </w:tabs>
+        <w:ind w:left="2880" w:hanging="360"/>
+      </w:pPr>
+      <w:rPr>
+        <w:rFonts w:ascii="Wingdings" w:hAnsi="Wingdings" w:hint="default"/>
+        <w:sz w:val="20"/>
+      </w:rPr>
+    </w:lvl>
+    <w:lvl w:ilvl="4" w:tentative="1">
+      <w:start w:val="1"/>
+      <w:numFmt w:val="bullet"/>
+      <w:lvlText w:val=""/>
+      <w:lvlJc w:val="left"/>
+      <w:pPr>
+        <w:tabs>
+          <w:tab w:val="num" w:pos="3600"/>
+        </w:tabs>
+        <w:ind w:left="3600" w:hanging="360"/>
+      </w:pPr>
+      <w:rPr>
+        <w:rFonts w:ascii="Wingdings" w:hAnsi="Wingdings" w:hint="default"/>
+        <w:sz w:val="20"/>
+      </w:rPr>
+    </w:lvl>
+    <w:lvl w:ilvl="5" w:tentative="1">
+      <w:start w:val="1"/>
+      <w:numFmt w:val="bullet"/>
+      <w:lvlText w:val=""/>
+      <w:lvlJc w:val="left"/>
+      <w:pPr>
+        <w:tabs>
+          <w:tab w:val="num" w:pos="4320"/>
+        </w:tabs>
+        <w:ind w:left="4320" w:hanging="360"/>
+      </w:pPr>
+      <w:rPr>
+        <w:rFonts w:ascii="Wingdings" w:hAnsi="Wingdings" w:hint="default"/>
+        <w:sz w:val="20"/>
+      </w:rPr>
+    </w:lvl>
+    <w:lvl w:ilvl="6" w:tentative="1">
+      <w:start w:val="1"/>
+      <w:numFmt w:val="bullet"/>
+      <w:lvlText w:val=""/>
+      <w:lvlJc w:val="left"/>
+      <w:pPr>
+        <w:tabs>
+          <w:tab w:val="num" w:pos="5040"/>
+        </w:tabs>
+        <w:ind w:left="5040" w:hanging="360"/>
+      </w:pPr>
+      <w:rPr>
+        <w:rFonts w:ascii="Wingdings" w:hAnsi="Wingdings" w:hint="default"/>
+        <w:sz w:val="20"/>
+      </w:rPr>
+    </w:lvl>
+    <w:lvl w:ilvl="7" w:tentative="1">
+      <w:start w:val="1"/>
+      <w:numFmt w:val="bullet"/>
+      <w:lvlText w:val=""/>
+      <w:lvlJc w:val="left"/>
+      <w:pPr>
+        <w:tabs>
+          <w:tab w:val="num" w:pos="5760"/>
+        </w:tabs>
+        <w:ind w:left="5760" w:hanging="360"/>
+      </w:pPr>
+      <w:rPr>
+        <w:rFonts w:ascii="Wingdings" w:hAnsi="Wingdings" w:hint="default"/>
+        <w:sz w:val="20"/>
+      </w:rPr>
+    </w:lvl>
+    <w:lvl w:ilvl="8" w:tentative="1">
+      <w:start w:val="1"/>
+      <w:numFmt w:val="bullet"/>
+      <w:lvlText w:val=""/>
+      <w:lvlJc w:val="left"/>
+      <w:pPr>
+        <w:tabs>
+          <w:tab w:val="num" w:pos="6480"/>
+        </w:tabs>
+        <w:ind w:left="6480" w:hanging="360"/>
+      </w:pPr>
+      <w:rPr>
+        <w:rFonts w:ascii="Wingdings" w:hAnsi="Wingdings" w:hint="default"/>
+        <w:sz w:val="20"/>
+      </w:rPr>
+    </w:lvl>
+  </w:abstractNum>
+  <w:abstractNum w:abstractNumId="22" w15:restartNumberingAfterBreak="0">
     <w:nsid w:val="437A6B3C"/>
     <w:multiLevelType w:val="multilevel"/>
     <w:tmpl w:val="34A2845E"/>
@@ -6192,7 +10046,7 @@
       </w:rPr>
     </w:lvl>
   </w:abstractNum>
-  <w:abstractNum w:abstractNumId="18" w15:restartNumberingAfterBreak="0">
+  <w:abstractNum w:abstractNumId="23" w15:restartNumberingAfterBreak="0">
     <w:nsid w:val="4838480E"/>
     <w:multiLevelType w:val="multilevel"/>
     <w:tmpl w:val="E8525696"/>
@@ -6341,7 +10195,7 @@
       </w:rPr>
     </w:lvl>
   </w:abstractNum>
-  <w:abstractNum w:abstractNumId="19" w15:restartNumberingAfterBreak="0">
+  <w:abstractNum w:abstractNumId="24" w15:restartNumberingAfterBreak="0">
     <w:nsid w:val="4AEA3A0C"/>
     <w:multiLevelType w:val="multilevel"/>
     <w:tmpl w:val="2616953C"/>
@@ -6490,7 +10344,305 @@
       </w:rPr>
     </w:lvl>
   </w:abstractNum>
-  <w:abstractNum w:abstractNumId="20" w15:restartNumberingAfterBreak="0">
+  <w:abstractNum w:abstractNumId="25" w15:restartNumberingAfterBreak="0">
+    <w:nsid w:val="4C360387"/>
+    <w:multiLevelType w:val="multilevel"/>
+    <w:tmpl w:val="0D223182"/>
+    <w:lvl w:ilvl="0">
+      <w:start w:val="1"/>
+      <w:numFmt w:val="bullet"/>
+      <w:lvlText w:val=""/>
+      <w:lvlJc w:val="left"/>
+      <w:pPr>
+        <w:tabs>
+          <w:tab w:val="num" w:pos="720"/>
+        </w:tabs>
+        <w:ind w:left="720" w:hanging="360"/>
+      </w:pPr>
+      <w:rPr>
+        <w:rFonts w:ascii="Symbol" w:hAnsi="Symbol" w:hint="default"/>
+        <w:sz w:val="20"/>
+      </w:rPr>
+    </w:lvl>
+    <w:lvl w:ilvl="1" w:tentative="1">
+      <w:start w:val="1"/>
+      <w:numFmt w:val="bullet"/>
+      <w:lvlText w:val="o"/>
+      <w:lvlJc w:val="left"/>
+      <w:pPr>
+        <w:tabs>
+          <w:tab w:val="num" w:pos="1440"/>
+        </w:tabs>
+        <w:ind w:left="1440" w:hanging="360"/>
+      </w:pPr>
+      <w:rPr>
+        <w:rFonts w:ascii="Courier New" w:hAnsi="Courier New" w:hint="default"/>
+        <w:sz w:val="20"/>
+      </w:rPr>
+    </w:lvl>
+    <w:lvl w:ilvl="2" w:tentative="1">
+      <w:start w:val="1"/>
+      <w:numFmt w:val="bullet"/>
+      <w:lvlText w:val=""/>
+      <w:lvlJc w:val="left"/>
+      <w:pPr>
+        <w:tabs>
+          <w:tab w:val="num" w:pos="2160"/>
+        </w:tabs>
+        <w:ind w:left="2160" w:hanging="360"/>
+      </w:pPr>
+      <w:rPr>
+        <w:rFonts w:ascii="Wingdings" w:hAnsi="Wingdings" w:hint="default"/>
+        <w:sz w:val="20"/>
+      </w:rPr>
+    </w:lvl>
+    <w:lvl w:ilvl="3" w:tentative="1">
+      <w:start w:val="1"/>
+      <w:numFmt w:val="bullet"/>
+      <w:lvlText w:val=""/>
+      <w:lvlJc w:val="left"/>
+      <w:pPr>
+        <w:tabs>
+          <w:tab w:val="num" w:pos="2880"/>
+        </w:tabs>
+        <w:ind w:left="2880" w:hanging="360"/>
+      </w:pPr>
+      <w:rPr>
+        <w:rFonts w:ascii="Wingdings" w:hAnsi="Wingdings" w:hint="default"/>
+        <w:sz w:val="20"/>
+      </w:rPr>
+    </w:lvl>
+    <w:lvl w:ilvl="4" w:tentative="1">
+      <w:start w:val="1"/>
+      <w:numFmt w:val="bullet"/>
+      <w:lvlText w:val=""/>
+      <w:lvlJc w:val="left"/>
+      <w:pPr>
+        <w:tabs>
+          <w:tab w:val="num" w:pos="3600"/>
+        </w:tabs>
+        <w:ind w:left="3600" w:hanging="360"/>
+      </w:pPr>
+      <w:rPr>
+        <w:rFonts w:ascii="Wingdings" w:hAnsi="Wingdings" w:hint="default"/>
+        <w:sz w:val="20"/>
+      </w:rPr>
+    </w:lvl>
+    <w:lvl w:ilvl="5" w:tentative="1">
+      <w:start w:val="1"/>
+      <w:numFmt w:val="bullet"/>
+      <w:lvlText w:val=""/>
+      <w:lvlJc w:val="left"/>
+      <w:pPr>
+        <w:tabs>
+          <w:tab w:val="num" w:pos="4320"/>
+        </w:tabs>
+        <w:ind w:left="4320" w:hanging="360"/>
+      </w:pPr>
+      <w:rPr>
+        <w:rFonts w:ascii="Wingdings" w:hAnsi="Wingdings" w:hint="default"/>
+        <w:sz w:val="20"/>
+      </w:rPr>
+    </w:lvl>
+    <w:lvl w:ilvl="6" w:tentative="1">
+      <w:start w:val="1"/>
+      <w:numFmt w:val="bullet"/>
+      <w:lvlText w:val=""/>
+      <w:lvlJc w:val="left"/>
+      <w:pPr>
+        <w:tabs>
+          <w:tab w:val="num" w:pos="5040"/>
+        </w:tabs>
+        <w:ind w:left="5040" w:hanging="360"/>
+      </w:pPr>
+      <w:rPr>
+        <w:rFonts w:ascii="Wingdings" w:hAnsi="Wingdings" w:hint="default"/>
+        <w:sz w:val="20"/>
+      </w:rPr>
+    </w:lvl>
+    <w:lvl w:ilvl="7" w:tentative="1">
+      <w:start w:val="1"/>
+      <w:numFmt w:val="bullet"/>
+      <w:lvlText w:val=""/>
+      <w:lvlJc w:val="left"/>
+      <w:pPr>
+        <w:tabs>
+          <w:tab w:val="num" w:pos="5760"/>
+        </w:tabs>
+        <w:ind w:left="5760" w:hanging="360"/>
+      </w:pPr>
+      <w:rPr>
+        <w:rFonts w:ascii="Wingdings" w:hAnsi="Wingdings" w:hint="default"/>
+        <w:sz w:val="20"/>
+      </w:rPr>
+    </w:lvl>
+    <w:lvl w:ilvl="8" w:tentative="1">
+      <w:start w:val="1"/>
+      <w:numFmt w:val="bullet"/>
+      <w:lvlText w:val=""/>
+      <w:lvlJc w:val="left"/>
+      <w:pPr>
+        <w:tabs>
+          <w:tab w:val="num" w:pos="6480"/>
+        </w:tabs>
+        <w:ind w:left="6480" w:hanging="360"/>
+      </w:pPr>
+      <w:rPr>
+        <w:rFonts w:ascii="Wingdings" w:hAnsi="Wingdings" w:hint="default"/>
+        <w:sz w:val="20"/>
+      </w:rPr>
+    </w:lvl>
+  </w:abstractNum>
+  <w:abstractNum w:abstractNumId="26" w15:restartNumberingAfterBreak="0">
+    <w:nsid w:val="50627B09"/>
+    <w:multiLevelType w:val="multilevel"/>
+    <w:tmpl w:val="CD6AE7E2"/>
+    <w:lvl w:ilvl="0">
+      <w:start w:val="1"/>
+      <w:numFmt w:val="bullet"/>
+      <w:lvlText w:val=""/>
+      <w:lvlJc w:val="left"/>
+      <w:pPr>
+        <w:tabs>
+          <w:tab w:val="num" w:pos="720"/>
+        </w:tabs>
+        <w:ind w:left="720" w:hanging="360"/>
+      </w:pPr>
+      <w:rPr>
+        <w:rFonts w:ascii="Symbol" w:hAnsi="Symbol" w:hint="default"/>
+        <w:sz w:val="20"/>
+      </w:rPr>
+    </w:lvl>
+    <w:lvl w:ilvl="1" w:tentative="1">
+      <w:start w:val="1"/>
+      <w:numFmt w:val="bullet"/>
+      <w:lvlText w:val="o"/>
+      <w:lvlJc w:val="left"/>
+      <w:pPr>
+        <w:tabs>
+          <w:tab w:val="num" w:pos="1440"/>
+        </w:tabs>
+        <w:ind w:left="1440" w:hanging="360"/>
+      </w:pPr>
+      <w:rPr>
+        <w:rFonts w:ascii="Courier New" w:hAnsi="Courier New" w:hint="default"/>
+        <w:sz w:val="20"/>
+      </w:rPr>
+    </w:lvl>
+    <w:lvl w:ilvl="2" w:tentative="1">
+      <w:start w:val="1"/>
+      <w:numFmt w:val="bullet"/>
+      <w:lvlText w:val=""/>
+      <w:lvlJc w:val="left"/>
+      <w:pPr>
+        <w:tabs>
+          <w:tab w:val="num" w:pos="2160"/>
+        </w:tabs>
+        <w:ind w:left="2160" w:hanging="360"/>
+      </w:pPr>
+      <w:rPr>
+        <w:rFonts w:ascii="Wingdings" w:hAnsi="Wingdings" w:hint="default"/>
+        <w:sz w:val="20"/>
+      </w:rPr>
+    </w:lvl>
+    <w:lvl w:ilvl="3" w:tentative="1">
+      <w:start w:val="1"/>
+      <w:numFmt w:val="bullet"/>
+      <w:lvlText w:val=""/>
+      <w:lvlJc w:val="left"/>
+      <w:pPr>
+        <w:tabs>
+          <w:tab w:val="num" w:pos="2880"/>
+        </w:tabs>
+        <w:ind w:left="2880" w:hanging="360"/>
+      </w:pPr>
+      <w:rPr>
+        <w:rFonts w:ascii="Wingdings" w:hAnsi="Wingdings" w:hint="default"/>
+        <w:sz w:val="20"/>
+      </w:rPr>
+    </w:lvl>
+    <w:lvl w:ilvl="4" w:tentative="1">
+      <w:start w:val="1"/>
+      <w:numFmt w:val="bullet"/>
+      <w:lvlText w:val=""/>
+      <w:lvlJc w:val="left"/>
+      <w:pPr>
+        <w:tabs>
+          <w:tab w:val="num" w:pos="3600"/>
+        </w:tabs>
+        <w:ind w:left="3600" w:hanging="360"/>
+      </w:pPr>
+      <w:rPr>
+        <w:rFonts w:ascii="Wingdings" w:hAnsi="Wingdings" w:hint="default"/>
+        <w:sz w:val="20"/>
+      </w:rPr>
+    </w:lvl>
+    <w:lvl w:ilvl="5" w:tentative="1">
+      <w:start w:val="1"/>
+      <w:numFmt w:val="bullet"/>
+      <w:lvlText w:val=""/>
+      <w:lvlJc w:val="left"/>
+      <w:pPr>
+        <w:tabs>
+          <w:tab w:val="num" w:pos="4320"/>
+        </w:tabs>
+        <w:ind w:left="4320" w:hanging="360"/>
+      </w:pPr>
+      <w:rPr>
+        <w:rFonts w:ascii="Wingdings" w:hAnsi="Wingdings" w:hint="default"/>
+        <w:sz w:val="20"/>
+      </w:rPr>
+    </w:lvl>
+    <w:lvl w:ilvl="6" w:tentative="1">
+      <w:start w:val="1"/>
+      <w:numFmt w:val="bullet"/>
+      <w:lvlText w:val=""/>
+      <w:lvlJc w:val="left"/>
+      <w:pPr>
+        <w:tabs>
+          <w:tab w:val="num" w:pos="5040"/>
+        </w:tabs>
+        <w:ind w:left="5040" w:hanging="360"/>
+      </w:pPr>
+      <w:rPr>
+        <w:rFonts w:ascii="Wingdings" w:hAnsi="Wingdings" w:hint="default"/>
+        <w:sz w:val="20"/>
+      </w:rPr>
+    </w:lvl>
+    <w:lvl w:ilvl="7" w:tentative="1">
+      <w:start w:val="1"/>
+      <w:numFmt w:val="bullet"/>
+      <w:lvlText w:val=""/>
+      <w:lvlJc w:val="left"/>
+      <w:pPr>
+        <w:tabs>
+          <w:tab w:val="num" w:pos="5760"/>
+        </w:tabs>
+        <w:ind w:left="5760" w:hanging="360"/>
+      </w:pPr>
+      <w:rPr>
+        <w:rFonts w:ascii="Wingdings" w:hAnsi="Wingdings" w:hint="default"/>
+        <w:sz w:val="20"/>
+      </w:rPr>
+    </w:lvl>
+    <w:lvl w:ilvl="8" w:tentative="1">
+      <w:start w:val="1"/>
+      <w:numFmt w:val="bullet"/>
+      <w:lvlText w:val=""/>
+      <w:lvlJc w:val="left"/>
+      <w:pPr>
+        <w:tabs>
+          <w:tab w:val="num" w:pos="6480"/>
+        </w:tabs>
+        <w:ind w:left="6480" w:hanging="360"/>
+      </w:pPr>
+      <w:rPr>
+        <w:rFonts w:ascii="Wingdings" w:hAnsi="Wingdings" w:hint="default"/>
+        <w:sz w:val="20"/>
+      </w:rPr>
+    </w:lvl>
+  </w:abstractNum>
+  <w:abstractNum w:abstractNumId="27" w15:restartNumberingAfterBreak="0">
     <w:nsid w:val="50A34F04"/>
     <w:multiLevelType w:val="multilevel"/>
     <w:tmpl w:val="446AECEE"/>
@@ -6639,7 +10791,7 @@
       </w:rPr>
     </w:lvl>
   </w:abstractNum>
-  <w:abstractNum w:abstractNumId="21" w15:restartNumberingAfterBreak="0">
+  <w:abstractNum w:abstractNumId="28" w15:restartNumberingAfterBreak="0">
     <w:nsid w:val="51CA7CF2"/>
     <w:multiLevelType w:val="multilevel"/>
     <w:tmpl w:val="6D68C88C"/>
@@ -6788,7 +10940,269 @@
       </w:rPr>
     </w:lvl>
   </w:abstractNum>
-  <w:abstractNum w:abstractNumId="22" w15:restartNumberingAfterBreak="0">
+  <w:abstractNum w:abstractNumId="29" w15:restartNumberingAfterBreak="0">
+    <w:nsid w:val="55A67A1A"/>
+    <w:multiLevelType w:val="multilevel"/>
+    <w:tmpl w:val="F782F694"/>
+    <w:lvl w:ilvl="0">
+      <w:start w:val="1"/>
+      <w:numFmt w:val="bullet"/>
+      <w:lvlText w:val=""/>
+      <w:lvlJc w:val="left"/>
+      <w:pPr>
+        <w:tabs>
+          <w:tab w:val="num" w:pos="720"/>
+        </w:tabs>
+        <w:ind w:left="720" w:hanging="360"/>
+      </w:pPr>
+      <w:rPr>
+        <w:rFonts w:ascii="Symbol" w:hAnsi="Symbol" w:hint="default"/>
+        <w:sz w:val="20"/>
+      </w:rPr>
+    </w:lvl>
+    <w:lvl w:ilvl="1" w:tentative="1">
+      <w:start w:val="1"/>
+      <w:numFmt w:val="bullet"/>
+      <w:lvlText w:val="o"/>
+      <w:lvlJc w:val="left"/>
+      <w:pPr>
+        <w:tabs>
+          <w:tab w:val="num" w:pos="1440"/>
+        </w:tabs>
+        <w:ind w:left="1440" w:hanging="360"/>
+      </w:pPr>
+      <w:rPr>
+        <w:rFonts w:ascii="Courier New" w:hAnsi="Courier New" w:hint="default"/>
+        <w:sz w:val="20"/>
+      </w:rPr>
+    </w:lvl>
+    <w:lvl w:ilvl="2" w:tentative="1">
+      <w:start w:val="1"/>
+      <w:numFmt w:val="bullet"/>
+      <w:lvlText w:val=""/>
+      <w:lvlJc w:val="left"/>
+      <w:pPr>
+        <w:tabs>
+          <w:tab w:val="num" w:pos="2160"/>
+        </w:tabs>
+        <w:ind w:left="2160" w:hanging="360"/>
+      </w:pPr>
+      <w:rPr>
+        <w:rFonts w:ascii="Wingdings" w:hAnsi="Wingdings" w:hint="default"/>
+        <w:sz w:val="20"/>
+      </w:rPr>
+    </w:lvl>
+    <w:lvl w:ilvl="3" w:tentative="1">
+      <w:start w:val="1"/>
+      <w:numFmt w:val="bullet"/>
+      <w:lvlText w:val=""/>
+      <w:lvlJc w:val="left"/>
+      <w:pPr>
+        <w:tabs>
+          <w:tab w:val="num" w:pos="2880"/>
+        </w:tabs>
+        <w:ind w:left="2880" w:hanging="360"/>
+      </w:pPr>
+      <w:rPr>
+        <w:rFonts w:ascii="Wingdings" w:hAnsi="Wingdings" w:hint="default"/>
+        <w:sz w:val="20"/>
+      </w:rPr>
+    </w:lvl>
+    <w:lvl w:ilvl="4" w:tentative="1">
+      <w:start w:val="1"/>
+      <w:numFmt w:val="bullet"/>
+      <w:lvlText w:val=""/>
+      <w:lvlJc w:val="left"/>
+      <w:pPr>
+        <w:tabs>
+          <w:tab w:val="num" w:pos="3600"/>
+        </w:tabs>
+        <w:ind w:left="3600" w:hanging="360"/>
+      </w:pPr>
+      <w:rPr>
+        <w:rFonts w:ascii="Wingdings" w:hAnsi="Wingdings" w:hint="default"/>
+        <w:sz w:val="20"/>
+      </w:rPr>
+    </w:lvl>
+    <w:lvl w:ilvl="5" w:tentative="1">
+      <w:start w:val="1"/>
+      <w:numFmt w:val="bullet"/>
+      <w:lvlText w:val=""/>
+      <w:lvlJc w:val="left"/>
+      <w:pPr>
+        <w:tabs>
+          <w:tab w:val="num" w:pos="4320"/>
+        </w:tabs>
+        <w:ind w:left="4320" w:hanging="360"/>
+      </w:pPr>
+      <w:rPr>
+        <w:rFonts w:ascii="Wingdings" w:hAnsi="Wingdings" w:hint="default"/>
+        <w:sz w:val="20"/>
+      </w:rPr>
+    </w:lvl>
+    <w:lvl w:ilvl="6" w:tentative="1">
+      <w:start w:val="1"/>
+      <w:numFmt w:val="bullet"/>
+      <w:lvlText w:val=""/>
+      <w:lvlJc w:val="left"/>
+      <w:pPr>
+        <w:tabs>
+          <w:tab w:val="num" w:pos="5040"/>
+        </w:tabs>
+        <w:ind w:left="5040" w:hanging="360"/>
+      </w:pPr>
+      <w:rPr>
+        <w:rFonts w:ascii="Wingdings" w:hAnsi="Wingdings" w:hint="default"/>
+        <w:sz w:val="20"/>
+      </w:rPr>
+    </w:lvl>
+    <w:lvl w:ilvl="7" w:tentative="1">
+      <w:start w:val="1"/>
+      <w:numFmt w:val="bullet"/>
+      <w:lvlText w:val=""/>
+      <w:lvlJc w:val="left"/>
+      <w:pPr>
+        <w:tabs>
+          <w:tab w:val="num" w:pos="5760"/>
+        </w:tabs>
+        <w:ind w:left="5760" w:hanging="360"/>
+      </w:pPr>
+      <w:rPr>
+        <w:rFonts w:ascii="Wingdings" w:hAnsi="Wingdings" w:hint="default"/>
+        <w:sz w:val="20"/>
+      </w:rPr>
+    </w:lvl>
+    <w:lvl w:ilvl="8" w:tentative="1">
+      <w:start w:val="1"/>
+      <w:numFmt w:val="bullet"/>
+      <w:lvlText w:val=""/>
+      <w:lvlJc w:val="left"/>
+      <w:pPr>
+        <w:tabs>
+          <w:tab w:val="num" w:pos="6480"/>
+        </w:tabs>
+        <w:ind w:left="6480" w:hanging="360"/>
+      </w:pPr>
+      <w:rPr>
+        <w:rFonts w:ascii="Wingdings" w:hAnsi="Wingdings" w:hint="default"/>
+        <w:sz w:val="20"/>
+      </w:rPr>
+    </w:lvl>
+  </w:abstractNum>
+  <w:abstractNum w:abstractNumId="30" w15:restartNumberingAfterBreak="0">
+    <w:nsid w:val="564D148C"/>
+    <w:multiLevelType w:val="multilevel"/>
+    <w:tmpl w:val="DFF2FF8C"/>
+    <w:lvl w:ilvl="0">
+      <w:start w:val="1"/>
+      <w:numFmt w:val="decimal"/>
+      <w:lvlText w:val="%1."/>
+      <w:lvlJc w:val="left"/>
+      <w:pPr>
+        <w:tabs>
+          <w:tab w:val="num" w:pos="720"/>
+        </w:tabs>
+        <w:ind w:left="720" w:hanging="360"/>
+      </w:pPr>
+    </w:lvl>
+    <w:lvl w:ilvl="1" w:tentative="1">
+      <w:start w:val="1"/>
+      <w:numFmt w:val="decimal"/>
+      <w:lvlText w:val="%2."/>
+      <w:lvlJc w:val="left"/>
+      <w:pPr>
+        <w:tabs>
+          <w:tab w:val="num" w:pos="1440"/>
+        </w:tabs>
+        <w:ind w:left="1440" w:hanging="360"/>
+      </w:pPr>
+    </w:lvl>
+    <w:lvl w:ilvl="2" w:tentative="1">
+      <w:start w:val="1"/>
+      <w:numFmt w:val="decimal"/>
+      <w:lvlText w:val="%3."/>
+      <w:lvlJc w:val="left"/>
+      <w:pPr>
+        <w:tabs>
+          <w:tab w:val="num" w:pos="2160"/>
+        </w:tabs>
+        <w:ind w:left="2160" w:hanging="360"/>
+      </w:pPr>
+    </w:lvl>
+    <w:lvl w:ilvl="3" w:tentative="1">
+      <w:start w:val="1"/>
+      <w:numFmt w:val="decimal"/>
+      <w:lvlText w:val="%4."/>
+      <w:lvlJc w:val="left"/>
+      <w:pPr>
+        <w:tabs>
+          <w:tab w:val="num" w:pos="2880"/>
+        </w:tabs>
+        <w:ind w:left="2880" w:hanging="360"/>
+      </w:pPr>
+    </w:lvl>
+    <w:lvl w:ilvl="4" w:tentative="1">
+      <w:start w:val="1"/>
+      <w:numFmt w:val="decimal"/>
+      <w:lvlText w:val="%5."/>
+      <w:lvlJc w:val="left"/>
+      <w:pPr>
+        <w:tabs>
+          <w:tab w:val="num" w:pos="3600"/>
+        </w:tabs>
+        <w:ind w:left="3600" w:hanging="360"/>
+      </w:pPr>
+    </w:lvl>
+    <w:lvl w:ilvl="5" w:tentative="1">
+      <w:start w:val="1"/>
+      <w:numFmt w:val="decimal"/>
+      <w:lvlText w:val="%6."/>
+      <w:lvlJc w:val="left"/>
+      <w:pPr>
+        <w:tabs>
+          <w:tab w:val="num" w:pos="4320"/>
+        </w:tabs>
+        <w:ind w:left="4320" w:hanging="360"/>
+      </w:pPr>
+    </w:lvl>
+    <w:lvl w:ilvl="6" w:tentative="1">
+      <w:start w:val="1"/>
+      <w:numFmt w:val="decimal"/>
+      <w:lvlText w:val="%7."/>
+      <w:lvlJc w:val="left"/>
+      <w:pPr>
+        <w:tabs>
+          <w:tab w:val="num" w:pos="5040"/>
+        </w:tabs>
+        <w:ind w:left="5040" w:hanging="360"/>
+      </w:pPr>
+    </w:lvl>
+    <w:lvl w:ilvl="7" w:tentative="1">
+      <w:start w:val="1"/>
+      <w:numFmt w:val="decimal"/>
+      <w:lvlText w:val="%8."/>
+      <w:lvlJc w:val="left"/>
+      <w:pPr>
+        <w:tabs>
+          <w:tab w:val="num" w:pos="5760"/>
+        </w:tabs>
+        <w:ind w:left="5760" w:hanging="360"/>
+      </w:pPr>
+    </w:lvl>
+    <w:lvl w:ilvl="8" w:tentative="1">
+      <w:start w:val="1"/>
+      <w:numFmt w:val="decimal"/>
+      <w:lvlText w:val="%9."/>
+      <w:lvlJc w:val="left"/>
+      <w:pPr>
+        <w:tabs>
+          <w:tab w:val="num" w:pos="6480"/>
+        </w:tabs>
+        <w:ind w:left="6480" w:hanging="360"/>
+      </w:pPr>
+    </w:lvl>
+  </w:abstractNum>
+  <w:abstractNum w:abstractNumId="31" w15:restartNumberingAfterBreak="0">
     <w:nsid w:val="598644C2"/>
     <w:multiLevelType w:val="multilevel"/>
     <w:tmpl w:val="FC12E142"/>
@@ -6937,7 +11351,7 @@
       </w:rPr>
     </w:lvl>
   </w:abstractNum>
-  <w:abstractNum w:abstractNumId="23" w15:restartNumberingAfterBreak="0">
+  <w:abstractNum w:abstractNumId="32" w15:restartNumberingAfterBreak="0">
     <w:nsid w:val="5B23067D"/>
     <w:multiLevelType w:val="multilevel"/>
     <w:tmpl w:val="43185BF8"/>
@@ -7086,7 +11500,7 @@
       </w:rPr>
     </w:lvl>
   </w:abstractNum>
-  <w:abstractNum w:abstractNumId="24" w15:restartNumberingAfterBreak="0">
+  <w:abstractNum w:abstractNumId="33" w15:restartNumberingAfterBreak="0">
     <w:nsid w:val="5C003FD4"/>
     <w:multiLevelType w:val="multilevel"/>
     <w:tmpl w:val="DF901AD4"/>
@@ -7235,7 +11649,7 @@
       </w:rPr>
     </w:lvl>
   </w:abstractNum>
-  <w:abstractNum w:abstractNumId="25" w15:restartNumberingAfterBreak="0">
+  <w:abstractNum w:abstractNumId="34" w15:restartNumberingAfterBreak="0">
     <w:nsid w:val="5EF46F2E"/>
     <w:multiLevelType w:val="multilevel"/>
     <w:tmpl w:val="EE88981C"/>
@@ -7384,7 +11798,7 @@
       </w:rPr>
     </w:lvl>
   </w:abstractNum>
-  <w:abstractNum w:abstractNumId="26" w15:restartNumberingAfterBreak="0">
+  <w:abstractNum w:abstractNumId="35" w15:restartNumberingAfterBreak="0">
     <w:nsid w:val="606D03DD"/>
     <w:multiLevelType w:val="multilevel"/>
     <w:tmpl w:val="DE90E8EC"/>
@@ -7533,7 +11947,7 @@
       </w:rPr>
     </w:lvl>
   </w:abstractNum>
-  <w:abstractNum w:abstractNumId="27" w15:restartNumberingAfterBreak="0">
+  <w:abstractNum w:abstractNumId="36" w15:restartNumberingAfterBreak="0">
     <w:nsid w:val="60944E85"/>
     <w:multiLevelType w:val="multilevel"/>
     <w:tmpl w:val="0C928A8A"/>
@@ -7682,7 +12096,7 @@
       </w:rPr>
     </w:lvl>
   </w:abstractNum>
-  <w:abstractNum w:abstractNumId="28" w15:restartNumberingAfterBreak="0">
+  <w:abstractNum w:abstractNumId="37" w15:restartNumberingAfterBreak="0">
     <w:nsid w:val="616E7FA5"/>
     <w:multiLevelType w:val="multilevel"/>
     <w:tmpl w:val="6AFE09D0"/>
@@ -7831,7 +12245,7 @@
       </w:rPr>
     </w:lvl>
   </w:abstractNum>
-  <w:abstractNum w:abstractNumId="29" w15:restartNumberingAfterBreak="0">
+  <w:abstractNum w:abstractNumId="38" w15:restartNumberingAfterBreak="0">
     <w:nsid w:val="61D20764"/>
     <w:multiLevelType w:val="multilevel"/>
     <w:tmpl w:val="86FA9800"/>
@@ -7980,7 +12394,156 @@
       </w:rPr>
     </w:lvl>
   </w:abstractNum>
-  <w:abstractNum w:abstractNumId="30" w15:restartNumberingAfterBreak="0">
+  <w:abstractNum w:abstractNumId="39" w15:restartNumberingAfterBreak="0">
+    <w:nsid w:val="63947BCB"/>
+    <w:multiLevelType w:val="multilevel"/>
+    <w:tmpl w:val="DD769702"/>
+    <w:lvl w:ilvl="0">
+      <w:start w:val="1"/>
+      <w:numFmt w:val="bullet"/>
+      <w:lvlText w:val=""/>
+      <w:lvlJc w:val="left"/>
+      <w:pPr>
+        <w:tabs>
+          <w:tab w:val="num" w:pos="720"/>
+        </w:tabs>
+        <w:ind w:left="720" w:hanging="360"/>
+      </w:pPr>
+      <w:rPr>
+        <w:rFonts w:ascii="Symbol" w:hAnsi="Symbol" w:hint="default"/>
+        <w:sz w:val="20"/>
+      </w:rPr>
+    </w:lvl>
+    <w:lvl w:ilvl="1" w:tentative="1">
+      <w:start w:val="1"/>
+      <w:numFmt w:val="bullet"/>
+      <w:lvlText w:val="o"/>
+      <w:lvlJc w:val="left"/>
+      <w:pPr>
+        <w:tabs>
+          <w:tab w:val="num" w:pos="1440"/>
+        </w:tabs>
+        <w:ind w:left="1440" w:hanging="360"/>
+      </w:pPr>
+      <w:rPr>
+        <w:rFonts w:ascii="Courier New" w:hAnsi="Courier New" w:hint="default"/>
+        <w:sz w:val="20"/>
+      </w:rPr>
+    </w:lvl>
+    <w:lvl w:ilvl="2" w:tentative="1">
+      <w:start w:val="1"/>
+      <w:numFmt w:val="bullet"/>
+      <w:lvlText w:val=""/>
+      <w:lvlJc w:val="left"/>
+      <w:pPr>
+        <w:tabs>
+          <w:tab w:val="num" w:pos="2160"/>
+        </w:tabs>
+        <w:ind w:left="2160" w:hanging="360"/>
+      </w:pPr>
+      <w:rPr>
+        <w:rFonts w:ascii="Wingdings" w:hAnsi="Wingdings" w:hint="default"/>
+        <w:sz w:val="20"/>
+      </w:rPr>
+    </w:lvl>
+    <w:lvl w:ilvl="3" w:tentative="1">
+      <w:start w:val="1"/>
+      <w:numFmt w:val="bullet"/>
+      <w:lvlText w:val=""/>
+      <w:lvlJc w:val="left"/>
+      <w:pPr>
+        <w:tabs>
+          <w:tab w:val="num" w:pos="2880"/>
+        </w:tabs>
+        <w:ind w:left="2880" w:hanging="360"/>
+      </w:pPr>
+      <w:rPr>
+        <w:rFonts w:ascii="Wingdings" w:hAnsi="Wingdings" w:hint="default"/>
+        <w:sz w:val="20"/>
+      </w:rPr>
+    </w:lvl>
+    <w:lvl w:ilvl="4" w:tentative="1">
+      <w:start w:val="1"/>
+      <w:numFmt w:val="bullet"/>
+      <w:lvlText w:val=""/>
+      <w:lvlJc w:val="left"/>
+      <w:pPr>
+        <w:tabs>
+          <w:tab w:val="num" w:pos="3600"/>
+        </w:tabs>
+        <w:ind w:left="3600" w:hanging="360"/>
+      </w:pPr>
+      <w:rPr>
+        <w:rFonts w:ascii="Wingdings" w:hAnsi="Wingdings" w:hint="default"/>
+        <w:sz w:val="20"/>
+      </w:rPr>
+    </w:lvl>
+    <w:lvl w:ilvl="5" w:tentative="1">
+      <w:start w:val="1"/>
+      <w:numFmt w:val="bullet"/>
+      <w:lvlText w:val=""/>
+      <w:lvlJc w:val="left"/>
+      <w:pPr>
+        <w:tabs>
+          <w:tab w:val="num" w:pos="4320"/>
+        </w:tabs>
+        <w:ind w:left="4320" w:hanging="360"/>
+      </w:pPr>
+      <w:rPr>
+        <w:rFonts w:ascii="Wingdings" w:hAnsi="Wingdings" w:hint="default"/>
+        <w:sz w:val="20"/>
+      </w:rPr>
+    </w:lvl>
+    <w:lvl w:ilvl="6" w:tentative="1">
+      <w:start w:val="1"/>
+      <w:numFmt w:val="bullet"/>
+      <w:lvlText w:val=""/>
+      <w:lvlJc w:val="left"/>
+      <w:pPr>
+        <w:tabs>
+          <w:tab w:val="num" w:pos="5040"/>
+        </w:tabs>
+        <w:ind w:left="5040" w:hanging="360"/>
+      </w:pPr>
+      <w:rPr>
+        <w:rFonts w:ascii="Wingdings" w:hAnsi="Wingdings" w:hint="default"/>
+        <w:sz w:val="20"/>
+      </w:rPr>
+    </w:lvl>
+    <w:lvl w:ilvl="7" w:tentative="1">
+      <w:start w:val="1"/>
+      <w:numFmt w:val="bullet"/>
+      <w:lvlText w:val=""/>
+      <w:lvlJc w:val="left"/>
+      <w:pPr>
+        <w:tabs>
+          <w:tab w:val="num" w:pos="5760"/>
+        </w:tabs>
+        <w:ind w:left="5760" w:hanging="360"/>
+      </w:pPr>
+      <w:rPr>
+        <w:rFonts w:ascii="Wingdings" w:hAnsi="Wingdings" w:hint="default"/>
+        <w:sz w:val="20"/>
+      </w:rPr>
+    </w:lvl>
+    <w:lvl w:ilvl="8" w:tentative="1">
+      <w:start w:val="1"/>
+      <w:numFmt w:val="bullet"/>
+      <w:lvlText w:val=""/>
+      <w:lvlJc w:val="left"/>
+      <w:pPr>
+        <w:tabs>
+          <w:tab w:val="num" w:pos="6480"/>
+        </w:tabs>
+        <w:ind w:left="6480" w:hanging="360"/>
+      </w:pPr>
+      <w:rPr>
+        <w:rFonts w:ascii="Wingdings" w:hAnsi="Wingdings" w:hint="default"/>
+        <w:sz w:val="20"/>
+      </w:rPr>
+    </w:lvl>
+  </w:abstractNum>
+  <w:abstractNum w:abstractNumId="40" w15:restartNumberingAfterBreak="0">
     <w:nsid w:val="66133421"/>
     <w:multiLevelType w:val="multilevel"/>
     <w:tmpl w:val="420EA2DC"/>
@@ -8129,7 +12692,7 @@
       </w:rPr>
     </w:lvl>
   </w:abstractNum>
-  <w:abstractNum w:abstractNumId="31" w15:restartNumberingAfterBreak="0">
+  <w:abstractNum w:abstractNumId="41" w15:restartNumberingAfterBreak="0">
     <w:nsid w:val="6A1C7CA8"/>
     <w:multiLevelType w:val="multilevel"/>
     <w:tmpl w:val="2744C7AA"/>
@@ -8278,7 +12841,305 @@
       </w:rPr>
     </w:lvl>
   </w:abstractNum>
-  <w:abstractNum w:abstractNumId="32" w15:restartNumberingAfterBreak="0">
+  <w:abstractNum w:abstractNumId="42" w15:restartNumberingAfterBreak="0">
+    <w:nsid w:val="6B613757"/>
+    <w:multiLevelType w:val="multilevel"/>
+    <w:tmpl w:val="A6405B00"/>
+    <w:lvl w:ilvl="0">
+      <w:start w:val="1"/>
+      <w:numFmt w:val="bullet"/>
+      <w:lvlText w:val=""/>
+      <w:lvlJc w:val="left"/>
+      <w:pPr>
+        <w:tabs>
+          <w:tab w:val="num" w:pos="720"/>
+        </w:tabs>
+        <w:ind w:left="720" w:hanging="360"/>
+      </w:pPr>
+      <w:rPr>
+        <w:rFonts w:ascii="Symbol" w:hAnsi="Symbol" w:hint="default"/>
+        <w:sz w:val="20"/>
+      </w:rPr>
+    </w:lvl>
+    <w:lvl w:ilvl="1" w:tentative="1">
+      <w:start w:val="1"/>
+      <w:numFmt w:val="bullet"/>
+      <w:lvlText w:val="o"/>
+      <w:lvlJc w:val="left"/>
+      <w:pPr>
+        <w:tabs>
+          <w:tab w:val="num" w:pos="1440"/>
+        </w:tabs>
+        <w:ind w:left="1440" w:hanging="360"/>
+      </w:pPr>
+      <w:rPr>
+        <w:rFonts w:ascii="Courier New" w:hAnsi="Courier New" w:hint="default"/>
+        <w:sz w:val="20"/>
+      </w:rPr>
+    </w:lvl>
+    <w:lvl w:ilvl="2" w:tentative="1">
+      <w:start w:val="1"/>
+      <w:numFmt w:val="bullet"/>
+      <w:lvlText w:val=""/>
+      <w:lvlJc w:val="left"/>
+      <w:pPr>
+        <w:tabs>
+          <w:tab w:val="num" w:pos="2160"/>
+        </w:tabs>
+        <w:ind w:left="2160" w:hanging="360"/>
+      </w:pPr>
+      <w:rPr>
+        <w:rFonts w:ascii="Wingdings" w:hAnsi="Wingdings" w:hint="default"/>
+        <w:sz w:val="20"/>
+      </w:rPr>
+    </w:lvl>
+    <w:lvl w:ilvl="3" w:tentative="1">
+      <w:start w:val="1"/>
+      <w:numFmt w:val="bullet"/>
+      <w:lvlText w:val=""/>
+      <w:lvlJc w:val="left"/>
+      <w:pPr>
+        <w:tabs>
+          <w:tab w:val="num" w:pos="2880"/>
+        </w:tabs>
+        <w:ind w:left="2880" w:hanging="360"/>
+      </w:pPr>
+      <w:rPr>
+        <w:rFonts w:ascii="Wingdings" w:hAnsi="Wingdings" w:hint="default"/>
+        <w:sz w:val="20"/>
+      </w:rPr>
+    </w:lvl>
+    <w:lvl w:ilvl="4" w:tentative="1">
+      <w:start w:val="1"/>
+      <w:numFmt w:val="bullet"/>
+      <w:lvlText w:val=""/>
+      <w:lvlJc w:val="left"/>
+      <w:pPr>
+        <w:tabs>
+          <w:tab w:val="num" w:pos="3600"/>
+        </w:tabs>
+        <w:ind w:left="3600" w:hanging="360"/>
+      </w:pPr>
+      <w:rPr>
+        <w:rFonts w:ascii="Wingdings" w:hAnsi="Wingdings" w:hint="default"/>
+        <w:sz w:val="20"/>
+      </w:rPr>
+    </w:lvl>
+    <w:lvl w:ilvl="5" w:tentative="1">
+      <w:start w:val="1"/>
+      <w:numFmt w:val="bullet"/>
+      <w:lvlText w:val=""/>
+      <w:lvlJc w:val="left"/>
+      <w:pPr>
+        <w:tabs>
+          <w:tab w:val="num" w:pos="4320"/>
+        </w:tabs>
+        <w:ind w:left="4320" w:hanging="360"/>
+      </w:pPr>
+      <w:rPr>
+        <w:rFonts w:ascii="Wingdings" w:hAnsi="Wingdings" w:hint="default"/>
+        <w:sz w:val="20"/>
+      </w:rPr>
+    </w:lvl>
+    <w:lvl w:ilvl="6" w:tentative="1">
+      <w:start w:val="1"/>
+      <w:numFmt w:val="bullet"/>
+      <w:lvlText w:val=""/>
+      <w:lvlJc w:val="left"/>
+      <w:pPr>
+        <w:tabs>
+          <w:tab w:val="num" w:pos="5040"/>
+        </w:tabs>
+        <w:ind w:left="5040" w:hanging="360"/>
+      </w:pPr>
+      <w:rPr>
+        <w:rFonts w:ascii="Wingdings" w:hAnsi="Wingdings" w:hint="default"/>
+        <w:sz w:val="20"/>
+      </w:rPr>
+    </w:lvl>
+    <w:lvl w:ilvl="7" w:tentative="1">
+      <w:start w:val="1"/>
+      <w:numFmt w:val="bullet"/>
+      <w:lvlText w:val=""/>
+      <w:lvlJc w:val="left"/>
+      <w:pPr>
+        <w:tabs>
+          <w:tab w:val="num" w:pos="5760"/>
+        </w:tabs>
+        <w:ind w:left="5760" w:hanging="360"/>
+      </w:pPr>
+      <w:rPr>
+        <w:rFonts w:ascii="Wingdings" w:hAnsi="Wingdings" w:hint="default"/>
+        <w:sz w:val="20"/>
+      </w:rPr>
+    </w:lvl>
+    <w:lvl w:ilvl="8" w:tentative="1">
+      <w:start w:val="1"/>
+      <w:numFmt w:val="bullet"/>
+      <w:lvlText w:val=""/>
+      <w:lvlJc w:val="left"/>
+      <w:pPr>
+        <w:tabs>
+          <w:tab w:val="num" w:pos="6480"/>
+        </w:tabs>
+        <w:ind w:left="6480" w:hanging="360"/>
+      </w:pPr>
+      <w:rPr>
+        <w:rFonts w:ascii="Wingdings" w:hAnsi="Wingdings" w:hint="default"/>
+        <w:sz w:val="20"/>
+      </w:rPr>
+    </w:lvl>
+  </w:abstractNum>
+  <w:abstractNum w:abstractNumId="43" w15:restartNumberingAfterBreak="0">
+    <w:nsid w:val="71F10C02"/>
+    <w:multiLevelType w:val="multilevel"/>
+    <w:tmpl w:val="CC267F0C"/>
+    <w:lvl w:ilvl="0">
+      <w:start w:val="1"/>
+      <w:numFmt w:val="bullet"/>
+      <w:lvlText w:val=""/>
+      <w:lvlJc w:val="left"/>
+      <w:pPr>
+        <w:tabs>
+          <w:tab w:val="num" w:pos="720"/>
+        </w:tabs>
+        <w:ind w:left="720" w:hanging="360"/>
+      </w:pPr>
+      <w:rPr>
+        <w:rFonts w:ascii="Symbol" w:hAnsi="Symbol" w:hint="default"/>
+        <w:sz w:val="20"/>
+      </w:rPr>
+    </w:lvl>
+    <w:lvl w:ilvl="1" w:tentative="1">
+      <w:start w:val="1"/>
+      <w:numFmt w:val="bullet"/>
+      <w:lvlText w:val="o"/>
+      <w:lvlJc w:val="left"/>
+      <w:pPr>
+        <w:tabs>
+          <w:tab w:val="num" w:pos="1440"/>
+        </w:tabs>
+        <w:ind w:left="1440" w:hanging="360"/>
+      </w:pPr>
+      <w:rPr>
+        <w:rFonts w:ascii="Courier New" w:hAnsi="Courier New" w:hint="default"/>
+        <w:sz w:val="20"/>
+      </w:rPr>
+    </w:lvl>
+    <w:lvl w:ilvl="2" w:tentative="1">
+      <w:start w:val="1"/>
+      <w:numFmt w:val="bullet"/>
+      <w:lvlText w:val=""/>
+      <w:lvlJc w:val="left"/>
+      <w:pPr>
+        <w:tabs>
+          <w:tab w:val="num" w:pos="2160"/>
+        </w:tabs>
+        <w:ind w:left="2160" w:hanging="360"/>
+      </w:pPr>
+      <w:rPr>
+        <w:rFonts w:ascii="Wingdings" w:hAnsi="Wingdings" w:hint="default"/>
+        <w:sz w:val="20"/>
+      </w:rPr>
+    </w:lvl>
+    <w:lvl w:ilvl="3" w:tentative="1">
+      <w:start w:val="1"/>
+      <w:numFmt w:val="bullet"/>
+      <w:lvlText w:val=""/>
+      <w:lvlJc w:val="left"/>
+      <w:pPr>
+        <w:tabs>
+          <w:tab w:val="num" w:pos="2880"/>
+        </w:tabs>
+        <w:ind w:left="2880" w:hanging="360"/>
+      </w:pPr>
+      <w:rPr>
+        <w:rFonts w:ascii="Wingdings" w:hAnsi="Wingdings" w:hint="default"/>
+        <w:sz w:val="20"/>
+      </w:rPr>
+    </w:lvl>
+    <w:lvl w:ilvl="4" w:tentative="1">
+      <w:start w:val="1"/>
+      <w:numFmt w:val="bullet"/>
+      <w:lvlText w:val=""/>
+      <w:lvlJc w:val="left"/>
+      <w:pPr>
+        <w:tabs>
+          <w:tab w:val="num" w:pos="3600"/>
+        </w:tabs>
+        <w:ind w:left="3600" w:hanging="360"/>
+      </w:pPr>
+      <w:rPr>
+        <w:rFonts w:ascii="Wingdings" w:hAnsi="Wingdings" w:hint="default"/>
+        <w:sz w:val="20"/>
+      </w:rPr>
+    </w:lvl>
+    <w:lvl w:ilvl="5" w:tentative="1">
+      <w:start w:val="1"/>
+      <w:numFmt w:val="bullet"/>
+      <w:lvlText w:val=""/>
+      <w:lvlJc w:val="left"/>
+      <w:pPr>
+        <w:tabs>
+          <w:tab w:val="num" w:pos="4320"/>
+        </w:tabs>
+        <w:ind w:left="4320" w:hanging="360"/>
+      </w:pPr>
+      <w:rPr>
+        <w:rFonts w:ascii="Wingdings" w:hAnsi="Wingdings" w:hint="default"/>
+        <w:sz w:val="20"/>
+      </w:rPr>
+    </w:lvl>
+    <w:lvl w:ilvl="6" w:tentative="1">
+      <w:start w:val="1"/>
+      <w:numFmt w:val="bullet"/>
+      <w:lvlText w:val=""/>
+      <w:lvlJc w:val="left"/>
+      <w:pPr>
+        <w:tabs>
+          <w:tab w:val="num" w:pos="5040"/>
+        </w:tabs>
+        <w:ind w:left="5040" w:hanging="360"/>
+      </w:pPr>
+      <w:rPr>
+        <w:rFonts w:ascii="Wingdings" w:hAnsi="Wingdings" w:hint="default"/>
+        <w:sz w:val="20"/>
+      </w:rPr>
+    </w:lvl>
+    <w:lvl w:ilvl="7" w:tentative="1">
+      <w:start w:val="1"/>
+      <w:numFmt w:val="bullet"/>
+      <w:lvlText w:val=""/>
+      <w:lvlJc w:val="left"/>
+      <w:pPr>
+        <w:tabs>
+          <w:tab w:val="num" w:pos="5760"/>
+        </w:tabs>
+        <w:ind w:left="5760" w:hanging="360"/>
+      </w:pPr>
+      <w:rPr>
+        <w:rFonts w:ascii="Wingdings" w:hAnsi="Wingdings" w:hint="default"/>
+        <w:sz w:val="20"/>
+      </w:rPr>
+    </w:lvl>
+    <w:lvl w:ilvl="8" w:tentative="1">
+      <w:start w:val="1"/>
+      <w:numFmt w:val="bullet"/>
+      <w:lvlText w:val=""/>
+      <w:lvlJc w:val="left"/>
+      <w:pPr>
+        <w:tabs>
+          <w:tab w:val="num" w:pos="6480"/>
+        </w:tabs>
+        <w:ind w:left="6480" w:hanging="360"/>
+      </w:pPr>
+      <w:rPr>
+        <w:rFonts w:ascii="Wingdings" w:hAnsi="Wingdings" w:hint="default"/>
+        <w:sz w:val="20"/>
+      </w:rPr>
+    </w:lvl>
+  </w:abstractNum>
+  <w:abstractNum w:abstractNumId="44" w15:restartNumberingAfterBreak="0">
     <w:nsid w:val="7247590F"/>
     <w:multiLevelType w:val="multilevel"/>
     <w:tmpl w:val="9B301A30"/>
@@ -8427,7 +13288,7 @@
       </w:rPr>
     </w:lvl>
   </w:abstractNum>
-  <w:abstractNum w:abstractNumId="33" w15:restartNumberingAfterBreak="0">
+  <w:abstractNum w:abstractNumId="45" w15:restartNumberingAfterBreak="0">
     <w:nsid w:val="72D07618"/>
     <w:multiLevelType w:val="multilevel"/>
     <w:tmpl w:val="893EB2A6"/>
@@ -8540,7 +13401,7 @@
       </w:pPr>
     </w:lvl>
   </w:abstractNum>
-  <w:abstractNum w:abstractNumId="34" w15:restartNumberingAfterBreak="0">
+  <w:abstractNum w:abstractNumId="46" w15:restartNumberingAfterBreak="0">
     <w:nsid w:val="7581286D"/>
     <w:multiLevelType w:val="multilevel"/>
     <w:tmpl w:val="2B64061E"/>
@@ -8689,7 +13550,7 @@
       </w:rPr>
     </w:lvl>
   </w:abstractNum>
-  <w:abstractNum w:abstractNumId="35" w15:restartNumberingAfterBreak="0">
+  <w:abstractNum w:abstractNumId="47" w15:restartNumberingAfterBreak="0">
     <w:nsid w:val="78326B65"/>
     <w:multiLevelType w:val="multilevel"/>
     <w:tmpl w:val="9FC4D220"/>
@@ -8838,7 +13699,7 @@
       </w:rPr>
     </w:lvl>
   </w:abstractNum>
-  <w:abstractNum w:abstractNumId="36" w15:restartNumberingAfterBreak="0">
+  <w:abstractNum w:abstractNumId="48" w15:restartNumberingAfterBreak="0">
     <w:nsid w:val="78EA7E38"/>
     <w:multiLevelType w:val="multilevel"/>
     <w:tmpl w:val="0F769422"/>
@@ -8987,7 +13848,7 @@
       </w:rPr>
     </w:lvl>
   </w:abstractNum>
-  <w:abstractNum w:abstractNumId="37" w15:restartNumberingAfterBreak="0">
+  <w:abstractNum w:abstractNumId="49" w15:restartNumberingAfterBreak="0">
     <w:nsid w:val="79015E20"/>
     <w:multiLevelType w:val="multilevel"/>
     <w:tmpl w:val="68340BCE"/>
@@ -9136,7 +13997,156 @@
       </w:rPr>
     </w:lvl>
   </w:abstractNum>
-  <w:abstractNum w:abstractNumId="38" w15:restartNumberingAfterBreak="0">
+  <w:abstractNum w:abstractNumId="50" w15:restartNumberingAfterBreak="0">
+    <w:nsid w:val="7AFD13DA"/>
+    <w:multiLevelType w:val="multilevel"/>
+    <w:tmpl w:val="71380A2A"/>
+    <w:lvl w:ilvl="0">
+      <w:start w:val="1"/>
+      <w:numFmt w:val="bullet"/>
+      <w:lvlText w:val=""/>
+      <w:lvlJc w:val="left"/>
+      <w:pPr>
+        <w:tabs>
+          <w:tab w:val="num" w:pos="720"/>
+        </w:tabs>
+        <w:ind w:left="720" w:hanging="360"/>
+      </w:pPr>
+      <w:rPr>
+        <w:rFonts w:ascii="Symbol" w:hAnsi="Symbol" w:hint="default"/>
+        <w:sz w:val="20"/>
+      </w:rPr>
+    </w:lvl>
+    <w:lvl w:ilvl="1" w:tentative="1">
+      <w:start w:val="1"/>
+      <w:numFmt w:val="bullet"/>
+      <w:lvlText w:val="o"/>
+      <w:lvlJc w:val="left"/>
+      <w:pPr>
+        <w:tabs>
+          <w:tab w:val="num" w:pos="1440"/>
+        </w:tabs>
+        <w:ind w:left="1440" w:hanging="360"/>
+      </w:pPr>
+      <w:rPr>
+        <w:rFonts w:ascii="Courier New" w:hAnsi="Courier New" w:hint="default"/>
+        <w:sz w:val="20"/>
+      </w:rPr>
+    </w:lvl>
+    <w:lvl w:ilvl="2" w:tentative="1">
+      <w:start w:val="1"/>
+      <w:numFmt w:val="bullet"/>
+      <w:lvlText w:val=""/>
+      <w:lvlJc w:val="left"/>
+      <w:pPr>
+        <w:tabs>
+          <w:tab w:val="num" w:pos="2160"/>
+        </w:tabs>
+        <w:ind w:left="2160" w:hanging="360"/>
+      </w:pPr>
+      <w:rPr>
+        <w:rFonts w:ascii="Wingdings" w:hAnsi="Wingdings" w:hint="default"/>
+        <w:sz w:val="20"/>
+      </w:rPr>
+    </w:lvl>
+    <w:lvl w:ilvl="3" w:tentative="1">
+      <w:start w:val="1"/>
+      <w:numFmt w:val="bullet"/>
+      <w:lvlText w:val=""/>
+      <w:lvlJc w:val="left"/>
+      <w:pPr>
+        <w:tabs>
+          <w:tab w:val="num" w:pos="2880"/>
+        </w:tabs>
+        <w:ind w:left="2880" w:hanging="360"/>
+      </w:pPr>
+      <w:rPr>
+        <w:rFonts w:ascii="Wingdings" w:hAnsi="Wingdings" w:hint="default"/>
+        <w:sz w:val="20"/>
+      </w:rPr>
+    </w:lvl>
+    <w:lvl w:ilvl="4" w:tentative="1">
+      <w:start w:val="1"/>
+      <w:numFmt w:val="bullet"/>
+      <w:lvlText w:val=""/>
+      <w:lvlJc w:val="left"/>
+      <w:pPr>
+        <w:tabs>
+          <w:tab w:val="num" w:pos="3600"/>
+        </w:tabs>
+        <w:ind w:left="3600" w:hanging="360"/>
+      </w:pPr>
+      <w:rPr>
+        <w:rFonts w:ascii="Wingdings" w:hAnsi="Wingdings" w:hint="default"/>
+        <w:sz w:val="20"/>
+      </w:rPr>
+    </w:lvl>
+    <w:lvl w:ilvl="5" w:tentative="1">
+      <w:start w:val="1"/>
+      <w:numFmt w:val="bullet"/>
+      <w:lvlText w:val=""/>
+      <w:lvlJc w:val="left"/>
+      <w:pPr>
+        <w:tabs>
+          <w:tab w:val="num" w:pos="4320"/>
+        </w:tabs>
+        <w:ind w:left="4320" w:hanging="360"/>
+      </w:pPr>
+      <w:rPr>
+        <w:rFonts w:ascii="Wingdings" w:hAnsi="Wingdings" w:hint="default"/>
+        <w:sz w:val="20"/>
+      </w:rPr>
+    </w:lvl>
+    <w:lvl w:ilvl="6" w:tentative="1">
+      <w:start w:val="1"/>
+      <w:numFmt w:val="bullet"/>
+      <w:lvlText w:val=""/>
+      <w:lvlJc w:val="left"/>
+      <w:pPr>
+        <w:tabs>
+          <w:tab w:val="num" w:pos="5040"/>
+        </w:tabs>
+        <w:ind w:left="5040" w:hanging="360"/>
+      </w:pPr>
+      <w:rPr>
+        <w:rFonts w:ascii="Wingdings" w:hAnsi="Wingdings" w:hint="default"/>
+        <w:sz w:val="20"/>
+      </w:rPr>
+    </w:lvl>
+    <w:lvl w:ilvl="7" w:tentative="1">
+      <w:start w:val="1"/>
+      <w:numFmt w:val="bullet"/>
+      <w:lvlText w:val=""/>
+      <w:lvlJc w:val="left"/>
+      <w:pPr>
+        <w:tabs>
+          <w:tab w:val="num" w:pos="5760"/>
+        </w:tabs>
+        <w:ind w:left="5760" w:hanging="360"/>
+      </w:pPr>
+      <w:rPr>
+        <w:rFonts w:ascii="Wingdings" w:hAnsi="Wingdings" w:hint="default"/>
+        <w:sz w:val="20"/>
+      </w:rPr>
+    </w:lvl>
+    <w:lvl w:ilvl="8" w:tentative="1">
+      <w:start w:val="1"/>
+      <w:numFmt w:val="bullet"/>
+      <w:lvlText w:val=""/>
+      <w:lvlJc w:val="left"/>
+      <w:pPr>
+        <w:tabs>
+          <w:tab w:val="num" w:pos="6480"/>
+        </w:tabs>
+        <w:ind w:left="6480" w:hanging="360"/>
+      </w:pPr>
+      <w:rPr>
+        <w:rFonts w:ascii="Wingdings" w:hAnsi="Wingdings" w:hint="default"/>
+        <w:sz w:val="20"/>
+      </w:rPr>
+    </w:lvl>
+  </w:abstractNum>
+  <w:abstractNum w:abstractNumId="51" w15:restartNumberingAfterBreak="0">
     <w:nsid w:val="7E2C2EC5"/>
     <w:multiLevelType w:val="multilevel"/>
     <w:tmpl w:val="048CE6BC"/>
@@ -9286,121 +14296,160 @@
     </w:lvl>
   </w:abstractNum>
   <w:num w:numId="1" w16cid:durableId="734623452">
+    <w:abstractNumId w:val="18"/>
+  </w:num>
+  <w:num w:numId="2" w16cid:durableId="944574590">
+    <w:abstractNumId w:val="13"/>
+  </w:num>
+  <w:num w:numId="3" w16cid:durableId="477499638">
+    <w:abstractNumId w:val="41"/>
+  </w:num>
+  <w:num w:numId="4" w16cid:durableId="2119718001">
+    <w:abstractNumId w:val="27"/>
+  </w:num>
+  <w:num w:numId="5" w16cid:durableId="807284507">
+    <w:abstractNumId w:val="20"/>
+  </w:num>
+  <w:num w:numId="6" w16cid:durableId="705063872">
+    <w:abstractNumId w:val="35"/>
+  </w:num>
+  <w:num w:numId="7" w16cid:durableId="352921989">
+    <w:abstractNumId w:val="46"/>
+  </w:num>
+  <w:num w:numId="8" w16cid:durableId="769813839">
+    <w:abstractNumId w:val="5"/>
+  </w:num>
+  <w:num w:numId="9" w16cid:durableId="381174966">
+    <w:abstractNumId w:val="12"/>
+  </w:num>
+  <w:num w:numId="10" w16cid:durableId="523590782">
+    <w:abstractNumId w:val="17"/>
+  </w:num>
+  <w:num w:numId="11" w16cid:durableId="1035153537">
+    <w:abstractNumId w:val="3"/>
+  </w:num>
+  <w:num w:numId="12" w16cid:durableId="1209295875">
+    <w:abstractNumId w:val="47"/>
+  </w:num>
+  <w:num w:numId="13" w16cid:durableId="284313630">
+    <w:abstractNumId w:val="1"/>
+  </w:num>
+  <w:num w:numId="14" w16cid:durableId="1941716243">
+    <w:abstractNumId w:val="37"/>
+  </w:num>
+  <w:num w:numId="15" w16cid:durableId="946814692">
+    <w:abstractNumId w:val="22"/>
+  </w:num>
+  <w:num w:numId="16" w16cid:durableId="194345207">
+    <w:abstractNumId w:val="44"/>
+  </w:num>
+  <w:num w:numId="17" w16cid:durableId="578558546">
+    <w:abstractNumId w:val="49"/>
+  </w:num>
+  <w:num w:numId="18" w16cid:durableId="1536576355">
+    <w:abstractNumId w:val="38"/>
+  </w:num>
+  <w:num w:numId="19" w16cid:durableId="517889733">
+    <w:abstractNumId w:val="23"/>
+  </w:num>
+  <w:num w:numId="20" w16cid:durableId="530649475">
+    <w:abstractNumId w:val="45"/>
+  </w:num>
+  <w:num w:numId="21" w16cid:durableId="1060398953">
+    <w:abstractNumId w:val="48"/>
+  </w:num>
+  <w:num w:numId="22" w16cid:durableId="454450412">
+    <w:abstractNumId w:val="51"/>
+  </w:num>
+  <w:num w:numId="23" w16cid:durableId="1415973370">
+    <w:abstractNumId w:val="33"/>
+  </w:num>
+  <w:num w:numId="24" w16cid:durableId="206651828">
+    <w:abstractNumId w:val="34"/>
+  </w:num>
+  <w:num w:numId="25" w16cid:durableId="1404720213">
+    <w:abstractNumId w:val="24"/>
+  </w:num>
+  <w:num w:numId="26" w16cid:durableId="1947883389">
+    <w:abstractNumId w:val="4"/>
+  </w:num>
+  <w:num w:numId="27" w16cid:durableId="1835759419">
+    <w:abstractNumId w:val="9"/>
+  </w:num>
+  <w:num w:numId="28" w16cid:durableId="411203305">
+    <w:abstractNumId w:val="7"/>
+  </w:num>
+  <w:num w:numId="29" w16cid:durableId="1498032821">
+    <w:abstractNumId w:val="10"/>
+  </w:num>
+  <w:num w:numId="30" w16cid:durableId="1880892456">
+    <w:abstractNumId w:val="11"/>
+  </w:num>
+  <w:num w:numId="31" w16cid:durableId="668673969">
+    <w:abstractNumId w:val="28"/>
+  </w:num>
+  <w:num w:numId="32" w16cid:durableId="1420977613">
+    <w:abstractNumId w:val="32"/>
+  </w:num>
+  <w:num w:numId="33" w16cid:durableId="1453011604">
     <w:abstractNumId w:val="15"/>
   </w:num>
-  <w:num w:numId="2" w16cid:durableId="944574590">
-    <w:abstractNumId w:val="11"/>
+  <w:num w:numId="34" w16cid:durableId="1398286852">
+    <w:abstractNumId w:val="8"/>
   </w:num>
-  <w:num w:numId="3" w16cid:durableId="477499638">
+  <w:num w:numId="35" w16cid:durableId="1860000562">
+    <w:abstractNumId w:val="6"/>
+  </w:num>
+  <w:num w:numId="36" w16cid:durableId="850871706">
     <w:abstractNumId w:val="31"/>
   </w:num>
-  <w:num w:numId="4" w16cid:durableId="2119718001">
-    <w:abstractNumId w:val="20"/>
+  <w:num w:numId="37" w16cid:durableId="933981077">
+    <w:abstractNumId w:val="36"/>
   </w:num>
-  <w:num w:numId="5" w16cid:durableId="807284507">
+  <w:num w:numId="38" w16cid:durableId="706414473">
+    <w:abstractNumId w:val="40"/>
+  </w:num>
+  <w:num w:numId="39" w16cid:durableId="717897153">
     <w:abstractNumId w:val="16"/>
   </w:num>
-  <w:num w:numId="6" w16cid:durableId="705063872">
+  <w:num w:numId="40" w16cid:durableId="1345477588">
+    <w:abstractNumId w:val="14"/>
+  </w:num>
+  <w:num w:numId="41" w16cid:durableId="1697192329">
+    <w:abstractNumId w:val="2"/>
+  </w:num>
+  <w:num w:numId="42" w16cid:durableId="1269699653">
+    <w:abstractNumId w:val="25"/>
+  </w:num>
+  <w:num w:numId="43" w16cid:durableId="1265309106">
+    <w:abstractNumId w:val="39"/>
+  </w:num>
+  <w:num w:numId="44" w16cid:durableId="702829426">
+    <w:abstractNumId w:val="43"/>
+  </w:num>
+  <w:num w:numId="45" w16cid:durableId="399638772">
+    <w:abstractNumId w:val="0"/>
+  </w:num>
+  <w:num w:numId="46" w16cid:durableId="654335974">
     <w:abstractNumId w:val="26"/>
   </w:num>
-  <w:num w:numId="7" w16cid:durableId="352921989">
-    <w:abstractNumId w:val="34"/>
+  <w:num w:numId="47" w16cid:durableId="357704185">
+    <w:abstractNumId w:val="30"/>
   </w:num>
-  <w:num w:numId="8" w16cid:durableId="769813839">
-    <w:abstractNumId w:val="3"/>
+  <w:num w:numId="48" w16cid:durableId="921917548">
+    <w:abstractNumId w:val="50"/>
   </w:num>
-  <w:num w:numId="9" w16cid:durableId="381174966">
-    <w:abstractNumId w:val="10"/>
+  <w:num w:numId="49" w16cid:durableId="491601465">
+    <w:abstractNumId w:val="19"/>
   </w:num>
-  <w:num w:numId="10" w16cid:durableId="523590782">
-    <w:abstractNumId w:val="14"/>
-  </w:num>
-  <w:num w:numId="11" w16cid:durableId="1035153537">
-    <w:abstractNumId w:val="1"/>
-  </w:num>
-  <w:num w:numId="12" w16cid:durableId="1209295875">
-    <w:abstractNumId w:val="35"/>
-  </w:num>
-  <w:num w:numId="13" w16cid:durableId="284313630">
-    <w:abstractNumId w:val="0"/>
-  </w:num>
-  <w:num w:numId="14" w16cid:durableId="1941716243">
-    <w:abstractNumId w:val="28"/>
-  </w:num>
-  <w:num w:numId="15" w16cid:durableId="946814692">
-    <w:abstractNumId w:val="17"/>
-  </w:num>
-  <w:num w:numId="16" w16cid:durableId="194345207">
-    <w:abstractNumId w:val="32"/>
-  </w:num>
-  <w:num w:numId="17" w16cid:durableId="578558546">
-    <w:abstractNumId w:val="37"/>
-  </w:num>
-  <w:num w:numId="18" w16cid:durableId="1536576355">
+  <w:num w:numId="50" w16cid:durableId="550845074">
     <w:abstractNumId w:val="29"/>
   </w:num>
-  <w:num w:numId="19" w16cid:durableId="517889733">
-    <w:abstractNumId w:val="18"/>
-  </w:num>
-  <w:num w:numId="20" w16cid:durableId="530649475">
-    <w:abstractNumId w:val="33"/>
-  </w:num>
-  <w:num w:numId="21" w16cid:durableId="1060398953">
-    <w:abstractNumId w:val="36"/>
-  </w:num>
-  <w:num w:numId="22" w16cid:durableId="454450412">
-    <w:abstractNumId w:val="38"/>
-  </w:num>
-  <w:num w:numId="23" w16cid:durableId="1415973370">
-    <w:abstractNumId w:val="24"/>
-  </w:num>
-  <w:num w:numId="24" w16cid:durableId="206651828">
-    <w:abstractNumId w:val="25"/>
-  </w:num>
-  <w:num w:numId="25" w16cid:durableId="1404720213">
-    <w:abstractNumId w:val="19"/>
-  </w:num>
-  <w:num w:numId="26" w16cid:durableId="1947883389">
-    <w:abstractNumId w:val="2"/>
-  </w:num>
-  <w:num w:numId="27" w16cid:durableId="1835759419">
-    <w:abstractNumId w:val="7"/>
-  </w:num>
-  <w:num w:numId="28" w16cid:durableId="411203305">
-    <w:abstractNumId w:val="5"/>
-  </w:num>
-  <w:num w:numId="29" w16cid:durableId="1498032821">
-    <w:abstractNumId w:val="8"/>
-  </w:num>
-  <w:num w:numId="30" w16cid:durableId="1880892456">
-    <w:abstractNumId w:val="9"/>
-  </w:num>
-  <w:num w:numId="31" w16cid:durableId="668673969">
+  <w:num w:numId="51" w16cid:durableId="481820837">
     <w:abstractNumId w:val="21"/>
   </w:num>
-  <w:num w:numId="32" w16cid:durableId="1420977613">
-    <w:abstractNumId w:val="23"/>
-  </w:num>
-  <w:num w:numId="33" w16cid:durableId="1453011604">
-    <w:abstractNumId w:val="12"/>
-  </w:num>
-  <w:num w:numId="34" w16cid:durableId="1398286852">
-    <w:abstractNumId w:val="6"/>
-  </w:num>
-  <w:num w:numId="35" w16cid:durableId="1860000562">
-    <w:abstractNumId w:val="4"/>
-  </w:num>
-  <w:num w:numId="36" w16cid:durableId="850871706">
-    <w:abstractNumId w:val="22"/>
-  </w:num>
-  <w:num w:numId="37" w16cid:durableId="933981077">
-    <w:abstractNumId w:val="27"/>
-  </w:num>
-  <w:num w:numId="38" w16cid:durableId="706414473">
-    <w:abstractNumId w:val="30"/>
-  </w:num>
-  <w:num w:numId="39" w16cid:durableId="717897153">
-    <w:abstractNumId w:val="13"/>
+  <w:num w:numId="52" w16cid:durableId="1040932044">
+    <w:abstractNumId w:val="42"/>
   </w:num>
 </w:numbering>
 </file>
